--- a/ind/docx/30.content.docx
+++ b/ind/docx/30.content.docx
@@ -19,7 +19,7 @@
         <w:rPr>
           <w:lang w:val="id_ID" w:bidi="id_ID"/>
         </w:rPr>
-        <w:t>Resource: Tyndale Open Study Notes</w:t>
+        <w:t>Resource: Aquifer Open Study Notes</w:t>
       </w:r>
       <w:r>
         <w:rPr>
@@ -112,7 +112,7 @@
         <w:rPr>
           <w:lang w:val="id_ID" w:bidi="id_ID"/>
         </w:rPr>
-        <w:t>Tyndale Open Study Notes</w:t>
+        <w:t>Aquifer Open Study Notes</w:t>
       </w:r>
     </w:p>
     <w:p>

--- a/ind/docx/30.content.docx
+++ b/ind/docx/30.content.docx
@@ -233,72 +233,48 @@
         </w:rPr>
         <w:t>Perkataan yang dinyatakan: Cara standar mengawali pesan kenabian ini (</w:t>
       </w:r>
-      <w:hyperlink r:id="rId13">
-        <w:r>
-          <w:rPr>
-            <w:lang w:val="id_ID" w:bidi="id_ID"/>
-          </w:rPr>
-          <w:rPr>
-            <w:color w:val="0000EE"/>
-            <w:u w:val="single"/>
-          </w:rPr>
-          <w:t>Yer. 1:1</w:t>
-        </w:r>
-      </w:hyperlink>
+      <w:r>
+        <w:rPr>
+          <w:lang w:val="id_ID" w:bidi="id_ID"/>
+        </w:rPr>
+        <w:t>Yer. 1:1</w:t>
+      </w:r>
       <w:r>
         <w:rPr>
           <w:lang w:val="id_ID" w:bidi="id_ID"/>
         </w:rPr>
         <w:t xml:space="preserve">; lihat juga </w:t>
       </w:r>
-      <w:hyperlink r:id="rId14">
-        <w:r>
-          <w:rPr>
-            <w:lang w:val="id_ID" w:bidi="id_ID"/>
-          </w:rPr>
-          <w:rPr>
-            <w:color w:val="0000EE"/>
-            <w:u w:val="single"/>
-          </w:rPr>
-          <w:t>Hag. 1:12</w:t>
-        </w:r>
-      </w:hyperlink>
+      <w:r>
+        <w:rPr>
+          <w:lang w:val="id_ID" w:bidi="id_ID"/>
+        </w:rPr>
+        <w:t>Hag. 1:12</w:t>
+      </w:r>
       <w:r>
         <w:rPr>
           <w:lang w:val="id_ID" w:bidi="id_ID"/>
         </w:rPr>
         <w:t>) menekankan bentuk dan isinya. • Peternak domba (Ibrani noqed): Kata ini hanya digunakan satu kali di ayat lain dalam Perjanjian Lama, untuk menggambarkan raja Moab sebagai “peternak domba” (</w:t>
       </w:r>
-      <w:hyperlink r:id="rId15">
-        <w:r>
-          <w:rPr>
-            <w:lang w:val="id_ID" w:bidi="id_ID"/>
-          </w:rPr>
-          <w:rPr>
-            <w:color w:val="0000EE"/>
-            <w:u w:val="single"/>
-          </w:rPr>
-          <w:t>2Raj. 3:4</w:t>
-        </w:r>
-      </w:hyperlink>
+      <w:r>
+        <w:rPr>
+          <w:lang w:val="id_ID" w:bidi="id_ID"/>
+        </w:rPr>
+        <w:t>2Raj. 3:4</w:t>
+      </w:r>
       <w:r>
         <w:rPr>
           <w:lang w:val="id_ID" w:bidi="id_ID"/>
         </w:rPr>
         <w:t xml:space="preserve">). Amos menggambarkan pekerjaannya dalam </w:t>
       </w:r>
-      <w:hyperlink r:id="rId16">
-        <w:r>
-          <w:rPr>
-            <w:lang w:val="id_ID" w:bidi="id_ID"/>
-          </w:rPr>
-          <w:rPr>
-            <w:color w:val="0000EE"/>
-            <w:u w:val="single"/>
-          </w:rPr>
-          <w:t>Amos 7:14</w:t>
-        </w:r>
-      </w:hyperlink>
+      <w:r>
+        <w:rPr>
+          <w:lang w:val="id_ID" w:bidi="id_ID"/>
+        </w:rPr>
+        <w:t>Amos 7:14</w:t>
+      </w:r>
       <w:r>
         <w:rPr>
           <w:lang w:val="id_ID" w:bidi="id_ID"/>
@@ -330,144 +306,96 @@
         </w:rPr>
         <w:t xml:space="preserve">, “Nabi Amos”). Amos bukanlah nabi profesional yang melayani di istana atau Bait Suci. • Amos menerima pesan ini melalui penglihatan—yaitu, melalui wahyu ilahi (lihat </w:t>
       </w:r>
-      <w:hyperlink r:id="rId17">
-        <w:r>
-          <w:rPr>
-            <w:lang w:val="id_ID" w:bidi="id_ID"/>
-          </w:rPr>
-          <w:rPr>
-            <w:color w:val="0000EE"/>
-            <w:u w:val="single"/>
-          </w:rPr>
-          <w:t>Yes 1:1</w:t>
-        </w:r>
-      </w:hyperlink>
+      <w:r>
+        <w:rPr>
+          <w:lang w:val="id_ID" w:bidi="id_ID"/>
+        </w:rPr>
+        <w:t>Yes 1:1</w:t>
+      </w:r>
       <w:r>
         <w:rPr>
           <w:lang w:val="id_ID" w:bidi="id_ID"/>
         </w:rPr>
         <w:t>). • Amos menggambarkan gempa bumi yang terjadi pada masa pemerintahan Uzia (</w:t>
       </w:r>
-      <w:hyperlink r:id="rId18">
-        <w:r>
-          <w:rPr>
-            <w:lang w:val="id_ID" w:bidi="id_ID"/>
-          </w:rPr>
-          <w:rPr>
-            <w:color w:val="0000EE"/>
-            <w:u w:val="single"/>
-          </w:rPr>
-          <w:t>Zak. 14:5</w:t>
-        </w:r>
-      </w:hyperlink>
+      <w:r>
+        <w:rPr>
+          <w:lang w:val="id_ID" w:bidi="id_ID"/>
+        </w:rPr>
+        <w:t>Zak. 14:5</w:t>
+      </w:r>
       <w:r>
         <w:rPr>
           <w:lang w:val="id_ID" w:bidi="id_ID"/>
         </w:rPr>
         <w:t>) sebagai tindakan penghakiman Allah (</w:t>
       </w:r>
-      <w:hyperlink r:id="rId19">
-        <w:r>
-          <w:rPr>
-            <w:lang w:val="id_ID" w:bidi="id_ID"/>
-          </w:rPr>
-          <w:rPr>
-            <w:color w:val="0000EE"/>
-            <w:u w:val="single"/>
-          </w:rPr>
-          <w:t>Amos 3:14–15</w:t>
-        </w:r>
-      </w:hyperlink>
+      <w:r>
+        <w:rPr>
+          <w:lang w:val="id_ID" w:bidi="id_ID"/>
+        </w:rPr>
+        <w:t>Amos 3:14–15</w:t>
+      </w:r>
       <w:r>
         <w:rPr>
           <w:lang w:val="id_ID" w:bidi="id_ID"/>
         </w:rPr>
         <w:t xml:space="preserve">; </w:t>
       </w:r>
-      <w:hyperlink r:id="rId20">
-        <w:r>
-          <w:rPr>
-            <w:lang w:val="id_ID" w:bidi="id_ID"/>
-          </w:rPr>
-          <w:rPr>
-            <w:color w:val="0000EE"/>
-            <w:u w:val="single"/>
-          </w:rPr>
-          <w:t>6:11</w:t>
-        </w:r>
-      </w:hyperlink>
+      <w:r>
+        <w:rPr>
+          <w:lang w:val="id_ID" w:bidi="id_ID"/>
+        </w:rPr>
+        <w:t>6:11</w:t>
+      </w:r>
       <w:r>
         <w:rPr>
           <w:lang w:val="id_ID" w:bidi="id_ID"/>
         </w:rPr>
         <w:t xml:space="preserve">, </w:t>
       </w:r>
-      <w:hyperlink r:id="rId21">
-        <w:r>
-          <w:rPr>
-            <w:lang w:val="id_ID" w:bidi="id_ID"/>
-          </w:rPr>
-          <w:rPr>
-            <w:color w:val="0000EE"/>
-            <w:u w:val="single"/>
-          </w:rPr>
-          <w:t>14</w:t>
-        </w:r>
-      </w:hyperlink>
+      <w:r>
+        <w:rPr>
+          <w:lang w:val="id_ID" w:bidi="id_ID"/>
+        </w:rPr>
+        <w:t>14</w:t>
+      </w:r>
       <w:r>
         <w:rPr>
           <w:lang w:val="id_ID" w:bidi="id_ID"/>
         </w:rPr>
         <w:t xml:space="preserve">; </w:t>
       </w:r>
-      <w:hyperlink r:id="rId22">
-        <w:r>
-          <w:rPr>
-            <w:lang w:val="id_ID" w:bidi="id_ID"/>
-          </w:rPr>
-          <w:rPr>
-            <w:color w:val="0000EE"/>
-            <w:u w:val="single"/>
-          </w:rPr>
-          <w:t>8:8</w:t>
-        </w:r>
-      </w:hyperlink>
+      <w:r>
+        <w:rPr>
+          <w:lang w:val="id_ID" w:bidi="id_ID"/>
+        </w:rPr>
+        <w:t>8:8</w:t>
+      </w:r>
       <w:r>
         <w:rPr>
           <w:lang w:val="id_ID" w:bidi="id_ID"/>
         </w:rPr>
         <w:t xml:space="preserve">; </w:t>
       </w:r>
-      <w:hyperlink r:id="rId23">
-        <w:r>
-          <w:rPr>
-            <w:lang w:val="id_ID" w:bidi="id_ID"/>
-          </w:rPr>
-          <w:rPr>
-            <w:color w:val="0000EE"/>
-            <w:u w:val="single"/>
-          </w:rPr>
-          <w:t>9:1</w:t>
-        </w:r>
-      </w:hyperlink>
+      <w:r>
+        <w:rPr>
+          <w:lang w:val="id_ID" w:bidi="id_ID"/>
+        </w:rPr>
+        <w:t>9:1</w:t>
+      </w:r>
       <w:r>
         <w:rPr>
           <w:lang w:val="id_ID" w:bidi="id_ID"/>
         </w:rPr>
         <w:t xml:space="preserve">, </w:t>
       </w:r>
-      <w:hyperlink r:id="rId24">
-        <w:r>
-          <w:rPr>
-            <w:lang w:val="id_ID" w:bidi="id_ID"/>
-          </w:rPr>
-          <w:rPr>
-            <w:color w:val="0000EE"/>
-            <w:u w:val="single"/>
-          </w:rPr>
-          <w:t>9</w:t>
-        </w:r>
-      </w:hyperlink>
+      <w:r>
+        <w:rPr>
+          <w:lang w:val="id_ID" w:bidi="id_ID"/>
+        </w:rPr>
+        <w:t>9</w:t>
+      </w:r>
       <w:r>
         <w:rPr>
           <w:lang w:val="id_ID" w:bidi="id_ID"/>
@@ -583,36 +511,24 @@
         </w:rPr>
         <w:t xml:space="preserve"> Ungkapan ini digunakan untuk menggambarkan tindakan pemberontakan yang berulang-ulang terhadap tatanan alamiah yang ditetapkan oleh Allah. Frasa Ibrani ini tidak menunjukkan hitungan yang ketat, tetapi pola pelanggaran yang terus-menerus. • menindas umat-Ku: Mengirik gandum berarti memisahkan bulir gandum dari sekamnya dengan menarik kereta kayu bergigi tajam untuk menggilas gandum yang sudah dipotong (</w:t>
       </w:r>
-      <w:hyperlink r:id="rId25">
-        <w:r>
-          <w:rPr>
-            <w:lang w:val="id_ID" w:bidi="id_ID"/>
-          </w:rPr>
-          <w:rPr>
-            <w:color w:val="0000EE"/>
-            <w:u w:val="single"/>
-          </w:rPr>
-          <w:t>Yes. 41:15</w:t>
-        </w:r>
-      </w:hyperlink>
+      <w:r>
+        <w:rPr>
+          <w:lang w:val="id_ID" w:bidi="id_ID"/>
+        </w:rPr>
+        <w:t>Yes. 41:15</w:t>
+      </w:r>
       <w:r>
         <w:rPr>
           <w:lang w:val="id_ID" w:bidi="id_ID"/>
         </w:rPr>
         <w:t xml:space="preserve">; lihat </w:t>
       </w:r>
-      <w:hyperlink r:id="rId26">
-        <w:r>
-          <w:rPr>
-            <w:lang w:val="id_ID" w:bidi="id_ID"/>
-          </w:rPr>
-          <w:rPr>
-            <w:color w:val="0000EE"/>
-            <w:u w:val="single"/>
-          </w:rPr>
-          <w:t>Mi. 4:13</w:t>
-        </w:r>
-      </w:hyperlink>
+      <w:r>
+        <w:rPr>
+          <w:lang w:val="id_ID" w:bidi="id_ID"/>
+        </w:rPr>
+        <w:t>Mi. 4:13</w:t>
+      </w:r>
       <w:r>
         <w:rPr>
           <w:lang w:val="id_ID" w:bidi="id_ID"/>
@@ -667,18 +583,12 @@
         </w:rPr>
         <w:t>Damsyik, ibu kota Aram, memperlakukan orang-orang Gilead dengan kejam, wilayah Israel di sebelah timur Yordan. Pada saat Ahab meninggal (tahun 853 SM), Damsyik telah merebut Ramot di Gilead (</w:t>
       </w:r>
-      <w:hyperlink r:id="rId27">
-        <w:r>
-          <w:rPr>
-            <w:lang w:val="id_ID" w:bidi="id_ID"/>
-          </w:rPr>
-          <w:rPr>
-            <w:color w:val="0000EE"/>
-            <w:u w:val="single"/>
-          </w:rPr>
-          <w:t>1Raj. 22:3</w:t>
-        </w:r>
-      </w:hyperlink>
+      <w:r>
+        <w:rPr>
+          <w:lang w:val="id_ID" w:bidi="id_ID"/>
+        </w:rPr>
+        <w:t>1Raj. 22:3</w:t>
+      </w:r>
       <w:r>
         <w:rPr>
           <w:lang w:val="id_ID" w:bidi="id_ID"/>
@@ -787,108 +697,72 @@
         </w:rPr>
         <w:t xml:space="preserve">: Pada zaman kuno, kota-kota yang ditaklukkan sering dibakar oleh tentara penyerbu (lihat juga </w:t>
       </w:r>
-      <w:hyperlink r:id="rId28">
-        <w:r>
-          <w:rPr>
-            <w:lang w:val="id_ID" w:bidi="id_ID"/>
-          </w:rPr>
-          <w:rPr>
-            <w:color w:val="0000EE"/>
-            <w:u w:val="single"/>
-          </w:rPr>
-          <w:t>1:7</w:t>
-        </w:r>
-      </w:hyperlink>
+      <w:r>
+        <w:rPr>
+          <w:lang w:val="id_ID" w:bidi="id_ID"/>
+        </w:rPr>
+        <w:t>1:7</w:t>
+      </w:r>
       <w:r>
         <w:rPr>
           <w:lang w:val="id_ID" w:bidi="id_ID"/>
         </w:rPr>
         <w:t xml:space="preserve">, </w:t>
       </w:r>
-      <w:hyperlink r:id="rId29">
-        <w:r>
-          <w:rPr>
-            <w:lang w:val="id_ID" w:bidi="id_ID"/>
-          </w:rPr>
-          <w:rPr>
-            <w:color w:val="0000EE"/>
-            <w:u w:val="single"/>
-          </w:rPr>
-          <w:t>10</w:t>
-        </w:r>
-      </w:hyperlink>
+      <w:r>
+        <w:rPr>
+          <w:lang w:val="id_ID" w:bidi="id_ID"/>
+        </w:rPr>
+        <w:t>10</w:t>
+      </w:r>
       <w:r>
         <w:rPr>
           <w:lang w:val="id_ID" w:bidi="id_ID"/>
         </w:rPr>
         <w:t xml:space="preserve">, </w:t>
       </w:r>
-      <w:hyperlink r:id="rId30">
-        <w:r>
-          <w:rPr>
-            <w:lang w:val="id_ID" w:bidi="id_ID"/>
-          </w:rPr>
-          <w:rPr>
-            <w:color w:val="0000EE"/>
-            <w:u w:val="single"/>
-          </w:rPr>
-          <w:t>12</w:t>
-        </w:r>
-      </w:hyperlink>
+      <w:r>
+        <w:rPr>
+          <w:lang w:val="id_ID" w:bidi="id_ID"/>
+        </w:rPr>
+        <w:t>12</w:t>
+      </w:r>
       <w:r>
         <w:rPr>
           <w:lang w:val="id_ID" w:bidi="id_ID"/>
         </w:rPr>
         <w:t xml:space="preserve">, </w:t>
       </w:r>
-      <w:hyperlink r:id="rId31">
-        <w:r>
-          <w:rPr>
-            <w:lang w:val="id_ID" w:bidi="id_ID"/>
-          </w:rPr>
-          <w:rPr>
-            <w:color w:val="0000EE"/>
-            <w:u w:val="single"/>
-          </w:rPr>
-          <w:t>14</w:t>
-        </w:r>
-      </w:hyperlink>
+      <w:r>
+        <w:rPr>
+          <w:lang w:val="id_ID" w:bidi="id_ID"/>
+        </w:rPr>
+        <w:t>14</w:t>
+      </w:r>
       <w:r>
         <w:rPr>
           <w:lang w:val="id_ID" w:bidi="id_ID"/>
         </w:rPr>
         <w:t xml:space="preserve">; </w:t>
       </w:r>
-      <w:hyperlink r:id="rId32">
-        <w:r>
-          <w:rPr>
-            <w:lang w:val="id_ID" w:bidi="id_ID"/>
-          </w:rPr>
-          <w:rPr>
-            <w:color w:val="0000EE"/>
-            <w:u w:val="single"/>
-          </w:rPr>
-          <w:t>2:2</w:t>
-        </w:r>
-      </w:hyperlink>
+      <w:r>
+        <w:rPr>
+          <w:lang w:val="id_ID" w:bidi="id_ID"/>
+        </w:rPr>
+        <w:t>2:2</w:t>
+      </w:r>
       <w:r>
         <w:rPr>
           <w:lang w:val="id_ID" w:bidi="id_ID"/>
         </w:rPr>
         <w:t xml:space="preserve">, </w:t>
       </w:r>
-      <w:hyperlink r:id="rId33">
-        <w:r>
-          <w:rPr>
-            <w:lang w:val="id_ID" w:bidi="id_ID"/>
-          </w:rPr>
-          <w:rPr>
-            <w:color w:val="0000EE"/>
-            <w:u w:val="single"/>
-          </w:rPr>
-          <w:t>5</w:t>
-        </w:r>
-      </w:hyperlink>
+      <w:r>
+        <w:rPr>
+          <w:lang w:val="id_ID" w:bidi="id_ID"/>
+        </w:rPr>
+        <w:t>5</w:t>
+      </w:r>
       <w:r>
         <w:rPr>
           <w:lang w:val="id_ID" w:bidi="id_ID"/>
@@ -969,90 +843,60 @@
         </w:rPr>
         <w:t xml:space="preserve"> (</w:t>
       </w:r>
-      <w:hyperlink r:id="rId34">
-        <w:r>
-          <w:rPr>
-            <w:lang w:val="id_ID" w:bidi="id_ID"/>
-          </w:rPr>
-          <w:rPr>
-            <w:color w:val="0000EE"/>
-            <w:u w:val="single"/>
-          </w:rPr>
-          <w:t>2Raj. 19:12</w:t>
-        </w:r>
-      </w:hyperlink>
+      <w:r>
+        <w:rPr>
+          <w:lang w:val="id_ID" w:bidi="id_ID"/>
+        </w:rPr>
+        <w:t>2Raj. 19:12</w:t>
+      </w:r>
       <w:r>
         <w:rPr>
           <w:lang w:val="id_ID" w:bidi="id_ID"/>
         </w:rPr>
         <w:t xml:space="preserve">; </w:t>
       </w:r>
-      <w:hyperlink r:id="rId35">
-        <w:r>
-          <w:rPr>
-            <w:lang w:val="id_ID" w:bidi="id_ID"/>
-          </w:rPr>
-          <w:rPr>
-            <w:color w:val="0000EE"/>
-            <w:u w:val="single"/>
-          </w:rPr>
-          <w:t>Yeh. 27:23</w:t>
-        </w:r>
-      </w:hyperlink>
+      <w:r>
+        <w:rPr>
+          <w:lang w:val="id_ID" w:bidi="id_ID"/>
+        </w:rPr>
+        <w:t>Yeh. 27:23</w:t>
+      </w:r>
       <w:r>
         <w:rPr>
           <w:lang w:val="id_ID" w:bidi="id_ID"/>
         </w:rPr>
         <w:t>). • Orang Aram awalnya berasal dari Kir (</w:t>
       </w:r>
-      <w:hyperlink r:id="rId36">
-        <w:r>
-          <w:rPr>
-            <w:lang w:val="id_ID" w:bidi="id_ID"/>
-          </w:rPr>
-          <w:rPr>
-            <w:color w:val="0000EE"/>
-            <w:u w:val="single"/>
-          </w:rPr>
-          <w:t>Amos 9:7</w:t>
-        </w:r>
-      </w:hyperlink>
+      <w:r>
+        <w:rPr>
+          <w:lang w:val="id_ID" w:bidi="id_ID"/>
+        </w:rPr>
+        <w:t>Amos 9:7</w:t>
+      </w:r>
       <w:r>
         <w:rPr>
           <w:lang w:val="id_ID" w:bidi="id_ID"/>
         </w:rPr>
         <w:t>), mungkin di selatan Babel; Kir adalah tempat di mana Asyur mendeportasi mereka ketika Damsyik jatuh (</w:t>
       </w:r>
-      <w:hyperlink r:id="rId37">
-        <w:r>
-          <w:rPr>
-            <w:lang w:val="id_ID" w:bidi="id_ID"/>
-          </w:rPr>
-          <w:rPr>
-            <w:color w:val="0000EE"/>
-            <w:u w:val="single"/>
-          </w:rPr>
-          <w:t>2Raj. 16:9</w:t>
-        </w:r>
-      </w:hyperlink>
+      <w:r>
+        <w:rPr>
+          <w:lang w:val="id_ID" w:bidi="id_ID"/>
+        </w:rPr>
+        <w:t>2Raj. 16:9</w:t>
+      </w:r>
       <w:r>
         <w:rPr>
           <w:lang w:val="id_ID" w:bidi="id_ID"/>
         </w:rPr>
         <w:t xml:space="preserve">). Sama seperti Mesir adalah simbol penawanan bagi Israel (lihat </w:t>
       </w:r>
-      <w:hyperlink r:id="rId38">
-        <w:r>
-          <w:rPr>
-            <w:lang w:val="id_ID" w:bidi="id_ID"/>
-          </w:rPr>
-          <w:rPr>
-            <w:color w:val="0000EE"/>
-            <w:u w:val="single"/>
-          </w:rPr>
-          <w:t>Ul. 28:68</w:t>
-        </w:r>
-      </w:hyperlink>
+      <w:r>
+        <w:rPr>
+          <w:lang w:val="id_ID" w:bidi="id_ID"/>
+        </w:rPr>
+        <w:t>Ul. 28:68</w:t>
+      </w:r>
       <w:r>
         <w:rPr>
           <w:lang w:val="id_ID" w:bidi="id_ID"/>
@@ -1161,18 +1005,12 @@
         </w:rPr>
         <w:t>: Uzia menaklukkan orang Filistin (</w:t>
       </w:r>
-      <w:hyperlink r:id="rId39">
-        <w:r>
-          <w:rPr>
-            <w:lang w:val="id_ID" w:bidi="id_ID"/>
-          </w:rPr>
-          <w:rPr>
-            <w:color w:val="0000EE"/>
-            <w:u w:val="single"/>
-          </w:rPr>
-          <w:t>2Taw. 26:6</w:t>
-        </w:r>
-      </w:hyperlink>
+      <w:r>
+        <w:rPr>
+          <w:lang w:val="id_ID" w:bidi="id_ID"/>
+        </w:rPr>
+        <w:t>2Taw. 26:6</w:t>
+      </w:r>
       <w:r>
         <w:rPr>
           <w:lang w:val="id_ID" w:bidi="id_ID"/>
@@ -1227,36 +1065,24 @@
         </w:rPr>
         <w:t>Kota-kota milik bangsa Filistin, yakni Asdod dan Askelon, terletak di atau dekat pantai, sedangkan Ekron berada di pedalaman. Gat tidak disebutkan di sini karena telah ditaklukkan sebelumnya oleh Hazael (</w:t>
       </w:r>
-      <w:hyperlink r:id="rId40">
-        <w:r>
-          <w:rPr>
-            <w:lang w:val="id_ID" w:bidi="id_ID"/>
-          </w:rPr>
-          <w:rPr>
-            <w:color w:val="0000EE"/>
-            <w:u w:val="single"/>
-          </w:rPr>
-          <w:t>2Raj. 12:17</w:t>
-        </w:r>
-      </w:hyperlink>
+      <w:r>
+        <w:rPr>
+          <w:lang w:val="id_ID" w:bidi="id_ID"/>
+        </w:rPr>
+        <w:t>2Raj. 12:17</w:t>
+      </w:r>
       <w:r>
         <w:rPr>
           <w:lang w:val="id_ID" w:bidi="id_ID"/>
         </w:rPr>
         <w:t>) dan kemudian oleh Uzia (</w:t>
       </w:r>
-      <w:hyperlink r:id="rId39">
-        <w:r>
-          <w:rPr>
-            <w:lang w:val="id_ID" w:bidi="id_ID"/>
-          </w:rPr>
-          <w:rPr>
-            <w:color w:val="0000EE"/>
-            <w:u w:val="single"/>
-          </w:rPr>
-          <w:t>2Taw. 26:6</w:t>
-        </w:r>
-      </w:hyperlink>
+      <w:r>
+        <w:rPr>
+          <w:lang w:val="id_ID" w:bidi="id_ID"/>
+        </w:rPr>
+        <w:t>2Taw. 26:6</w:t>
+      </w:r>
       <w:r>
         <w:rPr>
           <w:lang w:val="id_ID" w:bidi="id_ID"/>
@@ -1275,18 +1101,12 @@
         </w:rPr>
         <w:t>: Orang Filistin mempertahankan identitas etnis mereka selama periode Asyur, tetapi perbedaan ini memudar pada masa Persia (</w:t>
       </w:r>
-      <w:hyperlink r:id="rId41">
-        <w:r>
-          <w:rPr>
-            <w:lang w:val="id_ID" w:bidi="id_ID"/>
-          </w:rPr>
-          <w:rPr>
-            <w:color w:val="0000EE"/>
-            <w:u w:val="single"/>
-          </w:rPr>
-          <w:t>Zak. 9:5–7</w:t>
-        </w:r>
-      </w:hyperlink>
+      <w:r>
+        <w:rPr>
+          <w:lang w:val="id_ID" w:bidi="id_ID"/>
+        </w:rPr>
+        <w:t>Zak. 9:5–7</w:t>
+      </w:r>
       <w:r>
         <w:rPr>
           <w:lang w:val="id_ID" w:bidi="id_ID"/>
@@ -1341,108 +1161,72 @@
         </w:rPr>
         <w:t xml:space="preserve">Tirus dan Sidon adalah pelabuhan utama Fenisia. Kejahatan Tirus, seperti Filistea (Am. </w:t>
       </w:r>
-      <w:hyperlink r:id="rId42">
-        <w:r>
-          <w:rPr>
-            <w:lang w:val="id_ID" w:bidi="id_ID"/>
-          </w:rPr>
-          <w:rPr>
-            <w:color w:val="0000EE"/>
-            <w:u w:val="single"/>
-          </w:rPr>
-          <w:t>1:6–8</w:t>
-        </w:r>
-      </w:hyperlink>
+      <w:r>
+        <w:rPr>
+          <w:lang w:val="id_ID" w:bidi="id_ID"/>
+        </w:rPr>
+        <w:t>1:6–8</w:t>
+      </w:r>
       <w:r>
         <w:rPr>
           <w:lang w:val="id_ID" w:bidi="id_ID"/>
         </w:rPr>
         <w:t xml:space="preserve">), adalah menjual seluruh penduduk desa tawanan Israel kepada orang Edom sebagai budak, sebuah penawanan yang diperparah oleh rasa pengkhianatan (lihat </w:t>
       </w:r>
-      <w:hyperlink r:id="rId43">
-        <w:r>
-          <w:rPr>
-            <w:lang w:val="id_ID" w:bidi="id_ID"/>
-          </w:rPr>
-          <w:rPr>
-            <w:color w:val="0000EE"/>
-            <w:u w:val="single"/>
-          </w:rPr>
-          <w:t>2Sam. 5:11</w:t>
-        </w:r>
-      </w:hyperlink>
+      <w:r>
+        <w:rPr>
+          <w:lang w:val="id_ID" w:bidi="id_ID"/>
+        </w:rPr>
+        <w:t>2Sam. 5:11</w:t>
+      </w:r>
       <w:r>
         <w:rPr>
           <w:lang w:val="id_ID" w:bidi="id_ID"/>
         </w:rPr>
         <w:t xml:space="preserve">; </w:t>
       </w:r>
-      <w:hyperlink r:id="rId44">
-        <w:r>
-          <w:rPr>
-            <w:lang w:val="id_ID" w:bidi="id_ID"/>
-          </w:rPr>
-          <w:rPr>
-            <w:color w:val="0000EE"/>
-            <w:u w:val="single"/>
-          </w:rPr>
-          <w:t>1Raj. 5:1</w:t>
-        </w:r>
-      </w:hyperlink>
+      <w:r>
+        <w:rPr>
+          <w:lang w:val="id_ID" w:bidi="id_ID"/>
+        </w:rPr>
+        <w:t>1Raj. 5:1</w:t>
+      </w:r>
       <w:r>
         <w:rPr>
           <w:lang w:val="id_ID" w:bidi="id_ID"/>
         </w:rPr>
         <w:t xml:space="preserve">, </w:t>
       </w:r>
-      <w:hyperlink r:id="rId45">
-        <w:r>
-          <w:rPr>
-            <w:lang w:val="id_ID" w:bidi="id_ID"/>
-          </w:rPr>
-          <w:rPr>
-            <w:color w:val="0000EE"/>
-            <w:u w:val="single"/>
-          </w:rPr>
-          <w:t>11</w:t>
-        </w:r>
-      </w:hyperlink>
+      <w:r>
+        <w:rPr>
+          <w:lang w:val="id_ID" w:bidi="id_ID"/>
+        </w:rPr>
+        <w:t>11</w:t>
+      </w:r>
       <w:r>
         <w:rPr>
           <w:lang w:val="id_ID" w:bidi="id_ID"/>
         </w:rPr>
         <w:t xml:space="preserve">; </w:t>
       </w:r>
-      <w:hyperlink r:id="rId46">
-        <w:r>
-          <w:rPr>
-            <w:lang w:val="id_ID" w:bidi="id_ID"/>
-          </w:rPr>
-          <w:rPr>
-            <w:color w:val="0000EE"/>
-            <w:u w:val="single"/>
-          </w:rPr>
-          <w:t>16:30–31</w:t>
-        </w:r>
-      </w:hyperlink>
+      <w:r>
+        <w:rPr>
+          <w:lang w:val="id_ID" w:bidi="id_ID"/>
+        </w:rPr>
+        <w:t>16:30–31</w:t>
+      </w:r>
       <w:r>
         <w:rPr>
           <w:lang w:val="id_ID" w:bidi="id_ID"/>
         </w:rPr>
         <w:t>). Reputasi Tirus adalah "apa pun bisa dijual"; Yesaya menggambarkan kota itu sebagai perempuan sundal yang menjajakan dagangannya (</w:t>
       </w:r>
-      <w:hyperlink r:id="rId47">
-        <w:r>
-          <w:rPr>
-            <w:lang w:val="id_ID" w:bidi="id_ID"/>
-          </w:rPr>
-          <w:rPr>
-            <w:color w:val="0000EE"/>
-            <w:u w:val="single"/>
-          </w:rPr>
-          <w:t>Yes. 23:15–17</w:t>
-        </w:r>
-      </w:hyperlink>
+      <w:r>
+        <w:rPr>
+          <w:lang w:val="id_ID" w:bidi="id_ID"/>
+        </w:rPr>
+        <w:t>Yes. 23:15–17</w:t>
+      </w:r>
       <w:r>
         <w:rPr>
           <w:lang w:val="id_ID" w:bidi="id_ID"/>
@@ -1497,18 +1281,12 @@
         </w:rPr>
         <w:t xml:space="preserve">api ke dalam tembok: Bagian utama Tirus dibangun di sebuah pulau, sehingga kota itu hampir tidak mungkin untuk ditaklukkan (lihat </w:t>
       </w:r>
-      <w:hyperlink r:id="rId48">
-        <w:r>
-          <w:rPr>
-            <w:lang w:val="id_ID" w:bidi="id_ID"/>
-          </w:rPr>
-          <w:rPr>
-            <w:color w:val="0000EE"/>
-            <w:u w:val="single"/>
-          </w:rPr>
-          <w:t>Yehezkiel 26:1–28:19</w:t>
-        </w:r>
-      </w:hyperlink>
+      <w:r>
+        <w:rPr>
+          <w:lang w:val="id_ID" w:bidi="id_ID"/>
+        </w:rPr>
+        <w:t>Yehezkiel 26:1–28:19</w:t>
+      </w:r>
       <w:r>
         <w:rPr>
           <w:lang w:val="id_ID" w:bidi="id_ID"/>
@@ -1563,144 +1341,96 @@
         </w:rPr>
         <w:t xml:space="preserve">Edom adalah pengkhianat lainnya (lihat </w:t>
       </w:r>
-      <w:hyperlink r:id="rId49">
-        <w:r>
-          <w:rPr>
-            <w:lang w:val="id_ID" w:bidi="id_ID"/>
-          </w:rPr>
-          <w:rPr>
-            <w:color w:val="0000EE"/>
-            <w:u w:val="single"/>
-          </w:rPr>
-          <w:t>1:9</w:t>
-        </w:r>
-      </w:hyperlink>
+      <w:r>
+        <w:rPr>
+          <w:lang w:val="id_ID" w:bidi="id_ID"/>
+        </w:rPr>
+        <w:t>1:9</w:t>
+      </w:r>
       <w:r>
         <w:rPr>
           <w:lang w:val="id_ID" w:bidi="id_ID"/>
         </w:rPr>
         <w:t xml:space="preserve">; </w:t>
       </w:r>
-      <w:hyperlink r:id="rId50">
-        <w:r>
-          <w:rPr>
-            <w:lang w:val="id_ID" w:bidi="id_ID"/>
-          </w:rPr>
-          <w:rPr>
-            <w:color w:val="0000EE"/>
-            <w:u w:val="single"/>
-          </w:rPr>
-          <w:t>Kej. 36</w:t>
-        </w:r>
-      </w:hyperlink>
+      <w:r>
+        <w:rPr>
+          <w:lang w:val="id_ID" w:bidi="id_ID"/>
+        </w:rPr>
+        <w:t>Kej. 36</w:t>
+      </w:r>
       <w:r>
         <w:rPr>
           <w:lang w:val="id_ID" w:bidi="id_ID"/>
         </w:rPr>
         <w:t xml:space="preserve">; lihat juga </w:t>
       </w:r>
-      <w:hyperlink r:id="rId51">
-        <w:r>
-          <w:rPr>
-            <w:lang w:val="id_ID" w:bidi="id_ID"/>
-          </w:rPr>
-          <w:rPr>
-            <w:color w:val="0000EE"/>
-            <w:u w:val="single"/>
-          </w:rPr>
-          <w:t>Kej. 25:23–30</w:t>
-        </w:r>
-      </w:hyperlink>
+      <w:r>
+        <w:rPr>
+          <w:lang w:val="id_ID" w:bidi="id_ID"/>
+        </w:rPr>
+        <w:t>Kej. 25:23–30</w:t>
+      </w:r>
       <w:r>
         <w:rPr>
           <w:lang w:val="id_ID" w:bidi="id_ID"/>
         </w:rPr>
         <w:t xml:space="preserve">; </w:t>
       </w:r>
-      <w:hyperlink r:id="rId52">
-        <w:r>
-          <w:rPr>
-            <w:lang w:val="id_ID" w:bidi="id_ID"/>
-          </w:rPr>
-          <w:rPr>
-            <w:color w:val="0000EE"/>
-            <w:u w:val="single"/>
-          </w:rPr>
-          <w:t>27:39–40</w:t>
-        </w:r>
-      </w:hyperlink>
+      <w:r>
+        <w:rPr>
+          <w:lang w:val="id_ID" w:bidi="id_ID"/>
+        </w:rPr>
+        <w:t>27:39–40</w:t>
+      </w:r>
       <w:r>
         <w:rPr>
           <w:lang w:val="id_ID" w:bidi="id_ID"/>
         </w:rPr>
         <w:t xml:space="preserve">). • mengejar saudaranya dengan pedang: yang dimaksud saudara adalah bangsa Israel (lihat </w:t>
       </w:r>
-      <w:hyperlink r:id="rId53">
-        <w:r>
-          <w:rPr>
-            <w:lang w:val="id_ID" w:bidi="id_ID"/>
-          </w:rPr>
-          <w:rPr>
-            <w:color w:val="0000EE"/>
-            <w:u w:val="single"/>
-          </w:rPr>
-          <w:t>Kej. 25:25–30</w:t>
-        </w:r>
-      </w:hyperlink>
+      <w:r>
+        <w:rPr>
+          <w:lang w:val="id_ID" w:bidi="id_ID"/>
+        </w:rPr>
+        <w:t>Kej. 25:25–30</w:t>
+      </w:r>
       <w:r>
         <w:rPr>
           <w:lang w:val="id_ID" w:bidi="id_ID"/>
         </w:rPr>
         <w:t xml:space="preserve">). "Saudara" juga dapat merujuk pada pihak-pihak dalam sebuah perjanjian (lihat </w:t>
       </w:r>
-      <w:hyperlink r:id="rId49">
-        <w:r>
-          <w:rPr>
-            <w:lang w:val="id_ID" w:bidi="id_ID"/>
-          </w:rPr>
-          <w:rPr>
-            <w:color w:val="0000EE"/>
-            <w:u w:val="single"/>
-          </w:rPr>
-          <w:t>Amos 1:9</w:t>
-        </w:r>
-      </w:hyperlink>
+      <w:r>
+        <w:rPr>
+          <w:lang w:val="id_ID" w:bidi="id_ID"/>
+        </w:rPr>
+        <w:t>Amos 1:9</w:t>
+      </w:r>
       <w:r>
         <w:rPr>
           <w:lang w:val="id_ID" w:bidi="id_ID"/>
         </w:rPr>
         <w:t>). Tampaknya Edom memberikan tekanan terus-menerus pada perbatasan Israel dan Yehuda, menyerang dan menjarah pada saat-saat lemah (</w:t>
       </w:r>
-      <w:hyperlink r:id="rId54">
-        <w:r>
-          <w:rPr>
-            <w:lang w:val="id_ID" w:bidi="id_ID"/>
-          </w:rPr>
-          <w:rPr>
-            <w:color w:val="0000EE"/>
-            <w:u w:val="single"/>
-          </w:rPr>
-          <w:t>Yer. 49:7–22</w:t>
-        </w:r>
-      </w:hyperlink>
+      <w:r>
+        <w:rPr>
+          <w:lang w:val="id_ID" w:bidi="id_ID"/>
+        </w:rPr>
+        <w:t>Yer. 49:7–22</w:t>
+      </w:r>
       <w:r>
         <w:rPr>
           <w:lang w:val="id_ID" w:bidi="id_ID"/>
         </w:rPr>
         <w:t xml:space="preserve">; </w:t>
       </w:r>
-      <w:hyperlink r:id="rId55">
-        <w:r>
-          <w:rPr>
-            <w:lang w:val="id_ID" w:bidi="id_ID"/>
-          </w:rPr>
-          <w:rPr>
-            <w:color w:val="0000EE"/>
-            <w:u w:val="single"/>
-          </w:rPr>
-          <w:t>Ob. 1:1–9</w:t>
-        </w:r>
-      </w:hyperlink>
+      <w:r>
+        <w:rPr>
+          <w:lang w:val="id_ID" w:bidi="id_ID"/>
+        </w:rPr>
+        <w:t>Ob. 1:1–9</w:t>
+      </w:r>
       <w:r>
         <w:rPr>
           <w:lang w:val="id_ID" w:bidi="id_ID"/>
@@ -1768,36 +1498,24 @@
         </w:rPr>
         <w:t xml:space="preserve"> Edom kehilangan kemampuannya untuk terus berperang. Babel menghancurkan Edom tak lama setelah Yehuda pada tahun 553 SM (lihat </w:t>
       </w:r>
-      <w:hyperlink r:id="rId56">
-        <w:r>
-          <w:rPr>
-            <w:lang w:val="id_ID" w:bidi="id_ID"/>
-          </w:rPr>
-          <w:rPr>
-            <w:color w:val="0000EE"/>
-            <w:u w:val="single"/>
-          </w:rPr>
-          <w:t>Yer. 27</w:t>
-        </w:r>
-      </w:hyperlink>
+      <w:r>
+        <w:rPr>
+          <w:lang w:val="id_ID" w:bidi="id_ID"/>
+        </w:rPr>
+        <w:t>Yer. 27</w:t>
+      </w:r>
       <w:r>
         <w:rPr>
           <w:lang w:val="id_ID" w:bidi="id_ID"/>
         </w:rPr>
         <w:t xml:space="preserve">; </w:t>
       </w:r>
-      <w:hyperlink r:id="rId54">
-        <w:r>
-          <w:rPr>
-            <w:lang w:val="id_ID" w:bidi="id_ID"/>
-          </w:rPr>
-          <w:rPr>
-            <w:color w:val="0000EE"/>
-            <w:u w:val="single"/>
-          </w:rPr>
-          <w:t>49:7–22</w:t>
-        </w:r>
-      </w:hyperlink>
+      <w:r>
+        <w:rPr>
+          <w:lang w:val="id_ID" w:bidi="id_ID"/>
+        </w:rPr>
+        <w:t>49:7–22</w:t>
+      </w:r>
       <w:r>
         <w:rPr>
           <w:lang w:val="id_ID" w:bidi="id_ID"/>
@@ -1864,234 +1582,156 @@
         </w:rPr>
         <w:t xml:space="preserve">Israel menganggap orang-orang Amon sebagai saudara yang juga mengkhianati mereka. Orang Amon (seperti orang Moab, </w:t>
       </w:r>
-      <w:hyperlink r:id="rId57">
-        <w:r>
-          <w:rPr>
-            <w:lang w:val="id_ID" w:bidi="id_ID"/>
-          </w:rPr>
-          <w:rPr>
-            <w:color w:val="0000EE"/>
-            <w:u w:val="single"/>
-          </w:rPr>
-          <w:t>Am. 2:1</w:t>
-        </w:r>
-      </w:hyperlink>
+      <w:r>
+        <w:rPr>
+          <w:lang w:val="id_ID" w:bidi="id_ID"/>
+        </w:rPr>
+        <w:t>Am. 2:1</w:t>
+      </w:r>
       <w:r>
         <w:rPr>
           <w:lang w:val="id_ID" w:bidi="id_ID"/>
         </w:rPr>
         <w:t>) adalah keturunan Lot, keponakan Abraham (</w:t>
       </w:r>
-      <w:hyperlink r:id="rId58">
-        <w:r>
-          <w:rPr>
-            <w:lang w:val="id_ID" w:bidi="id_ID"/>
-          </w:rPr>
-          <w:rPr>
-            <w:color w:val="0000EE"/>
-            <w:u w:val="single"/>
-          </w:rPr>
-          <w:t>Kej. 19:37–38</w:t>
-        </w:r>
-      </w:hyperlink>
+      <w:r>
+        <w:rPr>
+          <w:lang w:val="id_ID" w:bidi="id_ID"/>
+        </w:rPr>
+        <w:t>Kej. 19:37–38</w:t>
+      </w:r>
       <w:r>
         <w:rPr>
           <w:lang w:val="id_ID" w:bidi="id_ID"/>
         </w:rPr>
         <w:t xml:space="preserve">). Amon telah menjadi ancaman terus-menerus bagi Gilead (lihat </w:t>
       </w:r>
-      <w:hyperlink r:id="rId59">
-        <w:r>
-          <w:rPr>
-            <w:lang w:val="id_ID" w:bidi="id_ID"/>
-          </w:rPr>
-          <w:rPr>
-            <w:color w:val="0000EE"/>
-            <w:u w:val="single"/>
-          </w:rPr>
-          <w:t>Hak. 10:7–9</w:t>
-        </w:r>
-      </w:hyperlink>
+      <w:r>
+        <w:rPr>
+          <w:lang w:val="id_ID" w:bidi="id_ID"/>
+        </w:rPr>
+        <w:t>Hak. 10:7–9</w:t>
+      </w:r>
       <w:r>
         <w:rPr>
           <w:lang w:val="id_ID" w:bidi="id_ID"/>
         </w:rPr>
         <w:t>). • Pada zaman kuno, tentara penakluk biasanya membelah perut wanita hamil (</w:t>
       </w:r>
-      <w:hyperlink r:id="rId60">
-        <w:r>
-          <w:rPr>
-            <w:lang w:val="id_ID" w:bidi="id_ID"/>
-          </w:rPr>
-          <w:rPr>
-            <w:color w:val="0000EE"/>
-            <w:u w:val="single"/>
-          </w:rPr>
-          <w:t>2Raj. 8:12</w:t>
-        </w:r>
-      </w:hyperlink>
+      <w:r>
+        <w:rPr>
+          <w:lang w:val="id_ID" w:bidi="id_ID"/>
+        </w:rPr>
+        <w:t>2Raj. 8:12</w:t>
+      </w:r>
       <w:r>
         <w:rPr>
           <w:lang w:val="id_ID" w:bidi="id_ID"/>
         </w:rPr>
         <w:t xml:space="preserve">; </w:t>
       </w:r>
-      <w:hyperlink r:id="rId61">
-        <w:r>
-          <w:rPr>
-            <w:lang w:val="id_ID" w:bidi="id_ID"/>
-          </w:rPr>
-          <w:rPr>
-            <w:color w:val="0000EE"/>
-            <w:u w:val="single"/>
-          </w:rPr>
-          <w:t>15:16</w:t>
-        </w:r>
-      </w:hyperlink>
+      <w:r>
+        <w:rPr>
+          <w:lang w:val="id_ID" w:bidi="id_ID"/>
+        </w:rPr>
+        <w:t>15:16</w:t>
+      </w:r>
       <w:r>
         <w:rPr>
           <w:lang w:val="id_ID" w:bidi="id_ID"/>
         </w:rPr>
         <w:t xml:space="preserve">; </w:t>
       </w:r>
-      <w:hyperlink r:id="rId62">
-        <w:r>
-          <w:rPr>
-            <w:lang w:val="id_ID" w:bidi="id_ID"/>
-          </w:rPr>
-          <w:rPr>
-            <w:color w:val="0000EE"/>
-            <w:u w:val="single"/>
-          </w:rPr>
-          <w:t>Hos. 13:16</w:t>
-        </w:r>
-      </w:hyperlink>
+      <w:r>
+        <w:rPr>
+          <w:lang w:val="id_ID" w:bidi="id_ID"/>
+        </w:rPr>
+        <w:t>Hos. 13:16</w:t>
+      </w:r>
       <w:r>
         <w:rPr>
           <w:lang w:val="id_ID" w:bidi="id_ID"/>
         </w:rPr>
         <w:t>); mereka juga memperkosa wanita dan membantai anak-anak dari kota yang mereka taklukkan (</w:t>
       </w:r>
-      <w:hyperlink r:id="rId63">
-        <w:r>
-          <w:rPr>
-            <w:lang w:val="id_ID" w:bidi="id_ID"/>
-          </w:rPr>
-          <w:rPr>
-            <w:color w:val="0000EE"/>
-            <w:u w:val="single"/>
-          </w:rPr>
-          <w:t>Yes. 13:16</w:t>
-        </w:r>
-      </w:hyperlink>
+      <w:r>
+        <w:rPr>
+          <w:lang w:val="id_ID" w:bidi="id_ID"/>
+        </w:rPr>
+        <w:t>Yes. 13:16</w:t>
+      </w:r>
       <w:r>
         <w:rPr>
           <w:lang w:val="id_ID" w:bidi="id_ID"/>
         </w:rPr>
         <w:t xml:space="preserve">, </w:t>
       </w:r>
-      <w:hyperlink r:id="rId64">
-        <w:r>
-          <w:rPr>
-            <w:lang w:val="id_ID" w:bidi="id_ID"/>
-          </w:rPr>
-          <w:rPr>
-            <w:color w:val="0000EE"/>
-            <w:u w:val="single"/>
-          </w:rPr>
-          <w:t>18</w:t>
-        </w:r>
-      </w:hyperlink>
+      <w:r>
+        <w:rPr>
+          <w:lang w:val="id_ID" w:bidi="id_ID"/>
+        </w:rPr>
+        <w:t>18</w:t>
+      </w:r>
       <w:r>
         <w:rPr>
           <w:lang w:val="id_ID" w:bidi="id_ID"/>
         </w:rPr>
         <w:t xml:space="preserve">; </w:t>
       </w:r>
-      <w:hyperlink r:id="rId65">
-        <w:r>
-          <w:rPr>
-            <w:lang w:val="id_ID" w:bidi="id_ID"/>
-          </w:rPr>
-          <w:rPr>
-            <w:color w:val="0000EE"/>
-            <w:u w:val="single"/>
-          </w:rPr>
-          <w:t>Rat. 5:11</w:t>
-        </w:r>
-      </w:hyperlink>
+      <w:r>
+        <w:rPr>
+          <w:lang w:val="id_ID" w:bidi="id_ID"/>
+        </w:rPr>
+        <w:t>Rat. 5:11</w:t>
+      </w:r>
       <w:r>
         <w:rPr>
           <w:lang w:val="id_ID" w:bidi="id_ID"/>
         </w:rPr>
         <w:t xml:space="preserve">; </w:t>
       </w:r>
-      <w:hyperlink r:id="rId66">
-        <w:r>
-          <w:rPr>
-            <w:lang w:val="id_ID" w:bidi="id_ID"/>
-          </w:rPr>
-          <w:rPr>
-            <w:color w:val="0000EE"/>
-            <w:u w:val="single"/>
-          </w:rPr>
-          <w:t>Hos. 10:14</w:t>
-        </w:r>
-      </w:hyperlink>
+      <w:r>
+        <w:rPr>
+          <w:lang w:val="id_ID" w:bidi="id_ID"/>
+        </w:rPr>
+        <w:t>Hos. 10:14</w:t>
+      </w:r>
       <w:r>
         <w:rPr>
           <w:lang w:val="id_ID" w:bidi="id_ID"/>
         </w:rPr>
         <w:t xml:space="preserve">; </w:t>
       </w:r>
-      <w:hyperlink r:id="rId62">
-        <w:r>
-          <w:rPr>
-            <w:lang w:val="id_ID" w:bidi="id_ID"/>
-          </w:rPr>
-          <w:rPr>
-            <w:color w:val="0000EE"/>
-            <w:u w:val="single"/>
-          </w:rPr>
-          <w:t>13:16</w:t>
-        </w:r>
-      </w:hyperlink>
+      <w:r>
+        <w:rPr>
+          <w:lang w:val="id_ID" w:bidi="id_ID"/>
+        </w:rPr>
+        <w:t>13:16</w:t>
+      </w:r>
       <w:r>
         <w:rPr>
           <w:lang w:val="id_ID" w:bidi="id_ID"/>
         </w:rPr>
         <w:t xml:space="preserve">; </w:t>
       </w:r>
-      <w:hyperlink r:id="rId67">
-        <w:r>
-          <w:rPr>
-            <w:lang w:val="id_ID" w:bidi="id_ID"/>
-          </w:rPr>
-          <w:rPr>
-            <w:color w:val="0000EE"/>
-            <w:u w:val="single"/>
-          </w:rPr>
-          <w:t>Nah. 3:10</w:t>
-        </w:r>
-      </w:hyperlink>
+      <w:r>
+        <w:rPr>
+          <w:lang w:val="id_ID" w:bidi="id_ID"/>
+        </w:rPr>
+        <w:t>Nah. 3:10</w:t>
+      </w:r>
       <w:r>
         <w:rPr>
           <w:lang w:val="id_ID" w:bidi="id_ID"/>
         </w:rPr>
         <w:t xml:space="preserve">; </w:t>
       </w:r>
-      <w:hyperlink r:id="rId68">
-        <w:r>
-          <w:rPr>
-            <w:lang w:val="id_ID" w:bidi="id_ID"/>
-          </w:rPr>
-          <w:rPr>
-            <w:color w:val="0000EE"/>
-            <w:u w:val="single"/>
-          </w:rPr>
-          <w:t>Za. 14:2</w:t>
-        </w:r>
-      </w:hyperlink>
+      <w:r>
+        <w:rPr>
+          <w:lang w:val="id_ID" w:bidi="id_ID"/>
+        </w:rPr>
+        <w:t>Za. 14:2</w:t>
+      </w:r>
       <w:r>
         <w:rPr>
           <w:lang w:val="id_ID" w:bidi="id_ID"/>
@@ -2146,36 +1786,24 @@
         </w:rPr>
         <w:t>Raba adalah kota utama bangsa Amon (</w:t>
       </w:r>
-      <w:hyperlink r:id="rId69">
-        <w:r>
-          <w:rPr>
-            <w:lang w:val="id_ID" w:bidi="id_ID"/>
-          </w:rPr>
-          <w:rPr>
-            <w:color w:val="0000EE"/>
-            <w:u w:val="single"/>
-          </w:rPr>
-          <w:t>2Sam. 12:26</w:t>
-        </w:r>
-      </w:hyperlink>
+      <w:r>
+        <w:rPr>
+          <w:lang w:val="id_ID" w:bidi="id_ID"/>
+        </w:rPr>
+        <w:t>2Sam. 12:26</w:t>
+      </w:r>
       <w:r>
         <w:rPr>
           <w:lang w:val="id_ID" w:bidi="id_ID"/>
         </w:rPr>
         <w:t>). • Bangsa Amon (</w:t>
       </w:r>
-      <w:hyperlink r:id="rId70">
-        <w:r>
-          <w:rPr>
-            <w:lang w:val="id_ID" w:bidi="id_ID"/>
-          </w:rPr>
-          <w:rPr>
-            <w:color w:val="0000EE"/>
-            <w:u w:val="single"/>
-          </w:rPr>
-          <w:t>Amos 1:13</w:t>
-        </w:r>
-      </w:hyperlink>
+      <w:r>
+        <w:rPr>
+          <w:lang w:val="id_ID" w:bidi="id_ID"/>
+        </w:rPr>
+        <w:t>Amos 1:13</w:t>
+      </w:r>
       <w:r>
         <w:rPr>
           <w:lang w:val="id_ID" w:bidi="id_ID"/>
@@ -2243,72 +1871,48 @@
         </w:rPr>
         <w:t xml:space="preserve">" mungkin merujuk pada dewa bangsa Amon, yaitu Molokh. Pada zaman kuno, orang-orang percaya bahwa dewa atau dewa-dewa dari bangsa yang ditaklukkan ikut dibawa pergi ke pengasingan bersama mereka (lihat </w:t>
       </w:r>
-      <w:hyperlink r:id="rId71">
-        <w:r>
-          <w:rPr>
-            <w:lang w:val="id_ID" w:bidi="id_ID"/>
-          </w:rPr>
-          <w:rPr>
-            <w:color w:val="0000EE"/>
-            <w:u w:val="single"/>
-          </w:rPr>
-          <w:t xml:space="preserve"> Am.</w:t>
-        </w:r>
-      </w:hyperlink>
+      <w:r>
+        <w:rPr>
+          <w:lang w:val="id_ID" w:bidi="id_ID"/>
+        </w:rPr>
+        <w:t xml:space="preserve"> Am.</w:t>
+      </w:r>
       <w:r>
         <w:rPr>
           <w:lang w:val="id_ID" w:bidi="id_ID"/>
         </w:rPr>
         <w:t xml:space="preserve"> </w:t>
       </w:r>
-      <w:hyperlink r:id="rId71">
-        <w:r>
-          <w:rPr>
-            <w:lang w:val="id_ID" w:bidi="id_ID"/>
-          </w:rPr>
-          <w:rPr>
-            <w:color w:val="0000EE"/>
-            <w:u w:val="single"/>
-          </w:rPr>
-          <w:t>5:26–27</w:t>
-        </w:r>
-      </w:hyperlink>
+      <w:r>
+        <w:rPr>
+          <w:lang w:val="id_ID" w:bidi="id_ID"/>
+        </w:rPr>
+        <w:t>5:26–27</w:t>
+      </w:r>
       <w:r>
         <w:rPr>
           <w:lang w:val="id_ID" w:bidi="id_ID"/>
         </w:rPr>
         <w:t xml:space="preserve">; </w:t>
       </w:r>
-      <w:hyperlink r:id="rId72">
-        <w:r>
-          <w:rPr>
-            <w:lang w:val="id_ID" w:bidi="id_ID"/>
-          </w:rPr>
-          <w:rPr>
-            <w:color w:val="0000EE"/>
-            <w:u w:val="single"/>
-          </w:rPr>
-          <w:t>1Sam. 5:1–2</w:t>
-        </w:r>
-      </w:hyperlink>
+      <w:r>
+        <w:rPr>
+          <w:lang w:val="id_ID" w:bidi="id_ID"/>
+        </w:rPr>
+        <w:t>1Sam. 5:1–2</w:t>
+      </w:r>
       <w:r>
         <w:rPr>
           <w:lang w:val="id_ID" w:bidi="id_ID"/>
         </w:rPr>
         <w:t xml:space="preserve">; </w:t>
       </w:r>
-      <w:hyperlink r:id="rId73">
-        <w:r>
-          <w:rPr>
-            <w:lang w:val="id_ID" w:bidi="id_ID"/>
-          </w:rPr>
-          <w:rPr>
-            <w:color w:val="0000EE"/>
-            <w:u w:val="single"/>
-          </w:rPr>
-          <w:t>Yes. 46:1</w:t>
-        </w:r>
-      </w:hyperlink>
+      <w:r>
+        <w:rPr>
+          <w:lang w:val="id_ID" w:bidi="id_ID"/>
+        </w:rPr>
+        <w:t>Yes. 46:1</w:t>
+      </w:r>
       <w:r>
         <w:rPr>
           <w:lang w:val="id_ID" w:bidi="id_ID"/>
@@ -2443,36 +2047,24 @@
         </w:rPr>
         <w:t xml:space="preserve"> sebuah kota besar (</w:t>
       </w:r>
-      <w:hyperlink r:id="rId74">
-        <w:r>
-          <w:rPr>
-            <w:lang w:val="id_ID" w:bidi="id_ID"/>
-          </w:rPr>
-          <w:rPr>
-            <w:color w:val="0000EE"/>
-            <w:u w:val="single"/>
-          </w:rPr>
-          <w:t>Yer. 48:20–24</w:t>
-        </w:r>
-      </w:hyperlink>
+      <w:r>
+        <w:rPr>
+          <w:lang w:val="id_ID" w:bidi="id_ID"/>
+        </w:rPr>
+        <w:t>Yer. 48:20–24</w:t>
+      </w:r>
       <w:r>
         <w:rPr>
           <w:lang w:val="id_ID" w:bidi="id_ID"/>
         </w:rPr>
         <w:t xml:space="preserve">), disebutkan pada Batu Orang Moab sebagai tempat suci untuk Kamos, dewa Moab. Mungkin orang Moab membakar sisa-sisa raja Edom atau mempersembahkannya sebagai korban manusia di tempat ini. Karena penodaan terhadap mayat raja Edom, Tuhan akan menghancurkan raja Moab dan para pejabatnya. Nasib ini mungkin menimpa mereka melalui penaklukan oleh Sargon II dari Asyur (tahun 715/713 SM; bdk. </w:t>
       </w:r>
-      <w:hyperlink r:id="rId75">
-        <w:r>
-          <w:rPr>
-            <w:lang w:val="id_ID" w:bidi="id_ID"/>
-          </w:rPr>
-          <w:rPr>
-            <w:color w:val="0000EE"/>
-            <w:u w:val="single"/>
-          </w:rPr>
-          <w:t>Yes. 15–16</w:t>
-        </w:r>
-      </w:hyperlink>
+      <w:r>
+        <w:rPr>
+          <w:lang w:val="id_ID" w:bidi="id_ID"/>
+        </w:rPr>
+        <w:t>Yes. 15–16</w:t>
+      </w:r>
       <w:r>
         <w:rPr>
           <w:lang w:val="id_ID" w:bidi="id_ID"/>
@@ -2492,54 +2084,36 @@
         </w:rPr>
         <w:t xml:space="preserve"> 10.9.7) menyiratkan kehancuran lebih lanjut pada tahun 582 SM (lihat juga </w:t>
       </w:r>
-      <w:hyperlink r:id="rId76">
-        <w:r>
-          <w:rPr>
-            <w:lang w:val="id_ID" w:bidi="id_ID"/>
-          </w:rPr>
-          <w:rPr>
-            <w:color w:val="0000EE"/>
-            <w:u w:val="single"/>
-          </w:rPr>
-          <w:t>Yer. 48</w:t>
-        </w:r>
-      </w:hyperlink>
+      <w:r>
+        <w:rPr>
+          <w:lang w:val="id_ID" w:bidi="id_ID"/>
+        </w:rPr>
+        <w:t>Yer. 48</w:t>
+      </w:r>
       <w:r>
         <w:rPr>
           <w:lang w:val="id_ID" w:bidi="id_ID"/>
         </w:rPr>
         <w:t xml:space="preserve">; </w:t>
       </w:r>
-      <w:hyperlink r:id="rId77">
-        <w:r>
-          <w:rPr>
-            <w:lang w:val="id_ID" w:bidi="id_ID"/>
-          </w:rPr>
-          <w:rPr>
-            <w:color w:val="0000EE"/>
-            <w:u w:val="single"/>
-          </w:rPr>
-          <w:t>Yeh. 25:8–11</w:t>
-        </w:r>
-      </w:hyperlink>
+      <w:r>
+        <w:rPr>
+          <w:lang w:val="id_ID" w:bidi="id_ID"/>
+        </w:rPr>
+        <w:t>Yeh. 25:8–11</w:t>
+      </w:r>
       <w:r>
         <w:rPr>
           <w:lang w:val="id_ID" w:bidi="id_ID"/>
         </w:rPr>
         <w:t xml:space="preserve">; </w:t>
       </w:r>
-      <w:hyperlink r:id="rId78">
-        <w:r>
-          <w:rPr>
-            <w:lang w:val="id_ID" w:bidi="id_ID"/>
-          </w:rPr>
-          <w:rPr>
-            <w:color w:val="0000EE"/>
-            <w:u w:val="single"/>
-          </w:rPr>
-          <w:t>Zef. 2:8–11</w:t>
-        </w:r>
-      </w:hyperlink>
+      <w:r>
+        <w:rPr>
+          <w:lang w:val="id_ID" w:bidi="id_ID"/>
+        </w:rPr>
+        <w:t>Zef. 2:8–11</w:t>
+      </w:r>
       <w:r>
         <w:rPr>
           <w:lang w:val="id_ID" w:bidi="id_ID"/>
@@ -2607,54 +2181,36 @@
         </w:rPr>
         <w:t xml:space="preserve">) Tuhan: Bangsa-bangsa kafir yang disebutkan hingga titik ini telah melakukan kekejaman yang melanggar norma kesopanan manusia secara umum, tetapi Yehuda telah melangkah lebih jauh; mereka memiliki firman Allah tetapi menolak ajarannya (lihat </w:t>
       </w:r>
-      <w:hyperlink r:id="rId79">
-        <w:r>
-          <w:rPr>
-            <w:lang w:val="id_ID" w:bidi="id_ID"/>
-          </w:rPr>
-          <w:rPr>
-            <w:color w:val="0000EE"/>
-            <w:u w:val="single"/>
-          </w:rPr>
-          <w:t>Hos. 4:6</w:t>
-        </w:r>
-      </w:hyperlink>
+      <w:r>
+        <w:rPr>
+          <w:lang w:val="id_ID" w:bidi="id_ID"/>
+        </w:rPr>
+        <w:t>Hos. 4:6</w:t>
+      </w:r>
       <w:r>
         <w:rPr>
           <w:lang w:val="id_ID" w:bidi="id_ID"/>
         </w:rPr>
         <w:t xml:space="preserve">; </w:t>
       </w:r>
-      <w:hyperlink r:id="rId80">
-        <w:r>
-          <w:rPr>
-            <w:lang w:val="id_ID" w:bidi="id_ID"/>
-          </w:rPr>
-          <w:rPr>
-            <w:color w:val="0000EE"/>
-            <w:u w:val="single"/>
-          </w:rPr>
-          <w:t>8:1</w:t>
-        </w:r>
-      </w:hyperlink>
+      <w:r>
+        <w:rPr>
+          <w:lang w:val="id_ID" w:bidi="id_ID"/>
+        </w:rPr>
+        <w:t>8:1</w:t>
+      </w:r>
       <w:r>
         <w:rPr>
           <w:lang w:val="id_ID" w:bidi="id_ID"/>
         </w:rPr>
         <w:t xml:space="preserve">). Allah menuntut orang-orang Israel bertanggung jawab sebanding dengan hak istimewa yang telah mereka terima (lihat </w:t>
       </w:r>
-      <w:hyperlink r:id="rId81">
-        <w:r>
-          <w:rPr>
-            <w:lang w:val="id_ID" w:bidi="id_ID"/>
-          </w:rPr>
-          <w:rPr>
-            <w:color w:val="0000EE"/>
-            <w:u w:val="single"/>
-          </w:rPr>
-          <w:t>Amos 3:2</w:t>
-        </w:r>
-      </w:hyperlink>
+      <w:r>
+        <w:rPr>
+          <w:lang w:val="id_ID" w:bidi="id_ID"/>
+        </w:rPr>
+        <w:t>Amos 3:2</w:t>
+      </w:r>
       <w:r>
         <w:rPr>
           <w:lang w:val="id_ID" w:bidi="id_ID"/>
@@ -2673,18 +2229,12 @@
         </w:rPr>
         <w:t xml:space="preserve">: Setelah menolak ajaran Allah yang sejati, Yehuda beralih ke pengganti yang ditemukan dalam sinkretisme bangsa kafir (penggabungan elemen dari sistem kepercayaan yang berbeda) dan penyembahan berhala (lihat </w:t>
       </w:r>
-      <w:hyperlink r:id="rId82">
-        <w:r>
-          <w:rPr>
-            <w:lang w:val="id_ID" w:bidi="id_ID"/>
-          </w:rPr>
-          <w:rPr>
-            <w:color w:val="0000EE"/>
-            <w:u w:val="single"/>
-          </w:rPr>
-          <w:t>1Raj. 14:22–24</w:t>
-        </w:r>
-      </w:hyperlink>
+      <w:r>
+        <w:rPr>
+          <w:lang w:val="id_ID" w:bidi="id_ID"/>
+        </w:rPr>
+        <w:t>1Raj. 14:22–24</w:t>
+      </w:r>
       <w:r>
         <w:rPr>
           <w:lang w:val="id_ID" w:bidi="id_ID"/>
@@ -2787,180 +2337,120 @@
         </w:rPr>
         <w:t>Penyembahan berhala di Yehuda mendatangkan hukuman yang sama seperti dosa-dosa dari bangsa tetangganya: api (</w:t>
       </w:r>
-      <w:hyperlink r:id="rId71">
-        <w:r>
-          <w:rPr>
-            <w:lang w:val="id_ID" w:bidi="id_ID"/>
-          </w:rPr>
-          <w:rPr>
-            <w:color w:val="0000EE"/>
-            <w:u w:val="single"/>
-          </w:rPr>
-          <w:t>Am</w:t>
-        </w:r>
-      </w:hyperlink>
+      <w:r>
+        <w:rPr>
+          <w:lang w:val="id_ID" w:bidi="id_ID"/>
+        </w:rPr>
+        <w:t>Am</w:t>
+      </w:r>
       <w:r>
         <w:rPr>
           <w:lang w:val="id_ID" w:bidi="id_ID"/>
         </w:rPr>
         <w:t xml:space="preserve"> </w:t>
       </w:r>
-      <w:hyperlink r:id="rId83">
-        <w:r>
-          <w:rPr>
-            <w:lang w:val="id_ID" w:bidi="id_ID"/>
-          </w:rPr>
-          <w:rPr>
-            <w:color w:val="0000EE"/>
-            <w:u w:val="single"/>
-          </w:rPr>
-          <w:t>1:4</w:t>
-        </w:r>
-      </w:hyperlink>
+      <w:r>
+        <w:rPr>
+          <w:lang w:val="id_ID" w:bidi="id_ID"/>
+        </w:rPr>
+        <w:t>1:4</w:t>
+      </w:r>
       <w:r>
         <w:rPr>
           <w:lang w:val="id_ID" w:bidi="id_ID"/>
         </w:rPr>
         <w:t xml:space="preserve">, </w:t>
       </w:r>
-      <w:hyperlink r:id="rId28">
-        <w:r>
-          <w:rPr>
-            <w:lang w:val="id_ID" w:bidi="id_ID"/>
-          </w:rPr>
-          <w:rPr>
-            <w:color w:val="0000EE"/>
-            <w:u w:val="single"/>
-          </w:rPr>
-          <w:t>7</w:t>
-        </w:r>
-      </w:hyperlink>
+      <w:r>
+        <w:rPr>
+          <w:lang w:val="id_ID" w:bidi="id_ID"/>
+        </w:rPr>
+        <w:t>7</w:t>
+      </w:r>
       <w:r>
         <w:rPr>
           <w:lang w:val="id_ID" w:bidi="id_ID"/>
         </w:rPr>
         <w:t xml:space="preserve">, </w:t>
       </w:r>
-      <w:hyperlink r:id="rId29">
-        <w:r>
-          <w:rPr>
-            <w:lang w:val="id_ID" w:bidi="id_ID"/>
-          </w:rPr>
-          <w:rPr>
-            <w:color w:val="0000EE"/>
-            <w:u w:val="single"/>
-          </w:rPr>
-          <w:t>10</w:t>
-        </w:r>
-      </w:hyperlink>
+      <w:r>
+        <w:rPr>
+          <w:lang w:val="id_ID" w:bidi="id_ID"/>
+        </w:rPr>
+        <w:t>10</w:t>
+      </w:r>
       <w:r>
         <w:rPr>
           <w:lang w:val="id_ID" w:bidi="id_ID"/>
         </w:rPr>
         <w:t xml:space="preserve">, </w:t>
       </w:r>
-      <w:hyperlink r:id="rId30">
-        <w:r>
-          <w:rPr>
-            <w:lang w:val="id_ID" w:bidi="id_ID"/>
-          </w:rPr>
-          <w:rPr>
-            <w:color w:val="0000EE"/>
-            <w:u w:val="single"/>
-          </w:rPr>
-          <w:t>12</w:t>
-        </w:r>
-      </w:hyperlink>
+      <w:r>
+        <w:rPr>
+          <w:lang w:val="id_ID" w:bidi="id_ID"/>
+        </w:rPr>
+        <w:t>12</w:t>
+      </w:r>
       <w:r>
         <w:rPr>
           <w:lang w:val="id_ID" w:bidi="id_ID"/>
         </w:rPr>
         <w:t xml:space="preserve">, </w:t>
       </w:r>
-      <w:hyperlink r:id="rId31">
-        <w:r>
-          <w:rPr>
-            <w:lang w:val="id_ID" w:bidi="id_ID"/>
-          </w:rPr>
-          <w:rPr>
-            <w:color w:val="0000EE"/>
-            <w:u w:val="single"/>
-          </w:rPr>
-          <w:t>14</w:t>
-        </w:r>
-      </w:hyperlink>
+      <w:r>
+        <w:rPr>
+          <w:lang w:val="id_ID" w:bidi="id_ID"/>
+        </w:rPr>
+        <w:t>14</w:t>
+      </w:r>
       <w:r>
         <w:rPr>
           <w:lang w:val="id_ID" w:bidi="id_ID"/>
         </w:rPr>
         <w:t xml:space="preserve">; </w:t>
       </w:r>
-      <w:hyperlink r:id="rId32">
-        <w:r>
-          <w:rPr>
-            <w:lang w:val="id_ID" w:bidi="id_ID"/>
-          </w:rPr>
-          <w:rPr>
-            <w:color w:val="0000EE"/>
-            <w:u w:val="single"/>
-          </w:rPr>
-          <w:t>2:2</w:t>
-        </w:r>
-      </w:hyperlink>
+      <w:r>
+        <w:rPr>
+          <w:lang w:val="id_ID" w:bidi="id_ID"/>
+        </w:rPr>
+        <w:t>2:2</w:t>
+      </w:r>
       <w:r>
         <w:rPr>
           <w:lang w:val="id_ID" w:bidi="id_ID"/>
         </w:rPr>
         <w:t xml:space="preserve">) yang akan menghancurkan Yerusalem. Bangsa Babel membakar Yerusalem ketika mereka menaklukkannya pada tahun 586 SM (lihat </w:t>
       </w:r>
-      <w:hyperlink r:id="rId84">
-        <w:r>
-          <w:rPr>
-            <w:lang w:val="id_ID" w:bidi="id_ID"/>
-          </w:rPr>
-          <w:rPr>
-            <w:color w:val="0000EE"/>
-            <w:u w:val="single"/>
-          </w:rPr>
-          <w:t>2Raj. 25:9</w:t>
-        </w:r>
-      </w:hyperlink>
+      <w:r>
+        <w:rPr>
+          <w:lang w:val="id_ID" w:bidi="id_ID"/>
+        </w:rPr>
+        <w:t>2Raj. 25:9</w:t>
+      </w:r>
       <w:r>
         <w:rPr>
           <w:lang w:val="id_ID" w:bidi="id_ID"/>
         </w:rPr>
         <w:t xml:space="preserve">; </w:t>
       </w:r>
-      <w:hyperlink r:id="rId85">
-        <w:r>
-          <w:rPr>
-            <w:lang w:val="id_ID" w:bidi="id_ID"/>
-          </w:rPr>
-          <w:rPr>
-            <w:color w:val="0000EE"/>
-            <w:u w:val="single"/>
-          </w:rPr>
-          <w:t>Neh. 2:17</w:t>
-        </w:r>
-      </w:hyperlink>
+      <w:r>
+        <w:rPr>
+          <w:lang w:val="id_ID" w:bidi="id_ID"/>
+        </w:rPr>
+        <w:t>Neh. 2:17</w:t>
+      </w:r>
       <w:r>
         <w:rPr>
           <w:lang w:val="id_ID" w:bidi="id_ID"/>
         </w:rPr>
         <w:t xml:space="preserve">; </w:t>
       </w:r>
-      <w:hyperlink r:id="rId86">
-        <w:r>
-          <w:rPr>
-            <w:lang w:val="id_ID" w:bidi="id_ID"/>
-          </w:rPr>
-          <w:rPr>
-            <w:color w:val="0000EE"/>
-            <w:u w:val="single"/>
-          </w:rPr>
-          <w:t>4:2</w:t>
-        </w:r>
-      </w:hyperlink>
+      <w:r>
+        <w:rPr>
+          <w:lang w:val="id_ID" w:bidi="id_ID"/>
+        </w:rPr>
+        <w:t>4:2</w:t>
+      </w:r>
       <w:r>
         <w:rPr>
           <w:lang w:val="id_ID" w:bidi="id_ID"/>
@@ -3015,72 +2505,48 @@
         </w:rPr>
         <w:t>menjual orang benar: Orang benar yaitu mereka yang memiliki hubungan yang benar dengan Allah dan sesama. Paralel dengan orang-orang miskin menciptakan gagasan tentang "orang-orang benar yang membutuhkan." Hukum Musa mendorong mereka yang memiliki banyak untuk membantu yang membutuhkan dengan meminjamkan secara cuma-cuma (</w:t>
       </w:r>
-      <w:hyperlink r:id="rId87">
-        <w:r>
-          <w:rPr>
-            <w:lang w:val="id_ID" w:bidi="id_ID"/>
-          </w:rPr>
-          <w:rPr>
-            <w:color w:val="0000EE"/>
-            <w:u w:val="single"/>
-          </w:rPr>
-          <w:t>Ul. 15:7–11</w:t>
-        </w:r>
-      </w:hyperlink>
+      <w:r>
+        <w:rPr>
+          <w:lang w:val="id_ID" w:bidi="id_ID"/>
+        </w:rPr>
+        <w:t>Ul. 15:7–11</w:t>
+      </w:r>
       <w:r>
         <w:rPr>
           <w:lang w:val="id_ID" w:bidi="id_ID"/>
         </w:rPr>
         <w:t>). Sebagai upaya terakhir, orang yang terlalu miskin untuk membayar utang mereka bisa menjadi budak untuk melunasi utang melalui kerja (</w:t>
       </w:r>
-      <w:hyperlink r:id="rId88">
-        <w:r>
-          <w:rPr>
-            <w:lang w:val="id_ID" w:bidi="id_ID"/>
-          </w:rPr>
-          <w:rPr>
-            <w:color w:val="0000EE"/>
-            <w:u w:val="single"/>
-          </w:rPr>
-          <w:t>Im. 25:39–43</w:t>
-        </w:r>
-      </w:hyperlink>
+      <w:r>
+        <w:rPr>
+          <w:lang w:val="id_ID" w:bidi="id_ID"/>
+        </w:rPr>
+        <w:t>Im. 25:39–43</w:t>
+      </w:r>
       <w:r>
         <w:rPr>
           <w:lang w:val="id_ID" w:bidi="id_ID"/>
         </w:rPr>
         <w:t xml:space="preserve">). Orang-orang benar yang membutuhkan hal ini dijual menjadi hamba hanya untuk sepasang sandal, sebuah hiperbola untuk jumlah kecil yang mereka berutang (lihat </w:t>
       </w:r>
-      <w:hyperlink r:id="rId89">
-        <w:r>
-          <w:rPr>
-            <w:lang w:val="id_ID" w:bidi="id_ID"/>
-          </w:rPr>
-          <w:rPr>
-            <w:color w:val="0000EE"/>
-            <w:u w:val="single"/>
-          </w:rPr>
-          <w:t>Amos 8:6</w:t>
-        </w:r>
-      </w:hyperlink>
+      <w:r>
+        <w:rPr>
+          <w:lang w:val="id_ID" w:bidi="id_ID"/>
+        </w:rPr>
+        <w:t>Amos 8:6</w:t>
+      </w:r>
       <w:r>
         <w:rPr>
           <w:lang w:val="id_ID" w:bidi="id_ID"/>
         </w:rPr>
         <w:t xml:space="preserve">). Sandal tersebut adalah jaminan yang diberikan untuk utang atau tanda yang digunakan untuk memeteraikan kesepakatan (lihat </w:t>
       </w:r>
-      <w:hyperlink r:id="rId90">
-        <w:r>
-          <w:rPr>
-            <w:lang w:val="id_ID" w:bidi="id_ID"/>
-          </w:rPr>
-          <w:rPr>
-            <w:color w:val="0000EE"/>
-            <w:u w:val="single"/>
-          </w:rPr>
-          <w:t>Rut 4:7</w:t>
-        </w:r>
-      </w:hyperlink>
+      <w:r>
+        <w:rPr>
+          <w:lang w:val="id_ID" w:bidi="id_ID"/>
+        </w:rPr>
+        <w:t>Rut 4:7</w:t>
+      </w:r>
       <w:r>
         <w:rPr>
           <w:lang w:val="id_ID" w:bidi="id_ID"/>
@@ -3135,18 +2601,12 @@
         </w:rPr>
         <w:t xml:space="preserve">Israel: Setelah memimpin orang-orang melalui daftar dosa yang dilakukan oleh tetangga Israel, Amos sampai pada intinya: Bangsa Israel akan mengalami nasib serupa (bandingkan dengan penggunaan retorika kenabian oleh Natan untuk memancing pengakuan dosa, </w:t>
       </w:r>
-      <w:hyperlink r:id="rId91">
-        <w:r>
-          <w:rPr>
-            <w:lang w:val="id_ID" w:bidi="id_ID"/>
-          </w:rPr>
-          <w:rPr>
-            <w:color w:val="0000EE"/>
-            <w:u w:val="single"/>
-          </w:rPr>
-          <w:t>2Sam. 12:1–13</w:t>
-        </w:r>
-      </w:hyperlink>
+      <w:r>
+        <w:rPr>
+          <w:lang w:val="id_ID" w:bidi="id_ID"/>
+        </w:rPr>
+        <w:t>2Sam. 12:1–13</w:t>
+      </w:r>
       <w:r>
         <w:rPr>
           <w:lang w:val="id_ID" w:bidi="id_ID"/>
@@ -3201,108 +2661,72 @@
         </w:rPr>
         <w:t xml:space="preserve">Menginjak-injak ... Orang-orang memperlakukan mereka dengan kejam (lihat juga </w:t>
       </w:r>
-      <w:hyperlink r:id="rId71">
-        <w:r>
-          <w:rPr>
-            <w:lang w:val="id_ID" w:bidi="id_ID"/>
-          </w:rPr>
-          <w:rPr>
-            <w:color w:val="0000EE"/>
-            <w:u w:val="single"/>
-          </w:rPr>
-          <w:t>Am.</w:t>
-        </w:r>
-      </w:hyperlink>
+      <w:r>
+        <w:rPr>
+          <w:lang w:val="id_ID" w:bidi="id_ID"/>
+        </w:rPr>
+        <w:t>Am.</w:t>
+      </w:r>
       <w:r>
         <w:rPr>
           <w:lang w:val="id_ID" w:bidi="id_ID"/>
         </w:rPr>
         <w:t xml:space="preserve"> </w:t>
       </w:r>
-      <w:hyperlink r:id="rId92">
-        <w:r>
-          <w:rPr>
-            <w:lang w:val="id_ID" w:bidi="id_ID"/>
-          </w:rPr>
-          <w:rPr>
-            <w:color w:val="0000EE"/>
-            <w:u w:val="single"/>
-          </w:rPr>
-          <w:t>8:4</w:t>
-        </w:r>
-      </w:hyperlink>
+      <w:r>
+        <w:rPr>
+          <w:lang w:val="id_ID" w:bidi="id_ID"/>
+        </w:rPr>
+        <w:t>8:4</w:t>
+      </w:r>
       <w:r>
         <w:rPr>
           <w:lang w:val="id_ID" w:bidi="id_ID"/>
         </w:rPr>
         <w:t>). • Orang-orang yang tak berdaya dan tertindas dieksploitasi oleh sistem sosial-ekonomi yang menolak mereka mendapatkan keadilan yang dijamin oleh hukum (</w:t>
       </w:r>
-      <w:hyperlink r:id="rId93">
-        <w:r>
-          <w:rPr>
-            <w:lang w:val="id_ID" w:bidi="id_ID"/>
-          </w:rPr>
-          <w:rPr>
-            <w:color w:val="0000EE"/>
-            <w:u w:val="single"/>
-          </w:rPr>
-          <w:t>Kel. 23:6–8</w:t>
-        </w:r>
-      </w:hyperlink>
+      <w:r>
+        <w:rPr>
+          <w:lang w:val="id_ID" w:bidi="id_ID"/>
+        </w:rPr>
+        <w:t>Kel. 23:6–8</w:t>
+      </w:r>
       <w:r>
         <w:rPr>
           <w:lang w:val="id_ID" w:bidi="id_ID"/>
         </w:rPr>
         <w:t>). • Fakta bahwa ayah dan anak tidur dengan perempuan yang sama menunjukkan kemerosotan moral bangsa Israel; Hukum Musa melarang praktik ini (</w:t>
       </w:r>
-      <w:hyperlink r:id="rId94">
-        <w:r>
-          <w:rPr>
-            <w:lang w:val="id_ID" w:bidi="id_ID"/>
-          </w:rPr>
-          <w:rPr>
-            <w:color w:val="0000EE"/>
-            <w:u w:val="single"/>
-          </w:rPr>
-          <w:t>Im. 18:7–8</w:t>
-        </w:r>
-      </w:hyperlink>
+      <w:r>
+        <w:rPr>
+          <w:lang w:val="id_ID" w:bidi="id_ID"/>
+        </w:rPr>
+        <w:t>Im. 18:7–8</w:t>
+      </w:r>
       <w:r>
         <w:rPr>
           <w:lang w:val="id_ID" w:bidi="id_ID"/>
         </w:rPr>
         <w:t xml:space="preserve">, </w:t>
       </w:r>
-      <w:hyperlink r:id="rId95">
-        <w:r>
-          <w:rPr>
-            <w:lang w:val="id_ID" w:bidi="id_ID"/>
-          </w:rPr>
-          <w:rPr>
-            <w:color w:val="0000EE"/>
-            <w:u w:val="single"/>
-          </w:rPr>
-          <w:t>15</w:t>
-        </w:r>
-      </w:hyperlink>
+      <w:r>
+        <w:rPr>
+          <w:lang w:val="id_ID" w:bidi="id_ID"/>
+        </w:rPr>
+        <w:t>15</w:t>
+      </w:r>
       <w:r>
         <w:rPr>
           <w:lang w:val="id_ID" w:bidi="id_ID"/>
         </w:rPr>
         <w:t xml:space="preserve">; </w:t>
       </w:r>
-      <w:hyperlink r:id="rId96">
-        <w:r>
-          <w:rPr>
-            <w:lang w:val="id_ID" w:bidi="id_ID"/>
-          </w:rPr>
-          <w:rPr>
-            <w:color w:val="0000EE"/>
-            <w:u w:val="single"/>
-          </w:rPr>
-          <w:t>20:11–12</w:t>
-        </w:r>
-      </w:hyperlink>
+      <w:r>
+        <w:rPr>
+          <w:lang w:val="id_ID" w:bidi="id_ID"/>
+        </w:rPr>
+        <w:t>20:11–12</w:t>
+      </w:r>
       <w:r>
         <w:rPr>
           <w:lang w:val="id_ID" w:bidi="id_ID"/>
@@ -3321,18 +2745,12 @@
         </w:rPr>
         <w:t xml:space="preserve">: Dalam menyembah berbagai dewa kesuburan, Israel dan bangsa-bangsa sekitarnya terlibat dalam “pelacuran bakti” (lihat </w:t>
       </w:r>
-      <w:hyperlink r:id="rId97">
-        <w:r>
-          <w:rPr>
-            <w:lang w:val="id_ID" w:bidi="id_ID"/>
-          </w:rPr>
-          <w:rPr>
-            <w:color w:val="0000EE"/>
-            <w:u w:val="single"/>
-          </w:rPr>
-          <w:t>Hos. 4:10–14</w:t>
-        </w:r>
-      </w:hyperlink>
+      <w:r>
+        <w:rPr>
+          <w:lang w:val="id_ID" w:bidi="id_ID"/>
+        </w:rPr>
+        <w:t>Hos. 4:10–14</w:t>
+      </w:r>
       <w:r>
         <w:rPr>
           <w:lang w:val="id_ID" w:bidi="id_ID"/>
@@ -3387,72 +2805,48 @@
         </w:rPr>
         <w:t>Ironisnya, para penindas orang miskin justru memamerkan dosa mereka di perayaan keagamaan. • Taurat mengizinkan pemberi pinjaman untuk mengambil jubah orang miskin sebagai jaminan utang, tetapi jubah tersebut tidak boleh disimpan semalaman karena malam hari dingin (</w:t>
       </w:r>
-      <w:hyperlink r:id="rId98">
-        <w:r>
-          <w:rPr>
-            <w:lang w:val="id_ID" w:bidi="id_ID"/>
-          </w:rPr>
-          <w:rPr>
-            <w:color w:val="0000EE"/>
-            <w:u w:val="single"/>
-          </w:rPr>
-          <w:t>Keluaran 22:26–27</w:t>
-        </w:r>
-      </w:hyperlink>
+      <w:r>
+        <w:rPr>
+          <w:lang w:val="id_ID" w:bidi="id_ID"/>
+        </w:rPr>
+        <w:t>Keluaran 22:26–27</w:t>
+      </w:r>
       <w:r>
         <w:rPr>
           <w:lang w:val="id_ID" w:bidi="id_ID"/>
         </w:rPr>
         <w:t xml:space="preserve">; </w:t>
       </w:r>
-      <w:hyperlink r:id="rId99">
-        <w:r>
-          <w:rPr>
-            <w:lang w:val="id_ID" w:bidi="id_ID"/>
-          </w:rPr>
-          <w:rPr>
-            <w:color w:val="0000EE"/>
-            <w:u w:val="single"/>
-          </w:rPr>
-          <w:t>Ulangan 24:12–13</w:t>
-        </w:r>
-      </w:hyperlink>
+      <w:r>
+        <w:rPr>
+          <w:lang w:val="id_ID" w:bidi="id_ID"/>
+        </w:rPr>
+        <w:t>Ulangan 24:12–13</w:t>
+      </w:r>
       <w:r>
         <w:rPr>
           <w:lang w:val="id_ID" w:bidi="id_ID"/>
         </w:rPr>
         <w:t>). Pakaian janda tidak boleh diambil sebagai jaminan utang (</w:t>
       </w:r>
-      <w:hyperlink r:id="rId100">
-        <w:r>
-          <w:rPr>
-            <w:lang w:val="id_ID" w:bidi="id_ID"/>
-          </w:rPr>
-          <w:rPr>
-            <w:color w:val="0000EE"/>
-            <w:u w:val="single"/>
-          </w:rPr>
-          <w:t>Ulangan 24:17</w:t>
-        </w:r>
-      </w:hyperlink>
+      <w:r>
+        <w:rPr>
+          <w:lang w:val="id_ID" w:bidi="id_ID"/>
+        </w:rPr>
+        <w:t>Ulangan 24:17</w:t>
+      </w:r>
       <w:r>
         <w:rPr>
           <w:lang w:val="id_ID" w:bidi="id_ID"/>
         </w:rPr>
         <w:t>). • Denda yang tidak adil: Orang kaya menyuap hakim dan menggunakan pengaruh mereka untuk mencegah orang miskin, yang tidak dapat membela diri, mendapatkan sidang yang adil (</w:t>
       </w:r>
-      <w:hyperlink r:id="rId101">
-        <w:r>
-          <w:rPr>
-            <w:lang w:val="id_ID" w:bidi="id_ID"/>
-          </w:rPr>
-          <w:rPr>
-            <w:color w:val="0000EE"/>
-            <w:u w:val="single"/>
-          </w:rPr>
-          <w:t>Amos 5:12</w:t>
-        </w:r>
-      </w:hyperlink>
+      <w:r>
+        <w:rPr>
+          <w:lang w:val="id_ID" w:bidi="id_ID"/>
+        </w:rPr>
+        <w:t>Amos 5:12</w:t>
+      </w:r>
       <w:r>
         <w:rPr>
           <w:lang w:val="id_ID" w:bidi="id_ID"/>
@@ -3507,36 +2901,24 @@
         </w:rPr>
         <w:t xml:space="preserve">Amori digunakan di sini sebagai istilah umum untuk menyebut penduduk Kanaan (lihat </w:t>
       </w:r>
-      <w:hyperlink r:id="rId102">
-        <w:r>
-          <w:rPr>
-            <w:lang w:val="id_ID" w:bidi="id_ID"/>
-          </w:rPr>
-          <w:rPr>
-            <w:color w:val="0000EE"/>
-            <w:u w:val="single"/>
-          </w:rPr>
-          <w:t>Kej. 15:16</w:t>
-        </w:r>
-      </w:hyperlink>
+      <w:r>
+        <w:rPr>
+          <w:lang w:val="id_ID" w:bidi="id_ID"/>
+        </w:rPr>
+        <w:t>Kej. 15:16</w:t>
+      </w:r>
       <w:r>
         <w:rPr>
           <w:lang w:val="id_ID" w:bidi="id_ID"/>
         </w:rPr>
         <w:t xml:space="preserve">; </w:t>
       </w:r>
-      <w:hyperlink r:id="rId103">
-        <w:r>
-          <w:rPr>
-            <w:lang w:val="id_ID" w:bidi="id_ID"/>
-          </w:rPr>
-          <w:rPr>
-            <w:color w:val="0000EE"/>
-            <w:u w:val="single"/>
-          </w:rPr>
-          <w:t>Hak. 6:10</w:t>
-        </w:r>
-      </w:hyperlink>
+      <w:r>
+        <w:rPr>
+          <w:lang w:val="id_ID" w:bidi="id_ID"/>
+        </w:rPr>
+        <w:t>Hak. 6:10</w:t>
+      </w:r>
       <w:r>
         <w:rPr>
           <w:lang w:val="id_ID" w:bidi="id_ID"/>
@@ -3591,54 +2973,36 @@
         </w:rPr>
         <w:t>Selain para imam, Allah menyediakan para nabi untuk menyampaikan firman dan kehendak-Nya (</w:t>
       </w:r>
-      <w:hyperlink r:id="rId104">
-        <w:r>
-          <w:rPr>
-            <w:lang w:val="id_ID" w:bidi="id_ID"/>
-          </w:rPr>
-          <w:rPr>
-            <w:color w:val="0000EE"/>
-            <w:u w:val="single"/>
-          </w:rPr>
-          <w:t>Ul. 18:15–19</w:t>
-        </w:r>
-      </w:hyperlink>
+      <w:r>
+        <w:rPr>
+          <w:lang w:val="id_ID" w:bidi="id_ID"/>
+        </w:rPr>
+        <w:t>Ul. 18:15–19</w:t>
+      </w:r>
       <w:r>
         <w:rPr>
           <w:lang w:val="id_ID" w:bidi="id_ID"/>
         </w:rPr>
         <w:t>) dan orang-orang kudus yang disebut nazir, yang didedikasikan kepada Tuhan dengan sumpah yang termasuk pantang dari minuman yang memabukkan (</w:t>
       </w:r>
-      <w:hyperlink r:id="rId105">
-        <w:r>
-          <w:rPr>
-            <w:lang w:val="id_ID" w:bidi="id_ID"/>
-          </w:rPr>
-          <w:rPr>
-            <w:color w:val="0000EE"/>
-            <w:u w:val="single"/>
-          </w:rPr>
-          <w:t>Bil. 6:1–21</w:t>
-        </w:r>
-      </w:hyperlink>
+      <w:r>
+        <w:rPr>
+          <w:lang w:val="id_ID" w:bidi="id_ID"/>
+        </w:rPr>
+        <w:t>Bil. 6:1–21</w:t>
+      </w:r>
       <w:r>
         <w:rPr>
           <w:lang w:val="id_ID" w:bidi="id_ID"/>
         </w:rPr>
         <w:t xml:space="preserve">). Israel menunjukkan ketidakpeduliannya terhadap Allah dengan menyuruh baik para nazir maupun para nabi untuk mengabaikan dan melanggar panggilan Allah (lihat </w:t>
       </w:r>
-      <w:hyperlink r:id="rId106">
-        <w:r>
-          <w:rPr>
-            <w:lang w:val="id_ID" w:bidi="id_ID"/>
-          </w:rPr>
-          <w:rPr>
-            <w:color w:val="0000EE"/>
-            <w:u w:val="single"/>
-          </w:rPr>
-          <w:t>Amos 7:12–13</w:t>
-        </w:r>
-      </w:hyperlink>
+      <w:r>
+        <w:rPr>
+          <w:lang w:val="id_ID" w:bidi="id_ID"/>
+        </w:rPr>
+        <w:t>Amos 7:12–13</w:t>
+      </w:r>
       <w:r>
         <w:rPr>
           <w:lang w:val="id_ID" w:bidi="id_ID"/>
@@ -3693,18 +3057,12 @@
         </w:rPr>
         <w:t xml:space="preserve">Pasal ini diakhiri dengan penjelasan tentang pertempuran di mana Israel akan dikalahkan dan melarikan diri (lihat </w:t>
       </w:r>
-      <w:hyperlink r:id="rId107">
-        <w:r>
-          <w:rPr>
-            <w:lang w:val="id_ID" w:bidi="id_ID"/>
-          </w:rPr>
-          <w:rPr>
-            <w:color w:val="0000EE"/>
-            <w:u w:val="single"/>
-          </w:rPr>
-          <w:t>Mzm. 33:16–17</w:t>
-        </w:r>
-      </w:hyperlink>
+      <w:r>
+        <w:rPr>
+          <w:lang w:val="id_ID" w:bidi="id_ID"/>
+        </w:rPr>
+        <w:t>Mzm. 33:16–17</w:t>
+      </w:r>
       <w:r>
         <w:rPr>
           <w:lang w:val="id_ID" w:bidi="id_ID"/>
@@ -3807,72 +3165,48 @@
         </w:rPr>
         <w:t>Amos kemudian menyebut hari itu sebagai "hari Tuhan" (</w:t>
       </w:r>
-      <w:hyperlink r:id="rId71">
-        <w:r>
-          <w:rPr>
-            <w:lang w:val="id_ID" w:bidi="id_ID"/>
-          </w:rPr>
-          <w:rPr>
-            <w:color w:val="0000EE"/>
-            <w:u w:val="single"/>
-          </w:rPr>
-          <w:t>Am.</w:t>
-        </w:r>
-      </w:hyperlink>
+      <w:r>
+        <w:rPr>
+          <w:lang w:val="id_ID" w:bidi="id_ID"/>
+        </w:rPr>
+        <w:t>Am.</w:t>
+      </w:r>
       <w:r>
         <w:rPr>
           <w:lang w:val="id_ID" w:bidi="id_ID"/>
         </w:rPr>
         <w:t xml:space="preserve"> </w:t>
       </w:r>
-      <w:hyperlink r:id="rId108">
-        <w:r>
-          <w:rPr>
-            <w:lang w:val="id_ID" w:bidi="id_ID"/>
-          </w:rPr>
-          <w:rPr>
-            <w:color w:val="0000EE"/>
-            <w:u w:val="single"/>
-          </w:rPr>
-          <w:t>5:18</w:t>
-        </w:r>
-      </w:hyperlink>
+      <w:r>
+        <w:rPr>
+          <w:lang w:val="id_ID" w:bidi="id_ID"/>
+        </w:rPr>
+        <w:t>5:18</w:t>
+      </w:r>
       <w:r>
         <w:rPr>
           <w:lang w:val="id_ID" w:bidi="id_ID"/>
         </w:rPr>
         <w:t xml:space="preserve">); kedua ungkapan tersebut menunjukkan waktu penghakiman atas Israel (lihat juga </w:t>
       </w:r>
-      <w:hyperlink r:id="rId71">
-        <w:r>
-          <w:rPr>
-            <w:lang w:val="id_ID" w:bidi="id_ID"/>
-          </w:rPr>
-          <w:rPr>
-            <w:color w:val="0000EE"/>
-            <w:u w:val="single"/>
-          </w:rPr>
-          <w:t>Am</w:t>
-        </w:r>
-      </w:hyperlink>
+      <w:r>
+        <w:rPr>
+          <w:lang w:val="id_ID" w:bidi="id_ID"/>
+        </w:rPr>
+        <w:t>Am</w:t>
+      </w:r>
       <w:r>
         <w:rPr>
           <w:lang w:val="id_ID" w:bidi="id_ID"/>
         </w:rPr>
         <w:t xml:space="preserve"> </w:t>
       </w:r>
-      <w:hyperlink r:id="rId109">
-        <w:r>
-          <w:rPr>
-            <w:lang w:val="id_ID" w:bidi="id_ID"/>
-          </w:rPr>
-          <w:rPr>
-            <w:color w:val="0000EE"/>
-            <w:u w:val="single"/>
-          </w:rPr>
-          <w:t>8:3</w:t>
-        </w:r>
-      </w:hyperlink>
+      <w:r>
+        <w:rPr>
+          <w:lang w:val="id_ID" w:bidi="id_ID"/>
+        </w:rPr>
+        <w:t>8:3</w:t>
+      </w:r>
       <w:r>
         <w:rPr>
           <w:lang w:val="id_ID" w:bidi="id_ID"/>
@@ -3927,36 +3261,24 @@
         </w:rPr>
         <w:t xml:space="preserve">Amos memulai dengan menyebut tentang kebaikan Allah kepada Israel ketika Dia menyelamatkan mereka dari Mesir (lihat </w:t>
       </w:r>
-      <w:hyperlink r:id="rId71">
-        <w:r>
-          <w:rPr>
-            <w:lang w:val="id_ID" w:bidi="id_ID"/>
-          </w:rPr>
-          <w:rPr>
-            <w:color w:val="0000EE"/>
-            <w:u w:val="single"/>
-          </w:rPr>
-          <w:t>Am</w:t>
-        </w:r>
-      </w:hyperlink>
+      <w:r>
+        <w:rPr>
+          <w:lang w:val="id_ID" w:bidi="id_ID"/>
+        </w:rPr>
+        <w:t>Am</w:t>
+      </w:r>
       <w:r>
         <w:rPr>
           <w:lang w:val="id_ID" w:bidi="id_ID"/>
         </w:rPr>
         <w:t xml:space="preserve"> </w:t>
       </w:r>
-      <w:hyperlink r:id="rId110">
-        <w:r>
-          <w:rPr>
-            <w:lang w:val="id_ID" w:bidi="id_ID"/>
-          </w:rPr>
-          <w:rPr>
-            <w:color w:val="0000EE"/>
-            <w:u w:val="single"/>
-          </w:rPr>
-          <w:t>2:10</w:t>
-        </w:r>
-      </w:hyperlink>
+      <w:r>
+        <w:rPr>
+          <w:lang w:val="id_ID" w:bidi="id_ID"/>
+        </w:rPr>
+        <w:t>2:10</w:t>
+      </w:r>
       <w:r>
         <w:rPr>
           <w:lang w:val="id_ID" w:bidi="id_ID"/>
@@ -4107,126 +3429,84 @@
         </w:rPr>
         <w:t>Kata yang diterjemahkan sebagai "kenal" menunjukkan pengenalan dekat secara pribadi dan pengalaman yang sering kali melampaui kesadaran intelektual semata. Ini dapat menunjukkan pengakuan dan pengakuan formal (</w:t>
       </w:r>
-      <w:hyperlink r:id="rId111">
-        <w:r>
-          <w:rPr>
-            <w:lang w:val="id_ID" w:bidi="id_ID"/>
-          </w:rPr>
-          <w:rPr>
-            <w:color w:val="0000EE"/>
-            <w:u w:val="single"/>
-          </w:rPr>
-          <w:t>Kel. 1:8</w:t>
-        </w:r>
-      </w:hyperlink>
+      <w:r>
+        <w:rPr>
+          <w:lang w:val="id_ID" w:bidi="id_ID"/>
+        </w:rPr>
+        <w:t>Kel. 1:8</w:t>
+      </w:r>
       <w:r>
         <w:rPr>
           <w:lang w:val="id_ID" w:bidi="id_ID"/>
         </w:rPr>
         <w:t xml:space="preserve">; </w:t>
       </w:r>
-      <w:hyperlink r:id="rId112">
-        <w:r>
-          <w:rPr>
-            <w:lang w:val="id_ID" w:bidi="id_ID"/>
-          </w:rPr>
-          <w:rPr>
-            <w:color w:val="0000EE"/>
-            <w:u w:val="single"/>
-          </w:rPr>
-          <w:t>5:2</w:t>
-        </w:r>
-      </w:hyperlink>
+      <w:r>
+        <w:rPr>
+          <w:lang w:val="id_ID" w:bidi="id_ID"/>
+        </w:rPr>
+        <w:t>5:2</w:t>
+      </w:r>
       <w:r>
         <w:rPr>
           <w:lang w:val="id_ID" w:bidi="id_ID"/>
         </w:rPr>
         <w:t>), pengalaman pribadi (</w:t>
       </w:r>
-      <w:hyperlink r:id="rId113">
-        <w:r>
-          <w:rPr>
-            <w:lang w:val="id_ID" w:bidi="id_ID"/>
-          </w:rPr>
-          <w:rPr>
-            <w:color w:val="0000EE"/>
-            <w:u w:val="single"/>
-          </w:rPr>
-          <w:t>Kej. 2:17</w:t>
-        </w:r>
-      </w:hyperlink>
+      <w:r>
+        <w:rPr>
+          <w:lang w:val="id_ID" w:bidi="id_ID"/>
+        </w:rPr>
+        <w:t>Kej. 2:17</w:t>
+      </w:r>
       <w:r>
         <w:rPr>
           <w:lang w:val="id_ID" w:bidi="id_ID"/>
         </w:rPr>
         <w:t>), atau hubungan seksual (</w:t>
       </w:r>
-      <w:hyperlink r:id="rId114">
-        <w:r>
-          <w:rPr>
-            <w:lang w:val="id_ID" w:bidi="id_ID"/>
-          </w:rPr>
-          <w:rPr>
-            <w:color w:val="0000EE"/>
-            <w:u w:val="single"/>
-          </w:rPr>
-          <w:t>Kej. 4:1</w:t>
-        </w:r>
-      </w:hyperlink>
+      <w:r>
+        <w:rPr>
+          <w:lang w:val="id_ID" w:bidi="id_ID"/>
+        </w:rPr>
+        <w:t>Kej. 4:1</w:t>
+      </w:r>
       <w:r>
         <w:rPr>
           <w:lang w:val="id_ID" w:bidi="id_ID"/>
         </w:rPr>
         <w:t>). Kata ini sering digunakan untuk menggambarkan hubungan Allah dengan Israel (</w:t>
       </w:r>
-      <w:hyperlink r:id="rId115">
-        <w:r>
-          <w:rPr>
-            <w:lang w:val="id_ID" w:bidi="id_ID"/>
-          </w:rPr>
-          <w:rPr>
-            <w:color w:val="0000EE"/>
-            <w:u w:val="single"/>
-          </w:rPr>
-          <w:t>Hos. 5:3</w:t>
-        </w:r>
-      </w:hyperlink>
+      <w:r>
+        <w:rPr>
+          <w:lang w:val="id_ID" w:bidi="id_ID"/>
+        </w:rPr>
+        <w:t>Hos. 5:3</w:t>
+      </w:r>
       <w:r>
         <w:rPr>
           <w:lang w:val="id_ID" w:bidi="id_ID"/>
         </w:rPr>
         <w:t>) dan hubungan yang ideal antara Israel dengan Allah (</w:t>
       </w:r>
-      <w:hyperlink r:id="rId116">
-        <w:r>
-          <w:rPr>
-            <w:lang w:val="id_ID" w:bidi="id_ID"/>
-          </w:rPr>
-          <w:rPr>
-            <w:color w:val="0000EE"/>
-            <w:u w:val="single"/>
-          </w:rPr>
-          <w:t>Hos. 2:20</w:t>
-        </w:r>
-      </w:hyperlink>
+      <w:r>
+        <w:rPr>
+          <w:lang w:val="id_ID" w:bidi="id_ID"/>
+        </w:rPr>
+        <w:t>Hos. 2:20</w:t>
+      </w:r>
       <w:r>
         <w:rPr>
           <w:lang w:val="id_ID" w:bidi="id_ID"/>
         </w:rPr>
         <w:t>). Karena status istimewa Israel, Allah akan menuntut pertanggungjawaban mereka atas semua dosa mereka, bukan hanya sebagian saja. Allah menuntut pertanggungjawaban orang-orang berdasarkan apa yang telah diberikan kepada mereka (</w:t>
       </w:r>
-      <w:hyperlink r:id="rId117">
-        <w:r>
-          <w:rPr>
-            <w:lang w:val="id_ID" w:bidi="id_ID"/>
-          </w:rPr>
-          <w:rPr>
-            <w:color w:val="0000EE"/>
-            <w:u w:val="single"/>
-          </w:rPr>
-          <w:t>Lukas 12:47–48</w:t>
-        </w:r>
-      </w:hyperlink>
+      <w:r>
+        <w:rPr>
+          <w:lang w:val="id_ID" w:bidi="id_ID"/>
+        </w:rPr>
+        <w:t>Lukas 12:47–48</w:t>
+      </w:r>
       <w:r>
         <w:rPr>
           <w:lang w:val="id_ID" w:bidi="id_ID"/>
@@ -4473,72 +3753,48 @@
         </w:rPr>
         <w:t>Malapetaka ... dan Tuhan tidak melakukannya: Baik hal-hal yang bagus dan menyenangkan, maupun yang merusak dan menyakitkan, semua datangnya dari Allah (</w:t>
       </w:r>
-      <w:hyperlink r:id="rId118">
-        <w:r>
-          <w:rPr>
-            <w:lang w:val="id_ID" w:bidi="id_ID"/>
-          </w:rPr>
-          <w:rPr>
-            <w:color w:val="0000EE"/>
-            <w:u w:val="single"/>
-          </w:rPr>
-          <w:t>Yesaya 45:7</w:t>
-        </w:r>
-      </w:hyperlink>
+      <w:r>
+        <w:rPr>
+          <w:lang w:val="id_ID" w:bidi="id_ID"/>
+        </w:rPr>
+        <w:t>Yesaya 45:7</w:t>
+      </w:r>
       <w:r>
         <w:rPr>
           <w:lang w:val="id_ID" w:bidi="id_ID"/>
         </w:rPr>
         <w:t xml:space="preserve">; </w:t>
       </w:r>
-      <w:hyperlink r:id="rId119">
-        <w:r>
-          <w:rPr>
-            <w:lang w:val="id_ID" w:bidi="id_ID"/>
-          </w:rPr>
-          <w:rPr>
-            <w:color w:val="0000EE"/>
-            <w:u w:val="single"/>
-          </w:rPr>
-          <w:t>Ratapan 3:38</w:t>
-        </w:r>
-      </w:hyperlink>
+      <w:r>
+        <w:rPr>
+          <w:lang w:val="id_ID" w:bidi="id_ID"/>
+        </w:rPr>
+        <w:t>Ratapan 3:38</w:t>
+      </w:r>
       <w:r>
         <w:rPr>
           <w:lang w:val="id_ID" w:bidi="id_ID"/>
         </w:rPr>
         <w:t xml:space="preserve">; lihat </w:t>
       </w:r>
-      <w:hyperlink r:id="rId120">
-        <w:r>
-          <w:rPr>
-            <w:lang w:val="id_ID" w:bidi="id_ID"/>
-          </w:rPr>
-          <w:rPr>
-            <w:color w:val="0000EE"/>
-            <w:u w:val="single"/>
-          </w:rPr>
-          <w:t>Ulangan 28</w:t>
-        </w:r>
-      </w:hyperlink>
+      <w:r>
+        <w:rPr>
+          <w:lang w:val="id_ID" w:bidi="id_ID"/>
+        </w:rPr>
+        <w:t>Ulangan 28</w:t>
+      </w:r>
       <w:r>
         <w:rPr>
           <w:lang w:val="id_ID" w:bidi="id_ID"/>
         </w:rPr>
         <w:t xml:space="preserve">; </w:t>
       </w:r>
-      <w:hyperlink r:id="rId121">
-        <w:r>
-          <w:rPr>
-            <w:lang w:val="id_ID" w:bidi="id_ID"/>
-          </w:rPr>
-          <w:rPr>
-            <w:color w:val="0000EE"/>
-            <w:u w:val="single"/>
-          </w:rPr>
-          <w:t>Ayub 2:10</w:t>
-        </w:r>
-      </w:hyperlink>
+      <w:r>
+        <w:rPr>
+          <w:lang w:val="id_ID" w:bidi="id_ID"/>
+        </w:rPr>
+        <w:t>Ayub 2:10</w:t>
+      </w:r>
       <w:r>
         <w:rPr>
           <w:lang w:val="id_ID" w:bidi="id_ID"/>
@@ -4606,72 +3862,48 @@
         </w:rPr>
         <w:t xml:space="preserve"> telah mengaum dari Bukit Sion (</w:t>
       </w:r>
-      <w:hyperlink r:id="rId71">
-        <w:r>
-          <w:rPr>
-            <w:lang w:val="id_ID" w:bidi="id_ID"/>
-          </w:rPr>
-          <w:rPr>
-            <w:color w:val="0000EE"/>
-            <w:u w:val="single"/>
-          </w:rPr>
-          <w:t>Am.</w:t>
-        </w:r>
-      </w:hyperlink>
+      <w:r>
+        <w:rPr>
+          <w:lang w:val="id_ID" w:bidi="id_ID"/>
+        </w:rPr>
+        <w:t>Am.</w:t>
+      </w:r>
       <w:r>
         <w:rPr>
           <w:lang w:val="id_ID" w:bidi="id_ID"/>
         </w:rPr>
         <w:t xml:space="preserve"> </w:t>
       </w:r>
-      <w:hyperlink r:id="rId122">
-        <w:r>
-          <w:rPr>
-            <w:lang w:val="id_ID" w:bidi="id_ID"/>
-          </w:rPr>
-          <w:rPr>
-            <w:color w:val="0000EE"/>
-            <w:u w:val="single"/>
-          </w:rPr>
-          <w:t>1:2</w:t>
-        </w:r>
-      </w:hyperlink>
+      <w:r>
+        <w:rPr>
+          <w:lang w:val="id_ID" w:bidi="id_ID"/>
+        </w:rPr>
+        <w:t>1:2</w:t>
+      </w:r>
       <w:r>
         <w:rPr>
           <w:lang w:val="id_ID" w:bidi="id_ID"/>
         </w:rPr>
         <w:t xml:space="preserve">) dan memaksa Amos untuk bernubuat (lihat </w:t>
       </w:r>
-      <w:hyperlink r:id="rId71">
-        <w:r>
-          <w:rPr>
-            <w:lang w:val="id_ID" w:bidi="id_ID"/>
-          </w:rPr>
-          <w:rPr>
-            <w:color w:val="0000EE"/>
-            <w:u w:val="single"/>
-          </w:rPr>
-          <w:t>Am.</w:t>
-        </w:r>
-      </w:hyperlink>
+      <w:r>
+        <w:rPr>
+          <w:lang w:val="id_ID" w:bidi="id_ID"/>
+        </w:rPr>
+        <w:t>Am.</w:t>
+      </w:r>
       <w:r>
         <w:rPr>
           <w:lang w:val="id_ID" w:bidi="id_ID"/>
         </w:rPr>
         <w:t xml:space="preserve"> </w:t>
       </w:r>
-      <w:hyperlink r:id="rId123">
-        <w:r>
-          <w:rPr>
-            <w:lang w:val="id_ID" w:bidi="id_ID"/>
-          </w:rPr>
-          <w:rPr>
-            <w:color w:val="0000EE"/>
-            <w:u w:val="single"/>
-          </w:rPr>
-          <w:t>7:14–16</w:t>
-        </w:r>
-      </w:hyperlink>
+      <w:r>
+        <w:rPr>
+          <w:lang w:val="id_ID" w:bidi="id_ID"/>
+        </w:rPr>
+        <w:t>7:14–16</w:t>
+      </w:r>
       <w:r>
         <w:rPr>
           <w:lang w:val="id_ID" w:bidi="id_ID"/>
@@ -4739,30 +3971,18 @@
         </w:rPr>
         <w:t xml:space="preserve"> salah satu kota utama Filistin) dan Mesir. Dia mengundang mereka untuk mengepung Samaria (ibu kota kerajaan Israel) agar dapat menyaksikan kekacauan dan penindasannya. Israel tampak kuat dari luar, tetapi di dalamnya rapuh, penuh dengan konflik antar kaum elit. Musuh-musuh akan memanfaatkan kelemahan internal Israel (lihat </w:t>
       </w:r>
-      <w:hyperlink r:id="rId71">
-        <w:r>
-          <w:rPr>
-            <w:lang w:val="id_ID" w:bidi="id_ID"/>
-          </w:rPr>
-          <w:rPr>
-            <w:color w:val="0000EE"/>
-            <w:u w:val="single"/>
-          </w:rPr>
-          <w:t xml:space="preserve">Am. </w:t>
-        </w:r>
-      </w:hyperlink>
-      <w:hyperlink r:id="rId124">
-        <w:r>
-          <w:rPr>
-            <w:lang w:val="id_ID" w:bidi="id_ID"/>
-          </w:rPr>
-          <w:rPr>
-            <w:color w:val="0000EE"/>
-            <w:u w:val="single"/>
-          </w:rPr>
-          <w:t>3:11</w:t>
-        </w:r>
-      </w:hyperlink>
+      <w:r>
+        <w:rPr>
+          <w:lang w:val="id_ID" w:bidi="id_ID"/>
+        </w:rPr>
+        <w:t xml:space="preserve">Am. </w:t>
+      </w:r>
+      <w:r>
+        <w:rPr>
+          <w:lang w:val="id_ID" w:bidi="id_ID"/>
+        </w:rPr>
+        <w:t>3:11</w:t>
+      </w:r>
       <w:r>
         <w:rPr>
           <w:lang w:val="id_ID" w:bidi="id_ID"/>
@@ -4817,30 +4037,18 @@
         </w:rPr>
         <w:t xml:space="preserve">Orang-orang kaya di Israel mendapatkan kekayaan mereka melalui pengabaian dan perlakuan brutal terhadap orang miskin dan tak berdaya (lihat </w:t>
       </w:r>
-      <w:hyperlink r:id="rId71">
-        <w:r>
-          <w:rPr>
-            <w:lang w:val="id_ID" w:bidi="id_ID"/>
-          </w:rPr>
-          <w:rPr>
-            <w:color w:val="0000EE"/>
-            <w:u w:val="single"/>
-          </w:rPr>
-          <w:t xml:space="preserve">Am. </w:t>
-        </w:r>
-      </w:hyperlink>
-      <w:hyperlink r:id="rId125">
-        <w:r>
-          <w:rPr>
-            <w:lang w:val="id_ID" w:bidi="id_ID"/>
-          </w:rPr>
-          <w:rPr>
-            <w:color w:val="0000EE"/>
-            <w:u w:val="single"/>
-          </w:rPr>
-          <w:t>2:6–8</w:t>
-        </w:r>
-      </w:hyperlink>
+      <w:r>
+        <w:rPr>
+          <w:lang w:val="id_ID" w:bidi="id_ID"/>
+        </w:rPr>
+        <w:t xml:space="preserve">Am. </w:t>
+      </w:r>
+      <w:r>
+        <w:rPr>
+          <w:lang w:val="id_ID" w:bidi="id_ID"/>
+        </w:rPr>
+        <w:t>2:6–8</w:t>
+      </w:r>
       <w:r>
         <w:rPr>
           <w:lang w:val="id_ID" w:bidi="id_ID"/>
@@ -5029,132 +4237,84 @@
         </w:rPr>
         <w:t xml:space="preserve">). Yakub adalah leluhur Israel dan Yehuda. • Para saksi yang diminta untuk mendengarkan mungkin adalah bangsa-bangsa yang disebutkan dalam </w:t>
       </w:r>
-      <w:hyperlink r:id="rId71">
-        <w:r>
-          <w:rPr>
-            <w:lang w:val="id_ID" w:bidi="id_ID"/>
-          </w:rPr>
-          <w:rPr>
-            <w:color w:val="0000EE"/>
-            <w:u w:val="single"/>
-          </w:rPr>
-          <w:t xml:space="preserve"> Am. </w:t>
-        </w:r>
-      </w:hyperlink>
-      <w:hyperlink r:id="rId126">
-        <w:r>
-          <w:rPr>
-            <w:lang w:val="id_ID" w:bidi="id_ID"/>
-          </w:rPr>
-          <w:rPr>
-            <w:color w:val="0000EE"/>
-            <w:u w:val="single"/>
-          </w:rPr>
-          <w:t>3:9</w:t>
-        </w:r>
-      </w:hyperlink>
+      <w:r>
+        <w:rPr>
+          <w:lang w:val="id_ID" w:bidi="id_ID"/>
+        </w:rPr>
+        <w:t xml:space="preserve"> Am. </w:t>
+      </w:r>
+      <w:r>
+        <w:rPr>
+          <w:lang w:val="id_ID" w:bidi="id_ID"/>
+        </w:rPr>
+        <w:t>3:9</w:t>
+      </w:r>
       <w:r>
         <w:rPr>
           <w:lang w:val="id_ID" w:bidi="id_ID"/>
         </w:rPr>
         <w:t xml:space="preserve">, penduduk Samaria, atau kelompok nabi. • Tuhan, Allah semesta alam : Gelar ini, secara harfiah "Tuhan, Allah atas Balatentara surga" (juga dalam </w:t>
       </w:r>
-      <w:hyperlink r:id="rId71">
-        <w:r>
-          <w:rPr>
-            <w:lang w:val="id_ID" w:bidi="id_ID"/>
-          </w:rPr>
-          <w:rPr>
-            <w:color w:val="0000EE"/>
-            <w:u w:val="single"/>
-          </w:rPr>
-          <w:t xml:space="preserve"> Am. </w:t>
-        </w:r>
-      </w:hyperlink>
-      <w:hyperlink r:id="rId127">
-        <w:r>
-          <w:rPr>
-            <w:lang w:val="id_ID" w:bidi="id_ID"/>
-          </w:rPr>
-          <w:rPr>
-            <w:color w:val="0000EE"/>
-            <w:u w:val="single"/>
-          </w:rPr>
-          <w:t>4:13</w:t>
-        </w:r>
-      </w:hyperlink>
+      <w:r>
+        <w:rPr>
+          <w:lang w:val="id_ID" w:bidi="id_ID"/>
+        </w:rPr>
+        <w:t xml:space="preserve"> Am. </w:t>
+      </w:r>
+      <w:r>
+        <w:rPr>
+          <w:lang w:val="id_ID" w:bidi="id_ID"/>
+        </w:rPr>
+        <w:t>4:13</w:t>
+      </w:r>
       <w:r>
         <w:rPr>
           <w:lang w:val="id_ID" w:bidi="id_ID"/>
         </w:rPr>
         <w:t xml:space="preserve">; </w:t>
       </w:r>
-      <w:hyperlink r:id="rId128">
-        <w:r>
-          <w:rPr>
-            <w:lang w:val="id_ID" w:bidi="id_ID"/>
-          </w:rPr>
-          <w:rPr>
-            <w:color w:val="0000EE"/>
-            <w:u w:val="single"/>
-          </w:rPr>
-          <w:t>5:14–16</w:t>
-        </w:r>
-      </w:hyperlink>
+      <w:r>
+        <w:rPr>
+          <w:lang w:val="id_ID" w:bidi="id_ID"/>
+        </w:rPr>
+        <w:t>5:14–16</w:t>
+      </w:r>
       <w:r>
         <w:rPr>
           <w:lang w:val="id_ID" w:bidi="id_ID"/>
         </w:rPr>
         <w:t xml:space="preserve">, </w:t>
       </w:r>
-      <w:hyperlink r:id="rId129">
-        <w:r>
-          <w:rPr>
-            <w:lang w:val="id_ID" w:bidi="id_ID"/>
-          </w:rPr>
-          <w:rPr>
-            <w:color w:val="0000EE"/>
-            <w:u w:val="single"/>
-          </w:rPr>
-          <w:t>27</w:t>
-        </w:r>
-      </w:hyperlink>
+      <w:r>
+        <w:rPr>
+          <w:lang w:val="id_ID" w:bidi="id_ID"/>
+        </w:rPr>
+        <w:t>27</w:t>
+      </w:r>
       <w:r>
         <w:rPr>
           <w:lang w:val="id_ID" w:bidi="id_ID"/>
         </w:rPr>
         <w:t xml:space="preserve">; </w:t>
       </w:r>
-      <w:hyperlink r:id="rId130">
-        <w:r>
-          <w:rPr>
-            <w:lang w:val="id_ID" w:bidi="id_ID"/>
-          </w:rPr>
-          <w:rPr>
-            <w:color w:val="0000EE"/>
-            <w:u w:val="single"/>
-          </w:rPr>
-          <w:t>6:8</w:t>
-        </w:r>
-      </w:hyperlink>
+      <w:r>
+        <w:rPr>
+          <w:lang w:val="id_ID" w:bidi="id_ID"/>
+        </w:rPr>
+        <w:t>6:8</w:t>
+      </w:r>
       <w:r>
         <w:rPr>
           <w:lang w:val="id_ID" w:bidi="id_ID"/>
         </w:rPr>
         <w:t xml:space="preserve">), menggambarkan Allah sebagai panglima pasukan surgawi; ini adalah Allah sejati atas alam semesta, bukan dewa setempat yang berkuasa di satu negeri saja (lihat juga </w:t>
       </w:r>
-      <w:hyperlink r:id="rId131">
-        <w:r>
-          <w:rPr>
-            <w:lang w:val="id_ID" w:bidi="id_ID"/>
-          </w:rPr>
-          <w:rPr>
-            <w:color w:val="0000EE"/>
-            <w:u w:val="single"/>
-          </w:rPr>
-          <w:t>Kel. 15:3</w:t>
-        </w:r>
-      </w:hyperlink>
+      <w:r>
+        <w:rPr>
+          <w:lang w:val="id_ID" w:bidi="id_ID"/>
+        </w:rPr>
+        <w:t>Kel. 15:3</w:t>
+      </w:r>
       <w:r>
         <w:rPr>
           <w:lang w:val="id_ID" w:bidi="id_ID"/>
@@ -5209,54 +4369,36 @@
         </w:rPr>
         <w:t>mezbah-mezbah dewa di Betel: Kuil di Betel, yang dibangun oleh Yerobeam I tak lama setelah pelantikannya (</w:t>
       </w:r>
-      <w:hyperlink r:id="rId132">
-        <w:r>
-          <w:rPr>
-            <w:lang w:val="id_ID" w:bidi="id_ID"/>
-          </w:rPr>
-          <w:rPr>
-            <w:color w:val="0000EE"/>
-            <w:u w:val="single"/>
-          </w:rPr>
-          <w:t>1Raj. 12:26–33</w:t>
-        </w:r>
-      </w:hyperlink>
+      <w:r>
+        <w:rPr>
+          <w:lang w:val="id_ID" w:bidi="id_ID"/>
+        </w:rPr>
+        <w:t>1Raj. 12:26–33</w:t>
+      </w:r>
       <w:r>
         <w:rPr>
           <w:lang w:val="id_ID" w:bidi="id_ID"/>
         </w:rPr>
         <w:t>), berlanjut melalui dinasti Yehu (</w:t>
       </w:r>
-      <w:hyperlink r:id="rId133">
-        <w:r>
-          <w:rPr>
-            <w:lang w:val="id_ID" w:bidi="id_ID"/>
-          </w:rPr>
-          <w:rPr>
-            <w:color w:val="0000EE"/>
-            <w:u w:val="single"/>
-          </w:rPr>
-          <w:t>2Raj. 10:29</w:t>
-        </w:r>
-      </w:hyperlink>
+      <w:r>
+        <w:rPr>
+          <w:lang w:val="id_ID" w:bidi="id_ID"/>
+        </w:rPr>
+        <w:t>2Raj. 10:29</w:t>
+      </w:r>
       <w:r>
         <w:rPr>
           <w:lang w:val="id_ID" w:bidi="id_ID"/>
         </w:rPr>
         <w:t>), dari mana Yerobeam II berasal. Kuil ini menggabungkan penyembahan Yahweh (Tuhan) dengan simbol agama kafir berupa lembu jantan. Ketika mezbah dihancurkan, kuil Betel, tempat suci resmi milik raja (</w:t>
       </w:r>
-      <w:hyperlink r:id="rId134">
-        <w:r>
-          <w:rPr>
-            <w:lang w:val="id_ID" w:bidi="id_ID"/>
-          </w:rPr>
-          <w:rPr>
-            <w:color w:val="0000EE"/>
-            <w:u w:val="single"/>
-          </w:rPr>
-          <w:t>Amos 7:13</w:t>
-        </w:r>
-      </w:hyperlink>
+      <w:r>
+        <w:rPr>
+          <w:lang w:val="id_ID" w:bidi="id_ID"/>
+        </w:rPr>
+        <w:t>Amos 7:13</w:t>
+      </w:r>
       <w:r>
         <w:rPr>
           <w:lang w:val="id_ID" w:bidi="id_ID"/>
@@ -5372,36 +4514,24 @@
         </w:rPr>
         <w:t>): Basan terkenal dengan lembunya yang kuat dan gemuk (</w:t>
       </w:r>
-      <w:hyperlink r:id="rId135">
-        <w:r>
-          <w:rPr>
-            <w:lang w:val="id_ID" w:bidi="id_ID"/>
-          </w:rPr>
-          <w:rPr>
-            <w:color w:val="0000EE"/>
-            <w:u w:val="single"/>
-          </w:rPr>
-          <w:t>Mzm 22:12</w:t>
-        </w:r>
-      </w:hyperlink>
+      <w:r>
+        <w:rPr>
+          <w:lang w:val="id_ID" w:bidi="id_ID"/>
+        </w:rPr>
+        <w:t>Mzm 22:12</w:t>
+      </w:r>
       <w:r>
         <w:rPr>
           <w:lang w:val="id_ID" w:bidi="id_ID"/>
         </w:rPr>
         <w:t xml:space="preserve">; </w:t>
       </w:r>
-      <w:hyperlink r:id="rId136">
-        <w:r>
-          <w:rPr>
-            <w:lang w:val="id_ID" w:bidi="id_ID"/>
-          </w:rPr>
-          <w:rPr>
-            <w:color w:val="0000EE"/>
-            <w:u w:val="single"/>
-          </w:rPr>
-          <w:t>Yeh 39:18</w:t>
-        </w:r>
-      </w:hyperlink>
+      <w:r>
+        <w:rPr>
+          <w:lang w:val="id_ID" w:bidi="id_ID"/>
+        </w:rPr>
+        <w:t>Yeh 39:18</w:t>
+      </w:r>
       <w:r>
         <w:rPr>
           <w:lang w:val="id_ID" w:bidi="id_ID"/>
@@ -5504,72 +4634,48 @@
         </w:rPr>
         <w:t xml:space="preserve">telah bersumpah demi kekudusan-Nya: Kekudusan menggambarkan Allah sebagai yang berada di luar dan tidak bergantung pada ciptaan; sifat-Nya sepenuhnya berbeda dari apa yang telah diciptakan-Nya. Sumpah ini mirip dengan </w:t>
       </w:r>
-      <w:hyperlink r:id="rId130">
-        <w:r>
-          <w:rPr>
-            <w:lang w:val="id_ID" w:bidi="id_ID"/>
-          </w:rPr>
-          <w:rPr>
-            <w:color w:val="0000EE"/>
-            <w:u w:val="single"/>
-          </w:rPr>
-          <w:t>6:8</w:t>
-        </w:r>
-      </w:hyperlink>
+      <w:r>
+        <w:rPr>
+          <w:lang w:val="id_ID" w:bidi="id_ID"/>
+        </w:rPr>
+        <w:t>6:8</w:t>
+      </w:r>
       <w:r>
         <w:rPr>
           <w:lang w:val="id_ID" w:bidi="id_ID"/>
         </w:rPr>
         <w:t xml:space="preserve">; </w:t>
       </w:r>
-      <w:hyperlink r:id="rId137">
-        <w:r>
-          <w:rPr>
-            <w:lang w:val="id_ID" w:bidi="id_ID"/>
-          </w:rPr>
-          <w:rPr>
-            <w:color w:val="0000EE"/>
-            <w:u w:val="single"/>
-          </w:rPr>
-          <w:t>8:7</w:t>
-        </w:r>
-      </w:hyperlink>
+      <w:r>
+        <w:rPr>
+          <w:lang w:val="id_ID" w:bidi="id_ID"/>
+        </w:rPr>
+        <w:t>8:7</w:t>
+      </w:r>
       <w:r>
         <w:rPr>
           <w:lang w:val="id_ID" w:bidi="id_ID"/>
         </w:rPr>
         <w:t xml:space="preserve">. • diangkat dengan kait: Orang Asyur dikenal karena perlakuan tidak manusiawi mereka terhadap tawanan perang (lihat </w:t>
       </w:r>
-      <w:hyperlink r:id="rId138">
-        <w:r>
-          <w:rPr>
-            <w:lang w:val="id_ID" w:bidi="id_ID"/>
-          </w:rPr>
-          <w:rPr>
-            <w:color w:val="0000EE"/>
-            <w:u w:val="single"/>
-          </w:rPr>
-          <w:t>2Taw. 33:11</w:t>
-        </w:r>
-      </w:hyperlink>
+      <w:r>
+        <w:rPr>
+          <w:lang w:val="id_ID" w:bidi="id_ID"/>
+        </w:rPr>
+        <w:t>2Taw. 33:11</w:t>
+      </w:r>
       <w:r>
         <w:rPr>
           <w:lang w:val="id_ID" w:bidi="id_ID"/>
         </w:rPr>
         <w:t xml:space="preserve">; bdk. </w:t>
       </w:r>
-      <w:hyperlink r:id="rId139">
-        <w:r>
-          <w:rPr>
-            <w:lang w:val="id_ID" w:bidi="id_ID"/>
-          </w:rPr>
-          <w:rPr>
-            <w:color w:val="0000EE"/>
-            <w:u w:val="single"/>
-          </w:rPr>
-          <w:t>2Raj. 19:28</w:t>
-        </w:r>
-      </w:hyperlink>
+      <w:r>
+        <w:rPr>
+          <w:lang w:val="id_ID" w:bidi="id_ID"/>
+        </w:rPr>
+        <w:t>2Raj. 19:28</w:t>
+      </w:r>
       <w:r>
         <w:rPr>
           <w:lang w:val="id_ID" w:bidi="id_ID"/>
@@ -5698,54 +4804,36 @@
         </w:rPr>
         <w:t xml:space="preserve"> tempat Yakub mengalami penglihatan berupa tangga dengan malaikat yang naik turun (</w:t>
       </w:r>
-      <w:hyperlink r:id="rId140">
-        <w:r>
-          <w:rPr>
-            <w:lang w:val="id_ID" w:bidi="id_ID"/>
-          </w:rPr>
-          <w:rPr>
-            <w:color w:val="0000EE"/>
-            <w:u w:val="single"/>
-          </w:rPr>
-          <w:t>Kej. 28:11–22</w:t>
-        </w:r>
-      </w:hyperlink>
+      <w:r>
+        <w:rPr>
+          <w:lang w:val="id_ID" w:bidi="id_ID"/>
+        </w:rPr>
+        <w:t>Kej. 28:11–22</w:t>
+      </w:r>
       <w:r>
         <w:rPr>
           <w:lang w:val="id_ID" w:bidi="id_ID"/>
         </w:rPr>
         <w:t xml:space="preserve">), adalah pusat ibadah di kerajaan selatan yang didirikan oleh Yerobeam I (lihat </w:t>
       </w:r>
-      <w:hyperlink r:id="rId141">
-        <w:r>
-          <w:rPr>
-            <w:lang w:val="id_ID" w:bidi="id_ID"/>
-          </w:rPr>
-          <w:rPr>
-            <w:color w:val="0000EE"/>
-            <w:u w:val="single"/>
-          </w:rPr>
-          <w:t>Amos 3:14</w:t>
-        </w:r>
-      </w:hyperlink>
+      <w:r>
+        <w:rPr>
+          <w:lang w:val="id_ID" w:bidi="id_ID"/>
+        </w:rPr>
+        <w:t>Amos 3:14</w:t>
+      </w:r>
       <w:r>
         <w:rPr>
           <w:lang w:val="id_ID" w:bidi="id_ID"/>
         </w:rPr>
         <w:t xml:space="preserve">; </w:t>
       </w:r>
-      <w:hyperlink r:id="rId142">
-        <w:r>
-          <w:rPr>
-            <w:lang w:val="id_ID" w:bidi="id_ID"/>
-          </w:rPr>
-          <w:rPr>
-            <w:color w:val="0000EE"/>
-            <w:u w:val="single"/>
-          </w:rPr>
-          <w:t>1Raj. 12:28–29</w:t>
-        </w:r>
-      </w:hyperlink>
+      <w:r>
+        <w:rPr>
+          <w:lang w:val="id_ID" w:bidi="id_ID"/>
+        </w:rPr>
+        <w:t>1Raj. 12:28–29</w:t>
+      </w:r>
       <w:r>
         <w:rPr>
           <w:lang w:val="id_ID" w:bidi="id_ID"/>
@@ -5765,72 +4853,48 @@
         </w:rPr>
         <w:t xml:space="preserve"> tempat perkemahan Israel setelah mereka menyeberangi Yordan (</w:t>
       </w:r>
-      <w:hyperlink r:id="rId143">
-        <w:r>
-          <w:rPr>
-            <w:lang w:val="id_ID" w:bidi="id_ID"/>
-          </w:rPr>
-          <w:rPr>
-            <w:color w:val="0000EE"/>
-            <w:u w:val="single"/>
-          </w:rPr>
-          <w:t>Yos. 4:19–5:9</w:t>
-        </w:r>
-      </w:hyperlink>
+      <w:r>
+        <w:rPr>
+          <w:lang w:val="id_ID" w:bidi="id_ID"/>
+        </w:rPr>
+        <w:t>Yos. 4:19–5:9</w:t>
+      </w:r>
       <w:r>
         <w:rPr>
           <w:lang w:val="id_ID" w:bidi="id_ID"/>
         </w:rPr>
         <w:t>), telah menjadi tempat suci yang populer pada zaman Amos dan Hosea (</w:t>
       </w:r>
-      <w:hyperlink r:id="rId144">
-        <w:r>
-          <w:rPr>
-            <w:lang w:val="id_ID" w:bidi="id_ID"/>
-          </w:rPr>
-          <w:rPr>
-            <w:color w:val="0000EE"/>
-            <w:u w:val="single"/>
-          </w:rPr>
-          <w:t>Hos. 4:15</w:t>
-        </w:r>
-      </w:hyperlink>
+      <w:r>
+        <w:rPr>
+          <w:lang w:val="id_ID" w:bidi="id_ID"/>
+        </w:rPr>
+        <w:t>Hos. 4:15</w:t>
+      </w:r>
       <w:r>
         <w:rPr>
           <w:lang w:val="id_ID" w:bidi="id_ID"/>
         </w:rPr>
         <w:t xml:space="preserve">; </w:t>
       </w:r>
-      <w:hyperlink r:id="rId145">
-        <w:r>
-          <w:rPr>
-            <w:lang w:val="id_ID" w:bidi="id_ID"/>
-          </w:rPr>
-          <w:rPr>
-            <w:color w:val="0000EE"/>
-            <w:u w:val="single"/>
-          </w:rPr>
-          <w:t>9:15</w:t>
-        </w:r>
-      </w:hyperlink>
+      <w:r>
+        <w:rPr>
+          <w:lang w:val="id_ID" w:bidi="id_ID"/>
+        </w:rPr>
+        <w:t>9:15</w:t>
+      </w:r>
       <w:r>
         <w:rPr>
           <w:lang w:val="id_ID" w:bidi="id_ID"/>
         </w:rPr>
         <w:t xml:space="preserve">; </w:t>
       </w:r>
-      <w:hyperlink r:id="rId146">
-        <w:r>
-          <w:rPr>
-            <w:lang w:val="id_ID" w:bidi="id_ID"/>
-          </w:rPr>
-          <w:rPr>
-            <w:color w:val="0000EE"/>
-            <w:u w:val="single"/>
-          </w:rPr>
-          <w:t>12:11</w:t>
-        </w:r>
-      </w:hyperlink>
+      <w:r>
+        <w:rPr>
+          <w:lang w:val="id_ID" w:bidi="id_ID"/>
+        </w:rPr>
+        <w:t>12:11</w:t>
+      </w:r>
       <w:r>
         <w:rPr>
           <w:lang w:val="id_ID" w:bidi="id_ID"/>
@@ -5861,180 +4925,120 @@
         </w:rPr>
         <w:t>: Laki-laki Israel harus datang ke hadapan Tuhan di tempat suci tiga kali setiap tahun (</w:t>
       </w:r>
-      <w:hyperlink r:id="rId147">
-        <w:r>
-          <w:rPr>
-            <w:lang w:val="id_ID" w:bidi="id_ID"/>
-          </w:rPr>
-          <w:rPr>
-            <w:color w:val="0000EE"/>
-            <w:u w:val="single"/>
-          </w:rPr>
-          <w:t>Kel. 23:14–19</w:t>
-        </w:r>
-      </w:hyperlink>
+      <w:r>
+        <w:rPr>
+          <w:lang w:val="id_ID" w:bidi="id_ID"/>
+        </w:rPr>
+        <w:t>Kel. 23:14–19</w:t>
+      </w:r>
       <w:r>
         <w:rPr>
           <w:lang w:val="id_ID" w:bidi="id_ID"/>
         </w:rPr>
         <w:t xml:space="preserve">; </w:t>
       </w:r>
-      <w:hyperlink r:id="rId148">
-        <w:r>
-          <w:rPr>
-            <w:lang w:val="id_ID" w:bidi="id_ID"/>
-          </w:rPr>
-          <w:rPr>
-            <w:color w:val="0000EE"/>
-            <w:u w:val="single"/>
-          </w:rPr>
-          <w:t>34:23</w:t>
-        </w:r>
-      </w:hyperlink>
+      <w:r>
+        <w:rPr>
+          <w:lang w:val="id_ID" w:bidi="id_ID"/>
+        </w:rPr>
+        <w:t>34:23</w:t>
+      </w:r>
       <w:r>
         <w:rPr>
           <w:lang w:val="id_ID" w:bidi="id_ID"/>
         </w:rPr>
         <w:t xml:space="preserve">; </w:t>
       </w:r>
-      <w:hyperlink r:id="rId149">
-        <w:r>
-          <w:rPr>
-            <w:lang w:val="id_ID" w:bidi="id_ID"/>
-          </w:rPr>
-          <w:rPr>
-            <w:color w:val="0000EE"/>
-            <w:u w:val="single"/>
-          </w:rPr>
-          <w:t>Ul. 16:16–17</w:t>
-        </w:r>
-      </w:hyperlink>
+      <w:r>
+        <w:rPr>
+          <w:lang w:val="id_ID" w:bidi="id_ID"/>
+        </w:rPr>
+        <w:t>Ul. 16:16–17</w:t>
+      </w:r>
       <w:r>
         <w:rPr>
           <w:lang w:val="id_ID" w:bidi="id_ID"/>
         </w:rPr>
         <w:t>). Persepuluhan biasanya dibayar setiap tahun (</w:t>
       </w:r>
-      <w:hyperlink r:id="rId150">
-        <w:r>
-          <w:rPr>
-            <w:lang w:val="id_ID" w:bidi="id_ID"/>
-          </w:rPr>
-          <w:rPr>
-            <w:color w:val="0000EE"/>
-            <w:u w:val="single"/>
-          </w:rPr>
-          <w:t>Ul. 14:22–29</w:t>
-        </w:r>
-      </w:hyperlink>
+      <w:r>
+        <w:rPr>
+          <w:lang w:val="id_ID" w:bidi="id_ID"/>
+        </w:rPr>
+        <w:t>Ul. 14:22–29</w:t>
+      </w:r>
       <w:r>
         <w:rPr>
           <w:lang w:val="id_ID" w:bidi="id_ID"/>
         </w:rPr>
         <w:t xml:space="preserve">), dengan persepuluhan khusus yang dibayar setiap tiga tahun (lihat </w:t>
       </w:r>
-      <w:hyperlink r:id="rId151">
-        <w:r>
-          <w:rPr>
-            <w:lang w:val="id_ID" w:bidi="id_ID"/>
-          </w:rPr>
-          <w:rPr>
-            <w:color w:val="0000EE"/>
-            <w:u w:val="single"/>
-          </w:rPr>
-          <w:t>Ul. 14:28</w:t>
-        </w:r>
-      </w:hyperlink>
+      <w:r>
+        <w:rPr>
+          <w:lang w:val="id_ID" w:bidi="id_ID"/>
+        </w:rPr>
+        <w:t>Ul. 14:28</w:t>
+      </w:r>
       <w:r>
         <w:rPr>
           <w:lang w:val="id_ID" w:bidi="id_ID"/>
         </w:rPr>
         <w:t xml:space="preserve">; </w:t>
       </w:r>
-      <w:hyperlink r:id="rId152">
-        <w:r>
-          <w:rPr>
-            <w:lang w:val="id_ID" w:bidi="id_ID"/>
-          </w:rPr>
-          <w:rPr>
-            <w:color w:val="0000EE"/>
-            <w:u w:val="single"/>
-          </w:rPr>
-          <w:t>26:12</w:t>
-        </w:r>
-      </w:hyperlink>
+      <w:r>
+        <w:rPr>
+          <w:lang w:val="id_ID" w:bidi="id_ID"/>
+        </w:rPr>
+        <w:t>26:12</w:t>
+      </w:r>
       <w:r>
         <w:rPr>
           <w:lang w:val="id_ID" w:bidi="id_ID"/>
         </w:rPr>
         <w:t>). Amos menunjukkan bahwa bangsa Israel menjalankan ritual agama hingga tingkat yang absurd, tetapi mereka tidak mau menjadi benar-benar saleh (</w:t>
       </w:r>
-      <w:hyperlink r:id="rId153">
-        <w:r>
-          <w:rPr>
-            <w:lang w:val="id_ID" w:bidi="id_ID"/>
-          </w:rPr>
-          <w:rPr>
-            <w:color w:val="0000EE"/>
-            <w:u w:val="single"/>
-          </w:rPr>
-          <w:t>Amos 5:15</w:t>
-        </w:r>
-      </w:hyperlink>
+      <w:r>
+        <w:rPr>
+          <w:lang w:val="id_ID" w:bidi="id_ID"/>
+        </w:rPr>
+        <w:t>Amos 5:15</w:t>
+      </w:r>
       <w:r>
         <w:rPr>
           <w:lang w:val="id_ID" w:bidi="id_ID"/>
         </w:rPr>
         <w:t xml:space="preserve">; </w:t>
       </w:r>
-      <w:hyperlink r:id="rId154">
-        <w:r>
-          <w:rPr>
-            <w:lang w:val="id_ID" w:bidi="id_ID"/>
-          </w:rPr>
-          <w:rPr>
-            <w:color w:val="0000EE"/>
-            <w:u w:val="single"/>
-          </w:rPr>
-          <w:t>Hos. 6:6</w:t>
-        </w:r>
-      </w:hyperlink>
+      <w:r>
+        <w:rPr>
+          <w:lang w:val="id_ID" w:bidi="id_ID"/>
+        </w:rPr>
+        <w:t>Hos. 6:6</w:t>
+      </w:r>
       <w:r>
         <w:rPr>
           <w:lang w:val="id_ID" w:bidi="id_ID"/>
         </w:rPr>
         <w:t xml:space="preserve">; </w:t>
       </w:r>
-      <w:hyperlink r:id="rId155">
-        <w:r>
-          <w:rPr>
-            <w:lang w:val="id_ID" w:bidi="id_ID"/>
-          </w:rPr>
-          <w:rPr>
-            <w:color w:val="0000EE"/>
-            <w:u w:val="single"/>
-          </w:rPr>
-          <w:t>Mi. 6:8</w:t>
-        </w:r>
-      </w:hyperlink>
+      <w:r>
+        <w:rPr>
+          <w:lang w:val="id_ID" w:bidi="id_ID"/>
+        </w:rPr>
+        <w:t>Mi. 6:8</w:t>
+      </w:r>
       <w:r>
         <w:rPr>
           <w:lang w:val="id_ID" w:bidi="id_ID"/>
         </w:rPr>
         <w:t xml:space="preserve">; lihat </w:t>
       </w:r>
-      <w:hyperlink r:id="rId156">
-        <w:r>
-          <w:rPr>
-            <w:lang w:val="id_ID" w:bidi="id_ID"/>
-          </w:rPr>
-          <w:rPr>
-            <w:color w:val="0000EE"/>
-            <w:u w:val="single"/>
-          </w:rPr>
-          <w:t>Lukas 11:42</w:t>
-        </w:r>
-      </w:hyperlink>
+      <w:r>
+        <w:rPr>
+          <w:lang w:val="id_ID" w:bidi="id_ID"/>
+        </w:rPr>
+        <w:t>Lukas 11:42</w:t>
+      </w:r>
       <w:r>
         <w:rPr>
           <w:lang w:val="id_ID" w:bidi="id_ID"/>
@@ -6137,126 +5141,84 @@
         </w:rPr>
         <w:t>Roti beragi (yaitu, roti yang difermentasi dengan ragi liar) digunakan untuk konsumsi harian. Roti tidak beragi yang lebih sederhana (dibuat tanpa ragi) menjadi simbol suci, memperingati penderitaan Israel sebagai budak di Mesir (</w:t>
       </w:r>
-      <w:hyperlink r:id="rId157">
-        <w:r>
-          <w:rPr>
-            <w:lang w:val="id_ID" w:bidi="id_ID"/>
-          </w:rPr>
-          <w:rPr>
-            <w:color w:val="0000EE"/>
-            <w:u w:val="single"/>
-          </w:rPr>
-          <w:t>Ul. 16:3</w:t>
-        </w:r>
-      </w:hyperlink>
+      <w:r>
+        <w:rPr>
+          <w:lang w:val="id_ID" w:bidi="id_ID"/>
+        </w:rPr>
+        <w:t>Ul. 16:3</w:t>
+      </w:r>
       <w:r>
         <w:rPr>
           <w:lang w:val="id_ID" w:bidi="id_ID"/>
         </w:rPr>
         <w:t>), Paskah (</w:t>
       </w:r>
-      <w:hyperlink r:id="rId158">
-        <w:r>
-          <w:rPr>
-            <w:lang w:val="id_ID" w:bidi="id_ID"/>
-          </w:rPr>
-          <w:rPr>
-            <w:color w:val="0000EE"/>
-            <w:u w:val="single"/>
-          </w:rPr>
-          <w:t>Kel. 12:17–20</w:t>
-        </w:r>
-      </w:hyperlink>
+      <w:r>
+        <w:rPr>
+          <w:lang w:val="id_ID" w:bidi="id_ID"/>
+        </w:rPr>
+        <w:t>Kel. 12:17–20</w:t>
+      </w:r>
       <w:r>
         <w:rPr>
           <w:lang w:val="id_ID" w:bidi="id_ID"/>
         </w:rPr>
         <w:t>), dan keberangkatan mereka yang tergesa-gesa dari tanah tersebut (</w:t>
       </w:r>
-      <w:hyperlink r:id="rId159">
-        <w:r>
-          <w:rPr>
-            <w:lang w:val="id_ID" w:bidi="id_ID"/>
-          </w:rPr>
-          <w:rPr>
-            <w:color w:val="0000EE"/>
-            <w:u w:val="single"/>
-          </w:rPr>
-          <w:t>Kel. 12:34</w:t>
-        </w:r>
-      </w:hyperlink>
+      <w:r>
+        <w:rPr>
+          <w:lang w:val="id_ID" w:bidi="id_ID"/>
+        </w:rPr>
+        <w:t>Kel. 12:34</w:t>
+      </w:r>
       <w:r>
         <w:rPr>
           <w:lang w:val="id_ID" w:bidi="id_ID"/>
         </w:rPr>
         <w:t xml:space="preserve">, </w:t>
       </w:r>
-      <w:hyperlink r:id="rId160">
-        <w:r>
-          <w:rPr>
-            <w:lang w:val="id_ID" w:bidi="id_ID"/>
-          </w:rPr>
-          <w:rPr>
-            <w:color w:val="0000EE"/>
-            <w:u w:val="single"/>
-          </w:rPr>
-          <w:t>39</w:t>
-        </w:r>
-      </w:hyperlink>
+      <w:r>
+        <w:rPr>
+          <w:lang w:val="id_ID" w:bidi="id_ID"/>
+        </w:rPr>
+        <w:t>39</w:t>
+      </w:r>
       <w:r>
         <w:rPr>
           <w:lang w:val="id_ID" w:bidi="id_ID"/>
         </w:rPr>
         <w:t>). Oleh karena itu, roti tidak beragi menjadi roti mezbah (</w:t>
       </w:r>
-      <w:hyperlink r:id="rId161">
-        <w:r>
-          <w:rPr>
-            <w:lang w:val="id_ID" w:bidi="id_ID"/>
-          </w:rPr>
-          <w:rPr>
-            <w:color w:val="0000EE"/>
-            <w:u w:val="single"/>
-          </w:rPr>
-          <w:t>Im. 6:17</w:t>
-        </w:r>
-      </w:hyperlink>
+      <w:r>
+        <w:rPr>
+          <w:lang w:val="id_ID" w:bidi="id_ID"/>
+        </w:rPr>
+        <w:t>Im. 6:17</w:t>
+      </w:r>
       <w:r>
         <w:rPr>
           <w:lang w:val="id_ID" w:bidi="id_ID"/>
         </w:rPr>
         <w:t xml:space="preserve">; </w:t>
       </w:r>
-      <w:hyperlink r:id="rId162">
-        <w:r>
-          <w:rPr>
-            <w:lang w:val="id_ID" w:bidi="id_ID"/>
-          </w:rPr>
-          <w:rPr>
-            <w:color w:val="0000EE"/>
-            <w:u w:val="single"/>
-          </w:rPr>
-          <w:t>7:12</w:t>
-        </w:r>
-      </w:hyperlink>
+      <w:r>
+        <w:rPr>
+          <w:lang w:val="id_ID" w:bidi="id_ID"/>
+        </w:rPr>
+        <w:t>7:12</w:t>
+      </w:r>
       <w:r>
         <w:rPr>
           <w:lang w:val="id_ID" w:bidi="id_ID"/>
         </w:rPr>
         <w:t>). Namun, roti yang dibuat dengan ragi dapat menyertai persembahan pendamaian sebagai ucapan syukur (</w:t>
       </w:r>
-      <w:hyperlink r:id="rId163">
-        <w:r>
-          <w:rPr>
-            <w:lang w:val="id_ID" w:bidi="id_ID"/>
-          </w:rPr>
-          <w:rPr>
-            <w:color w:val="0000EE"/>
-            <w:u w:val="single"/>
-          </w:rPr>
-          <w:t>Im. 7:13</w:t>
-        </w:r>
-      </w:hyperlink>
+      <w:r>
+        <w:rPr>
+          <w:lang w:val="id_ID" w:bidi="id_ID"/>
+        </w:rPr>
+        <w:t>Im. 7:13</w:t>
+      </w:r>
       <w:r>
         <w:rPr>
           <w:lang w:val="id_ID" w:bidi="id_ID"/>
@@ -6365,108 +5327,72 @@
         </w:rPr>
         <w:t>Allah telah menggunakan bermacam-macam tulah untuk meyakinkan Mesir agar membiarkan Israel pergi (</w:t>
       </w:r>
-      <w:hyperlink r:id="rId164">
-        <w:r>
-          <w:rPr>
-            <w:lang w:val="id_ID" w:bidi="id_ID"/>
-          </w:rPr>
-          <w:rPr>
-            <w:color w:val="0000EE"/>
-            <w:u w:val="single"/>
-          </w:rPr>
-          <w:t>Kel. 7:14–12:30</w:t>
-        </w:r>
-      </w:hyperlink>
+      <w:r>
+        <w:rPr>
+          <w:lang w:val="id_ID" w:bidi="id_ID"/>
+        </w:rPr>
+        <w:t>Kel. 7:14–12:30</w:t>
+      </w:r>
       <w:r>
         <w:rPr>
           <w:lang w:val="id_ID" w:bidi="id_ID"/>
         </w:rPr>
         <w:t xml:space="preserve">; </w:t>
       </w:r>
-      <w:hyperlink r:id="rId165">
-        <w:r>
-          <w:rPr>
-            <w:lang w:val="id_ID" w:bidi="id_ID"/>
-          </w:rPr>
-          <w:rPr>
-            <w:color w:val="0000EE"/>
-            <w:u w:val="single"/>
-          </w:rPr>
-          <w:t>9:2–3</w:t>
-        </w:r>
-      </w:hyperlink>
+      <w:r>
+        <w:rPr>
+          <w:lang w:val="id_ID" w:bidi="id_ID"/>
+        </w:rPr>
+        <w:t>9:2–3</w:t>
+      </w:r>
       <w:r>
         <w:rPr>
           <w:lang w:val="id_ID" w:bidi="id_ID"/>
         </w:rPr>
         <w:t xml:space="preserve">; </w:t>
       </w:r>
-      <w:hyperlink r:id="rId166">
-        <w:r>
-          <w:rPr>
-            <w:lang w:val="id_ID" w:bidi="id_ID"/>
-          </w:rPr>
-          <w:rPr>
-            <w:color w:val="0000EE"/>
-            <w:u w:val="single"/>
-          </w:rPr>
-          <w:t>Mzm. 91:6</w:t>
-        </w:r>
-      </w:hyperlink>
+      <w:r>
+        <w:rPr>
+          <w:lang w:val="id_ID" w:bidi="id_ID"/>
+        </w:rPr>
+        <w:t>Mzm. 91:6</w:t>
+      </w:r>
       <w:r>
         <w:rPr>
           <w:lang w:val="id_ID" w:bidi="id_ID"/>
         </w:rPr>
         <w:t xml:space="preserve">; </w:t>
       </w:r>
-      <w:hyperlink r:id="rId167">
-        <w:r>
-          <w:rPr>
-            <w:lang w:val="id_ID" w:bidi="id_ID"/>
-          </w:rPr>
-          <w:rPr>
-            <w:color w:val="0000EE"/>
-            <w:u w:val="single"/>
-          </w:rPr>
-          <w:t>Hab. 3:5</w:t>
-        </w:r>
-      </w:hyperlink>
+      <w:r>
+        <w:rPr>
+          <w:lang w:val="id_ID" w:bidi="id_ID"/>
+        </w:rPr>
+        <w:t>Hab. 3:5</w:t>
+      </w:r>
       <w:r>
         <w:rPr>
           <w:lang w:val="id_ID" w:bidi="id_ID"/>
         </w:rPr>
         <w:t>). Dia berjanji akan mendatangkan tulah Mesir kepada Israel jika mereka terus berpaling dari-Nya dan menyembah dewa-dewa bangsa lain (</w:t>
       </w:r>
-      <w:hyperlink r:id="rId168">
-        <w:r>
-          <w:rPr>
-            <w:lang w:val="id_ID" w:bidi="id_ID"/>
-          </w:rPr>
-          <w:rPr>
-            <w:color w:val="0000EE"/>
-            <w:u w:val="single"/>
-          </w:rPr>
-          <w:t>Ul. 28:27</w:t>
-        </w:r>
-      </w:hyperlink>
+      <w:r>
+        <w:rPr>
+          <w:lang w:val="id_ID" w:bidi="id_ID"/>
+        </w:rPr>
+        <w:t>Ul. 28:27</w:t>
+      </w:r>
       <w:r>
         <w:rPr>
           <w:lang w:val="id_ID" w:bidi="id_ID"/>
         </w:rPr>
         <w:t xml:space="preserve">, </w:t>
       </w:r>
-      <w:hyperlink r:id="rId169">
-        <w:r>
-          <w:rPr>
-            <w:lang w:val="id_ID" w:bidi="id_ID"/>
-          </w:rPr>
-          <w:rPr>
-            <w:color w:val="0000EE"/>
-            <w:u w:val="single"/>
-          </w:rPr>
-          <w:t>60</w:t>
-        </w:r>
-      </w:hyperlink>
+      <w:r>
+        <w:rPr>
+          <w:lang w:val="id_ID" w:bidi="id_ID"/>
+        </w:rPr>
+        <w:t>60</w:t>
+      </w:r>
       <w:r>
         <w:rPr>
           <w:lang w:val="id_ID" w:bidi="id_ID"/>
@@ -6521,66 +5447,42 @@
         </w:rPr>
         <w:t>Seperti halnya tulah di Mesir (</w:t>
       </w:r>
-      <w:hyperlink r:id="rId71">
-        <w:r>
-          <w:rPr>
-            <w:lang w:val="id_ID" w:bidi="id_ID"/>
-          </w:rPr>
-          <w:rPr>
-            <w:color w:val="0000EE"/>
-            <w:u w:val="single"/>
-          </w:rPr>
-          <w:t>Am.</w:t>
-        </w:r>
-      </w:hyperlink>
+      <w:r>
+        <w:rPr>
+          <w:lang w:val="id_ID" w:bidi="id_ID"/>
+        </w:rPr>
+        <w:t>Am.</w:t>
+      </w:r>
       <w:r>
         <w:rPr>
           <w:lang w:val="id_ID" w:bidi="id_ID"/>
         </w:rPr>
         <w:t xml:space="preserve"> </w:t>
       </w:r>
-      <w:hyperlink r:id="rId170">
-        <w:r>
-          <w:rPr>
-            <w:lang w:val="id_ID" w:bidi="id_ID"/>
-          </w:rPr>
-          <w:rPr>
-            <w:color w:val="0000EE"/>
-            <w:u w:val="single"/>
-          </w:rPr>
-          <w:t>4:10</w:t>
-        </w:r>
-      </w:hyperlink>
+      <w:r>
+        <w:rPr>
+          <w:lang w:val="id_ID" w:bidi="id_ID"/>
+        </w:rPr>
+        <w:t>4:10</w:t>
+      </w:r>
       <w:r>
         <w:rPr>
           <w:lang w:val="id_ID" w:bidi="id_ID"/>
         </w:rPr>
         <w:t xml:space="preserve">), tulah di Israel meningkat dalam hal ukuran dan keparahannya (bdk. </w:t>
       </w:r>
-      <w:hyperlink r:id="rId71">
-        <w:r>
-          <w:rPr>
-            <w:lang w:val="id_ID" w:bidi="id_ID"/>
-          </w:rPr>
-          <w:rPr>
-            <w:color w:val="0000EE"/>
-            <w:u w:val="single"/>
-          </w:rPr>
-          <w:t xml:space="preserve">Am. </w:t>
-        </w:r>
-      </w:hyperlink>
-      <w:hyperlink r:id="rId171">
-        <w:r>
-          <w:rPr>
-            <w:lang w:val="id_ID" w:bidi="id_ID"/>
-          </w:rPr>
-          <w:rPr>
-            <w:color w:val="0000EE"/>
-            <w:u w:val="single"/>
-          </w:rPr>
-          <w:t>4:12</w:t>
-        </w:r>
-      </w:hyperlink>
+      <w:r>
+        <w:rPr>
+          <w:lang w:val="id_ID" w:bidi="id_ID"/>
+        </w:rPr>
+        <w:t xml:space="preserve">Am. </w:t>
+      </w:r>
+      <w:r>
+        <w:rPr>
+          <w:lang w:val="id_ID" w:bidi="id_ID"/>
+        </w:rPr>
+        <w:t>4:12</w:t>
+      </w:r>
       <w:r>
         <w:rPr>
           <w:lang w:val="id_ID" w:bidi="id_ID"/>
@@ -6599,18 +5501,12 @@
         </w:rPr>
         <w:t>: Pemikiran bahwa Allah akan memperlakukan umat-Nya sendiri dengan cara yang sama seperti yang Dia lakukan terhadap Sodom dan Gomora (</w:t>
       </w:r>
-      <w:hyperlink r:id="rId172">
-        <w:r>
-          <w:rPr>
-            <w:lang w:val="id_ID" w:bidi="id_ID"/>
-          </w:rPr>
-          <w:rPr>
-            <w:color w:val="0000EE"/>
-            <w:u w:val="single"/>
-          </w:rPr>
-          <w:t>Kej. 19:24–25</w:t>
-        </w:r>
-      </w:hyperlink>
+      <w:r>
+        <w:rPr>
+          <w:lang w:val="id_ID" w:bidi="id_ID"/>
+        </w:rPr>
+        <w:t>Kej. 19:24–25</w:t>
+      </w:r>
       <w:r>
         <w:rPr>
           <w:lang w:val="id_ID" w:bidi="id_ID"/>
@@ -6665,36 +5561,24 @@
         </w:rPr>
         <w:t xml:space="preserve">Ini adalah salah satu dari dua ayat tematik yang agung dalam kitab Amos (yang kedua adalah </w:t>
       </w:r>
-      <w:hyperlink r:id="rId71">
-        <w:r>
-          <w:rPr>
-            <w:lang w:val="id_ID" w:bidi="id_ID"/>
-          </w:rPr>
-          <w:rPr>
-            <w:color w:val="0000EE"/>
-            <w:u w:val="single"/>
-          </w:rPr>
-          <w:t>Am.</w:t>
-        </w:r>
-      </w:hyperlink>
+      <w:r>
+        <w:rPr>
+          <w:lang w:val="id_ID" w:bidi="id_ID"/>
+        </w:rPr>
+        <w:t>Am.</w:t>
+      </w:r>
       <w:r>
         <w:rPr>
           <w:lang w:val="id_ID" w:bidi="id_ID"/>
         </w:rPr>
         <w:t xml:space="preserve"> </w:t>
       </w:r>
-      <w:hyperlink r:id="rId173">
-        <w:r>
-          <w:rPr>
-            <w:lang w:val="id_ID" w:bidi="id_ID"/>
-          </w:rPr>
-          <w:rPr>
-            <w:color w:val="0000EE"/>
-            <w:u w:val="single"/>
-          </w:rPr>
-          <w:t>5:24</w:t>
-        </w:r>
-      </w:hyperlink>
+      <w:r>
+        <w:rPr>
+          <w:lang w:val="id_ID" w:bidi="id_ID"/>
+        </w:rPr>
+        <w:t>5:24</w:t>
+      </w:r>
       <w:r>
         <w:rPr>
           <w:lang w:val="id_ID" w:bidi="id_ID"/>
@@ -6749,48 +5633,30 @@
         </w:rPr>
         <w:t>Ayat ini tampaknya merupakan sebuah penggalan kidung, mungkin dinyanyikan oleh para penyembah di Betel (untuk penggalan kidung lainnya, lihat</w:t>
       </w:r>
-      <w:hyperlink r:id="rId71">
-        <w:r>
-          <w:rPr>
-            <w:lang w:val="id_ID" w:bidi="id_ID"/>
-          </w:rPr>
-          <w:rPr>
-            <w:color w:val="0000EE"/>
-            <w:u w:val="single"/>
-          </w:rPr>
-          <w:t xml:space="preserve"> Am. </w:t>
-        </w:r>
-      </w:hyperlink>
-      <w:hyperlink r:id="rId174">
-        <w:r>
-          <w:rPr>
-            <w:lang w:val="id_ID" w:bidi="id_ID"/>
-          </w:rPr>
-          <w:rPr>
-            <w:color w:val="0000EE"/>
-            <w:u w:val="single"/>
-          </w:rPr>
-          <w:t>5:8–9</w:t>
-        </w:r>
-      </w:hyperlink>
+      <w:r>
+        <w:rPr>
+          <w:lang w:val="id_ID" w:bidi="id_ID"/>
+        </w:rPr>
+        <w:t xml:space="preserve"> Am. </w:t>
+      </w:r>
+      <w:r>
+        <w:rPr>
+          <w:lang w:val="id_ID" w:bidi="id_ID"/>
+        </w:rPr>
+        <w:t>5:8–9</w:t>
+      </w:r>
       <w:r>
         <w:rPr>
           <w:lang w:val="id_ID" w:bidi="id_ID"/>
         </w:rPr>
         <w:t xml:space="preserve">; </w:t>
       </w:r>
-      <w:hyperlink r:id="rId175">
-        <w:r>
-          <w:rPr>
-            <w:lang w:val="id_ID" w:bidi="id_ID"/>
-          </w:rPr>
-          <w:rPr>
-            <w:color w:val="0000EE"/>
-            <w:u w:val="single"/>
-          </w:rPr>
-          <w:t>9:5–6</w:t>
-        </w:r>
-      </w:hyperlink>
+      <w:r>
+        <w:rPr>
+          <w:lang w:val="id_ID" w:bidi="id_ID"/>
+        </w:rPr>
+        <w:t>9:5–6</w:t>
+      </w:r>
       <w:r>
         <w:rPr>
           <w:lang w:val="id_ID" w:bidi="id_ID"/>
@@ -6932,48 +5798,30 @@
         </w:rPr>
         <w:t>Dakwaan terhadap Israel telah diajukan (</w:t>
       </w:r>
-      <w:hyperlink r:id="rId71">
-        <w:r>
-          <w:rPr>
-            <w:lang w:val="id_ID" w:bidi="id_ID"/>
-          </w:rPr>
-          <w:rPr>
-            <w:color w:val="0000EE"/>
-            <w:u w:val="single"/>
-          </w:rPr>
-          <w:t xml:space="preserve">Am. </w:t>
-        </w:r>
-      </w:hyperlink>
-      <w:hyperlink r:id="rId176">
-        <w:r>
-          <w:rPr>
-            <w:lang w:val="id_ID" w:bidi="id_ID"/>
-          </w:rPr>
-          <w:rPr>
-            <w:color w:val="0000EE"/>
-            <w:u w:val="single"/>
-          </w:rPr>
-          <w:t>3:1–2</w:t>
-        </w:r>
-      </w:hyperlink>
+      <w:r>
+        <w:rPr>
+          <w:lang w:val="id_ID" w:bidi="id_ID"/>
+        </w:rPr>
+        <w:t xml:space="preserve">Am. </w:t>
+      </w:r>
+      <w:r>
+        <w:rPr>
+          <w:lang w:val="id_ID" w:bidi="id_ID"/>
+        </w:rPr>
+        <w:t>3:1–2</w:t>
+      </w:r>
       <w:r>
         <w:rPr>
           <w:lang w:val="id_ID" w:bidi="id_ID"/>
         </w:rPr>
         <w:t xml:space="preserve">; </w:t>
       </w:r>
-      <w:hyperlink r:id="rId177">
-        <w:r>
-          <w:rPr>
-            <w:lang w:val="id_ID" w:bidi="id_ID"/>
-          </w:rPr>
-          <w:rPr>
-            <w:color w:val="0000EE"/>
-            <w:u w:val="single"/>
-          </w:rPr>
-          <w:t>4:1–3</w:t>
-        </w:r>
-      </w:hyperlink>
+      <w:r>
+        <w:rPr>
+          <w:lang w:val="id_ID" w:bidi="id_ID"/>
+        </w:rPr>
+        <w:t>4:1–3</w:t>
+      </w:r>
       <w:r>
         <w:rPr>
           <w:lang w:val="id_ID" w:bidi="id_ID"/>
@@ -7028,54 +5876,36 @@
         </w:rPr>
         <w:t xml:space="preserve">Ketika digunakan untuk menggambarkan kekuatan politik, istilah perawan merujuk pada keadaan merdeka, tidak ditaklukkan oleh kekuatan asing (misalnya, Babel, </w:t>
       </w:r>
-      <w:hyperlink r:id="rId178">
-        <w:r>
-          <w:rPr>
-            <w:lang w:val="id_ID" w:bidi="id_ID"/>
-          </w:rPr>
-          <w:rPr>
-            <w:color w:val="0000EE"/>
-            <w:u w:val="single"/>
-          </w:rPr>
-          <w:t>Yes. 47:1</w:t>
-        </w:r>
-      </w:hyperlink>
+      <w:r>
+        <w:rPr>
+          <w:lang w:val="id_ID" w:bidi="id_ID"/>
+        </w:rPr>
+        <w:t>Yes. 47:1</w:t>
+      </w:r>
       <w:r>
         <w:rPr>
           <w:lang w:val="id_ID" w:bidi="id_ID"/>
         </w:rPr>
         <w:t xml:space="preserve">; Yerusalem, </w:t>
       </w:r>
-      <w:hyperlink r:id="rId179">
-        <w:r>
-          <w:rPr>
-            <w:lang w:val="id_ID" w:bidi="id_ID"/>
-          </w:rPr>
-          <w:rPr>
-            <w:color w:val="0000EE"/>
-            <w:u w:val="single"/>
-          </w:rPr>
-          <w:t>Rat. 2:13</w:t>
-        </w:r>
-      </w:hyperlink>
+      <w:r>
+        <w:rPr>
+          <w:lang w:val="id_ID" w:bidi="id_ID"/>
+        </w:rPr>
+        <w:t>Rat. 2:13</w:t>
+      </w:r>
       <w:r>
         <w:rPr>
           <w:lang w:val="id_ID" w:bidi="id_ID"/>
         </w:rPr>
         <w:t xml:space="preserve">; bdk. </w:t>
       </w:r>
-      <w:hyperlink r:id="rId180">
-        <w:r>
-          <w:rPr>
-            <w:lang w:val="id_ID" w:bidi="id_ID"/>
-          </w:rPr>
-          <w:rPr>
-            <w:color w:val="0000EE"/>
-            <w:u w:val="single"/>
-          </w:rPr>
-          <w:t>Rat. 1:1</w:t>
-        </w:r>
-      </w:hyperlink>
+      <w:r>
+        <w:rPr>
+          <w:lang w:val="id_ID" w:bidi="id_ID"/>
+        </w:rPr>
+        <w:t>Rat. 1:1</w:t>
+      </w:r>
       <w:r>
         <w:rPr>
           <w:lang w:val="id_ID" w:bidi="id_ID"/>
@@ -7130,18 +5960,12 @@
         </w:rPr>
         <w:t xml:space="preserve">Ayat ini sesuatu yang berkebalikan dengan janji-janji yang terdapat dalam </w:t>
       </w:r>
-      <w:hyperlink r:id="rId181">
-        <w:r>
-          <w:rPr>
-            <w:lang w:val="id_ID" w:bidi="id_ID"/>
-          </w:rPr>
-          <w:rPr>
-            <w:color w:val="0000EE"/>
-            <w:u w:val="single"/>
-          </w:rPr>
-          <w:t>Imamat 26:8</w:t>
-        </w:r>
-      </w:hyperlink>
+      <w:r>
+        <w:rPr>
+          <w:lang w:val="id_ID" w:bidi="id_ID"/>
+        </w:rPr>
+        <w:t>Imamat 26:8</w:t>
+      </w:r>
       <w:r>
         <w:rPr>
           <w:lang w:val="id_ID" w:bidi="id_ID"/>
@@ -7202,66 +6026,42 @@
         </w:rPr>
         <w:t xml:space="preserve">" menyiratkan suatu syarat: Agar dapat hidup, Israel harus mencari Tuhan (juga dalam </w:t>
       </w:r>
-      <w:hyperlink r:id="rId71">
-        <w:r>
-          <w:rPr>
-            <w:lang w:val="id_ID" w:bidi="id_ID"/>
-          </w:rPr>
-          <w:rPr>
-            <w:color w:val="0000EE"/>
-            <w:u w:val="single"/>
-          </w:rPr>
-          <w:t xml:space="preserve"> Am. </w:t>
-        </w:r>
-      </w:hyperlink>
-      <w:hyperlink r:id="rId182">
-        <w:r>
-          <w:rPr>
-            <w:lang w:val="id_ID" w:bidi="id_ID"/>
-          </w:rPr>
-          <w:rPr>
-            <w:color w:val="0000EE"/>
-            <w:u w:val="single"/>
-          </w:rPr>
-          <w:t>5:6</w:t>
-        </w:r>
-      </w:hyperlink>
+      <w:r>
+        <w:rPr>
+          <w:lang w:val="id_ID" w:bidi="id_ID"/>
+        </w:rPr>
+        <w:t xml:space="preserve"> Am. </w:t>
+      </w:r>
+      <w:r>
+        <w:rPr>
+          <w:lang w:val="id_ID" w:bidi="id_ID"/>
+        </w:rPr>
+        <w:t>5:6</w:t>
+      </w:r>
       <w:r>
         <w:rPr>
           <w:lang w:val="id_ID" w:bidi="id_ID"/>
         </w:rPr>
         <w:t>). Jika tidak, maka lagu pemakaman (</w:t>
       </w:r>
-      <w:hyperlink r:id="rId71">
-        <w:r>
-          <w:rPr>
-            <w:lang w:val="id_ID" w:bidi="id_ID"/>
-          </w:rPr>
-          <w:rPr>
-            <w:color w:val="0000EE"/>
-            <w:u w:val="single"/>
-          </w:rPr>
-          <w:t xml:space="preserve"> Am.</w:t>
-        </w:r>
-      </w:hyperlink>
+      <w:r>
+        <w:rPr>
+          <w:lang w:val="id_ID" w:bidi="id_ID"/>
+        </w:rPr>
+        <w:t xml:space="preserve"> Am.</w:t>
+      </w:r>
       <w:r>
         <w:rPr>
           <w:lang w:val="id_ID" w:bidi="id_ID"/>
         </w:rPr>
         <w:t xml:space="preserve"> </w:t>
       </w:r>
-      <w:hyperlink r:id="rId183">
-        <w:r>
-          <w:rPr>
-            <w:lang w:val="id_ID" w:bidi="id_ID"/>
-          </w:rPr>
-          <w:rPr>
-            <w:color w:val="0000EE"/>
-            <w:u w:val="single"/>
-          </w:rPr>
-          <w:t>5:1–2</w:t>
-        </w:r>
-      </w:hyperlink>
+      <w:r>
+        <w:rPr>
+          <w:lang w:val="id_ID" w:bidi="id_ID"/>
+        </w:rPr>
+        <w:t>5:1–2</w:t>
+      </w:r>
       <w:r>
         <w:rPr>
           <w:lang w:val="id_ID" w:bidi="id_ID"/>
@@ -7328,36 +6128,24 @@
         </w:rPr>
         <w:t xml:space="preserve">) yang memiliki hubungan dengan era leluhur Israel (misalnya, Abraham, </w:t>
       </w:r>
-      <w:hyperlink r:id="rId184">
-        <w:r>
-          <w:rPr>
-            <w:lang w:val="id_ID" w:bidi="id_ID"/>
-          </w:rPr>
-          <w:rPr>
-            <w:color w:val="0000EE"/>
-            <w:u w:val="single"/>
-          </w:rPr>
-          <w:t>Kej 21:33</w:t>
-        </w:r>
-      </w:hyperlink>
+      <w:r>
+        <w:rPr>
+          <w:lang w:val="id_ID" w:bidi="id_ID"/>
+        </w:rPr>
+        <w:t>Kej 21:33</w:t>
+      </w:r>
       <w:r>
         <w:rPr>
           <w:lang w:val="id_ID" w:bidi="id_ID"/>
         </w:rPr>
         <w:t xml:space="preserve">; </w:t>
       </w:r>
-      <w:hyperlink r:id="rId185">
-        <w:r>
-          <w:rPr>
-            <w:lang w:val="id_ID" w:bidi="id_ID"/>
-          </w:rPr>
-          <w:rPr>
-            <w:color w:val="0000EE"/>
-            <w:u w:val="single"/>
-          </w:rPr>
-          <w:t>22:19</w:t>
-        </w:r>
-      </w:hyperlink>
+      <w:r>
+        <w:rPr>
+          <w:lang w:val="id_ID" w:bidi="id_ID"/>
+        </w:rPr>
+        <w:t>22:19</w:t>
+      </w:r>
       <w:r>
         <w:rPr>
           <w:lang w:val="id_ID" w:bidi="id_ID"/>
@@ -7450,36 +6238,24 @@
         </w:rPr>
         <w:t xml:space="preserve">; lihat </w:t>
       </w:r>
-      <w:hyperlink r:id="rId115">
-        <w:r>
-          <w:rPr>
-            <w:lang w:val="id_ID" w:bidi="id_ID"/>
-          </w:rPr>
-          <w:rPr>
-            <w:color w:val="0000EE"/>
-            <w:u w:val="single"/>
-          </w:rPr>
-          <w:t>Hos 5:3</w:t>
-        </w:r>
-      </w:hyperlink>
+      <w:r>
+        <w:rPr>
+          <w:lang w:val="id_ID" w:bidi="id_ID"/>
+        </w:rPr>
+        <w:t>Hos 5:3</w:t>
+      </w:r>
       <w:r>
         <w:rPr>
           <w:lang w:val="id_ID" w:bidi="id_ID"/>
         </w:rPr>
         <w:t xml:space="preserve">, </w:t>
       </w:r>
-      <w:hyperlink r:id="rId186">
-        <w:r>
-          <w:rPr>
-            <w:lang w:val="id_ID" w:bidi="id_ID"/>
-          </w:rPr>
-          <w:rPr>
-            <w:color w:val="0000EE"/>
-            <w:u w:val="single"/>
-          </w:rPr>
-          <w:t>5</w:t>
-        </w:r>
-      </w:hyperlink>
+      <w:r>
+        <w:rPr>
+          <w:lang w:val="id_ID" w:bidi="id_ID"/>
+        </w:rPr>
+        <w:t>5</w:t>
+      </w:r>
       <w:r>
         <w:rPr>
           <w:lang w:val="id_ID" w:bidi="id_ID"/>
@@ -7534,36 +6310,24 @@
         </w:rPr>
         <w:t xml:space="preserve">Amos mengutip penggalan nyanyian kedua (lihat Am. </w:t>
       </w:r>
-      <w:hyperlink r:id="rId127">
-        <w:r>
-          <w:rPr>
-            <w:lang w:val="id_ID" w:bidi="id_ID"/>
-          </w:rPr>
-          <w:rPr>
-            <w:color w:val="0000EE"/>
-            <w:u w:val="single"/>
-          </w:rPr>
-          <w:t>4:13</w:t>
-        </w:r>
-      </w:hyperlink>
+      <w:r>
+        <w:rPr>
+          <w:lang w:val="id_ID" w:bidi="id_ID"/>
+        </w:rPr>
+        <w:t>4:13</w:t>
+      </w:r>
       <w:r>
         <w:rPr>
           <w:lang w:val="id_ID" w:bidi="id_ID"/>
         </w:rPr>
         <w:t xml:space="preserve">; </w:t>
       </w:r>
-      <w:hyperlink r:id="rId175">
-        <w:r>
-          <w:rPr>
-            <w:lang w:val="id_ID" w:bidi="id_ID"/>
-          </w:rPr>
-          <w:rPr>
-            <w:color w:val="0000EE"/>
-            <w:u w:val="single"/>
-          </w:rPr>
-          <w:t>9:5–6</w:t>
-        </w:r>
-      </w:hyperlink>
+      <w:r>
+        <w:rPr>
+          <w:lang w:val="id_ID" w:bidi="id_ID"/>
+        </w:rPr>
+        <w:t>9:5–6</w:t>
+      </w:r>
       <w:r>
         <w:rPr>
           <w:lang w:val="id_ID" w:bidi="id_ID"/>
@@ -7618,60 +6382,36 @@
         </w:rPr>
         <w:t xml:space="preserve">Amos melanjutkan pemikiran yang dimulai di </w:t>
       </w:r>
-      <w:hyperlink r:id="rId71">
-        <w:r>
-          <w:rPr>
-            <w:lang w:val="id_ID" w:bidi="id_ID"/>
-          </w:rPr>
-          <w:rPr>
-            <w:color w:val="0000EE"/>
-            <w:u w:val="single"/>
-          </w:rPr>
-          <w:t xml:space="preserve"> Am. </w:t>
-        </w:r>
-      </w:hyperlink>
-      <w:hyperlink r:id="rId187">
-        <w:r>
-          <w:rPr>
-            <w:lang w:val="id_ID" w:bidi="id_ID"/>
-          </w:rPr>
-          <w:rPr>
-            <w:color w:val="0000EE"/>
-            <w:u w:val="single"/>
-          </w:rPr>
-          <w:t>5:7</w:t>
-        </w:r>
-      </w:hyperlink>
+      <w:r>
+        <w:rPr>
+          <w:lang w:val="id_ID" w:bidi="id_ID"/>
+        </w:rPr>
+        <w:t xml:space="preserve"> Am. </w:t>
+      </w:r>
+      <w:r>
+        <w:rPr>
+          <w:lang w:val="id_ID" w:bidi="id_ID"/>
+        </w:rPr>
+        <w:t>5:7</w:t>
+      </w:r>
       <w:r>
         <w:rPr>
           <w:lang w:val="id_ID" w:bidi="id_ID"/>
         </w:rPr>
         <w:t>. Pengadilan Israel, yang dikuasai oleh orang kaya, bergantung pada hakim-hakim yang korup dan saksi bayaran. Mereka tidak peduli pada kebenaran, tetapi hanya pada apa yang menguntungkan kepentingan mereka sendiri (</w:t>
       </w:r>
-      <w:hyperlink r:id="rId71">
-        <w:r>
-          <w:rPr>
-            <w:lang w:val="id_ID" w:bidi="id_ID"/>
-          </w:rPr>
-          <w:rPr>
-            <w:color w:val="0000EE"/>
-            <w:u w:val="single"/>
-          </w:rPr>
-          <w:t xml:space="preserve">Am. </w:t>
-        </w:r>
-      </w:hyperlink>
-      <w:hyperlink r:id="rId101">
-        <w:r>
-          <w:rPr>
-            <w:lang w:val="id_ID" w:bidi="id_ID"/>
-          </w:rPr>
-          <w:rPr>
-            <w:color w:val="0000EE"/>
-            <w:u w:val="single"/>
-          </w:rPr>
-          <w:t>5:12</w:t>
-        </w:r>
-      </w:hyperlink>
+      <w:r>
+        <w:rPr>
+          <w:lang w:val="id_ID" w:bidi="id_ID"/>
+        </w:rPr>
+        <w:t xml:space="preserve">Am. </w:t>
+      </w:r>
+      <w:r>
+        <w:rPr>
+          <w:lang w:val="id_ID" w:bidi="id_ID"/>
+        </w:rPr>
+        <w:t>5:12</w:t>
+      </w:r>
       <w:r>
         <w:rPr>
           <w:lang w:val="id_ID" w:bidi="id_ID"/>
@@ -7774,30 +6514,18 @@
         </w:rPr>
         <w:t>Saksi-saksi mengaku bahwa mereka tidak melihat atau mendengar apa pun. Kejujuran menjadi suatu beban (</w:t>
       </w:r>
-      <w:hyperlink r:id="rId71">
-        <w:r>
-          <w:rPr>
-            <w:lang w:val="id_ID" w:bidi="id_ID"/>
-          </w:rPr>
-          <w:rPr>
-            <w:color w:val="0000EE"/>
-            <w:u w:val="single"/>
-          </w:rPr>
-          <w:t xml:space="preserve">Am. </w:t>
-        </w:r>
-      </w:hyperlink>
-      <w:hyperlink r:id="rId188">
-        <w:r>
-          <w:rPr>
-            <w:lang w:val="id_ID" w:bidi="id_ID"/>
-          </w:rPr>
-          <w:rPr>
-            <w:color w:val="0000EE"/>
-            <w:u w:val="single"/>
-          </w:rPr>
-          <w:t>5:10</w:t>
-        </w:r>
-      </w:hyperlink>
+      <w:r>
+        <w:rPr>
+          <w:lang w:val="id_ID" w:bidi="id_ID"/>
+        </w:rPr>
+        <w:t xml:space="preserve">Am. </w:t>
+      </w:r>
+      <w:r>
+        <w:rPr>
+          <w:lang w:val="id_ID" w:bidi="id_ID"/>
+        </w:rPr>
+        <w:t>5:10</w:t>
+      </w:r>
       <w:r>
         <w:rPr>
           <w:lang w:val="id_ID" w:bidi="id_ID"/>
@@ -7852,48 +6580,30 @@
         </w:rPr>
         <w:t>Amos memperjelas petunjuk sebelumnya (</w:t>
       </w:r>
-      <w:hyperlink r:id="rId71">
-        <w:r>
-          <w:rPr>
-            <w:lang w:val="id_ID" w:bidi="id_ID"/>
-          </w:rPr>
-          <w:rPr>
-            <w:color w:val="0000EE"/>
-            <w:u w:val="single"/>
-          </w:rPr>
-          <w:t xml:space="preserve"> Am. </w:t>
-        </w:r>
-      </w:hyperlink>
-      <w:hyperlink r:id="rId189">
-        <w:r>
-          <w:rPr>
-            <w:lang w:val="id_ID" w:bidi="id_ID"/>
-          </w:rPr>
-          <w:rPr>
-            <w:color w:val="0000EE"/>
-            <w:u w:val="single"/>
-          </w:rPr>
-          <w:t>5:4</w:t>
-        </w:r>
-      </w:hyperlink>
+      <w:r>
+        <w:rPr>
+          <w:lang w:val="id_ID" w:bidi="id_ID"/>
+        </w:rPr>
+        <w:t xml:space="preserve"> Am. </w:t>
+      </w:r>
+      <w:r>
+        <w:rPr>
+          <w:lang w:val="id_ID" w:bidi="id_ID"/>
+        </w:rPr>
+        <w:t>5:4</w:t>
+      </w:r>
       <w:r>
         <w:rPr>
           <w:lang w:val="id_ID" w:bidi="id_ID"/>
         </w:rPr>
         <w:t xml:space="preserve">, </w:t>
       </w:r>
-      <w:hyperlink r:id="rId182">
-        <w:r>
-          <w:rPr>
-            <w:lang w:val="id_ID" w:bidi="id_ID"/>
-          </w:rPr>
-          <w:rPr>
-            <w:color w:val="0000EE"/>
-            <w:u w:val="single"/>
-          </w:rPr>
-          <w:t>6</w:t>
-        </w:r>
-      </w:hyperlink>
+      <w:r>
+        <w:rPr>
+          <w:lang w:val="id_ID" w:bidi="id_ID"/>
+        </w:rPr>
+        <w:t>6</w:t>
+      </w:r>
       <w:r>
         <w:rPr>
           <w:lang w:val="id_ID" w:bidi="id_ID"/>
@@ -8075,30 +6785,18 @@
         </w:rPr>
         <w:t>ratapan … berkabung … meratap: Kesedihan akan terjadi akibat kehancuran yang menyeluruh dan pasti terjadi di masa mendatang (</w:t>
       </w:r>
-      <w:hyperlink r:id="rId71">
-        <w:r>
-          <w:rPr>
-            <w:lang w:val="id_ID" w:bidi="id_ID"/>
-          </w:rPr>
-          <w:rPr>
-            <w:color w:val="0000EE"/>
-            <w:u w:val="single"/>
-          </w:rPr>
-          <w:t xml:space="preserve">Am. </w:t>
-        </w:r>
-      </w:hyperlink>
-      <w:hyperlink r:id="rId183">
-        <w:r>
-          <w:rPr>
-            <w:lang w:val="id_ID" w:bidi="id_ID"/>
-          </w:rPr>
-          <w:rPr>
-            <w:color w:val="0000EE"/>
-            <w:u w:val="single"/>
-          </w:rPr>
-          <w:t>5:1–2</w:t>
-        </w:r>
-      </w:hyperlink>
+      <w:r>
+        <w:rPr>
+          <w:lang w:val="id_ID" w:bidi="id_ID"/>
+        </w:rPr>
+        <w:t xml:space="preserve">Am. </w:t>
+      </w:r>
+      <w:r>
+        <w:rPr>
+          <w:lang w:val="id_ID" w:bidi="id_ID"/>
+        </w:rPr>
+        <w:t>5:1–2</w:t>
+      </w:r>
       <w:r>
         <w:rPr>
           <w:lang w:val="id_ID" w:bidi="id_ID"/>
@@ -8153,30 +6851,18 @@
         </w:rPr>
         <w:t xml:space="preserve">Amos sekali lagi menegur cara pandang bangsa Israel yang keliru tentang status mereka sebagai bangsa pilihan (lihat </w:t>
       </w:r>
-      <w:hyperlink r:id="rId71">
-        <w:r>
-          <w:rPr>
-            <w:lang w:val="id_ID" w:bidi="id_ID"/>
-          </w:rPr>
-          <w:rPr>
-            <w:color w:val="0000EE"/>
-            <w:u w:val="single"/>
-          </w:rPr>
-          <w:t xml:space="preserve">Am. </w:t>
-        </w:r>
-      </w:hyperlink>
-      <w:hyperlink r:id="rId81">
-        <w:r>
-          <w:rPr>
-            <w:lang w:val="id_ID" w:bidi="id_ID"/>
-          </w:rPr>
-          <w:rPr>
-            <w:color w:val="0000EE"/>
-            <w:u w:val="single"/>
-          </w:rPr>
-          <w:t>3:2</w:t>
-        </w:r>
-      </w:hyperlink>
+      <w:r>
+        <w:rPr>
+          <w:lang w:val="id_ID" w:bidi="id_ID"/>
+        </w:rPr>
+        <w:t xml:space="preserve">Am. </w:t>
+      </w:r>
+      <w:r>
+        <w:rPr>
+          <w:lang w:val="id_ID" w:bidi="id_ID"/>
+        </w:rPr>
+        <w:t>3:2</w:t>
+      </w:r>
       <w:r>
         <w:rPr>
           <w:lang w:val="id_ID" w:bidi="id_ID"/>
@@ -8195,126 +6881,84 @@
         </w:rPr>
         <w:t xml:space="preserve"> menunjukkan keputusasaan yang disebabkan oleh tragedi besar. • Hari Tuhan dalam Perjanjian Lama (lihat </w:t>
       </w:r>
-      <w:hyperlink r:id="rId190">
-        <w:r>
-          <w:rPr>
-            <w:lang w:val="id_ID" w:bidi="id_ID"/>
-          </w:rPr>
-          <w:rPr>
-            <w:color w:val="0000EE"/>
-            <w:u w:val="single"/>
-          </w:rPr>
-          <w:t>Yes. 13:6</w:t>
-        </w:r>
-      </w:hyperlink>
+      <w:r>
+        <w:rPr>
+          <w:lang w:val="id_ID" w:bidi="id_ID"/>
+        </w:rPr>
+        <w:t>Yes. 13:6</w:t>
+      </w:r>
       <w:r>
         <w:rPr>
           <w:lang w:val="id_ID" w:bidi="id_ID"/>
         </w:rPr>
         <w:t xml:space="preserve">, </w:t>
       </w:r>
-      <w:hyperlink r:id="rId191">
-        <w:r>
-          <w:rPr>
-            <w:lang w:val="id_ID" w:bidi="id_ID"/>
-          </w:rPr>
-          <w:rPr>
-            <w:color w:val="0000EE"/>
-            <w:u w:val="single"/>
-          </w:rPr>
-          <w:t>9</w:t>
-        </w:r>
-      </w:hyperlink>
+      <w:r>
+        <w:rPr>
+          <w:lang w:val="id_ID" w:bidi="id_ID"/>
+        </w:rPr>
+        <w:t>9</w:t>
+      </w:r>
       <w:r>
         <w:rPr>
           <w:lang w:val="id_ID" w:bidi="id_ID"/>
         </w:rPr>
         <w:t xml:space="preserve">) adalah hari ketika Allah akan campur tangan di dunia untuk memperbaiki hal-hal yang salah. Campur tangan Allah berarti orang benar akan dinyatakan benar, dan orang jahat akan dihukum. Israel berpikir bahwa pada hari itu (lihat juga </w:t>
       </w:r>
-      <w:hyperlink r:id="rId109">
-        <w:r>
-          <w:rPr>
-            <w:lang w:val="id_ID" w:bidi="id_ID"/>
-          </w:rPr>
-          <w:rPr>
-            <w:color w:val="0000EE"/>
-            <w:u w:val="single"/>
-          </w:rPr>
-          <w:t>Amos 8:3</w:t>
-        </w:r>
-      </w:hyperlink>
+      <w:r>
+        <w:rPr>
+          <w:lang w:val="id_ID" w:bidi="id_ID"/>
+        </w:rPr>
+        <w:t>Amos 8:3</w:t>
+      </w:r>
       <w:r>
         <w:rPr>
           <w:lang w:val="id_ID" w:bidi="id_ID"/>
         </w:rPr>
         <w:t xml:space="preserve">, </w:t>
       </w:r>
-      <w:hyperlink r:id="rId192">
-        <w:r>
-          <w:rPr>
-            <w:lang w:val="id_ID" w:bidi="id_ID"/>
-          </w:rPr>
-          <w:rPr>
-            <w:color w:val="0000EE"/>
-            <w:u w:val="single"/>
-          </w:rPr>
-          <w:t>9</w:t>
-        </w:r>
-      </w:hyperlink>
+      <w:r>
+        <w:rPr>
+          <w:lang w:val="id_ID" w:bidi="id_ID"/>
+        </w:rPr>
+        <w:t>9</w:t>
+      </w:r>
       <w:r>
         <w:rPr>
           <w:lang w:val="id_ID" w:bidi="id_ID"/>
         </w:rPr>
         <w:t xml:space="preserve">, </w:t>
       </w:r>
-      <w:hyperlink r:id="rId193">
-        <w:r>
-          <w:rPr>
-            <w:lang w:val="id_ID" w:bidi="id_ID"/>
-          </w:rPr>
-          <w:rPr>
-            <w:color w:val="0000EE"/>
-            <w:u w:val="single"/>
-          </w:rPr>
-          <w:t>13</w:t>
-        </w:r>
-      </w:hyperlink>
+      <w:r>
+        <w:rPr>
+          <w:lang w:val="id_ID" w:bidi="id_ID"/>
+        </w:rPr>
+        <w:t>13</w:t>
+      </w:r>
       <w:r>
         <w:rPr>
           <w:lang w:val="id_ID" w:bidi="id_ID"/>
         </w:rPr>
         <w:t xml:space="preserve">; </w:t>
       </w:r>
-      <w:hyperlink r:id="rId194">
-        <w:r>
-          <w:rPr>
-            <w:lang w:val="id_ID" w:bidi="id_ID"/>
-          </w:rPr>
-          <w:rPr>
-            <w:color w:val="0000EE"/>
-            <w:u w:val="single"/>
-          </w:rPr>
-          <w:t>9:11</w:t>
-        </w:r>
-      </w:hyperlink>
+      <w:r>
+        <w:rPr>
+          <w:lang w:val="id_ID" w:bidi="id_ID"/>
+        </w:rPr>
+        <w:t>9:11</w:t>
+      </w:r>
       <w:r>
         <w:rPr>
           <w:lang w:val="id_ID" w:bidi="id_ID"/>
         </w:rPr>
         <w:t>) Allah akan menyelamatkan mereka. Namun, karena bangsa Israel telah berbuat jahat, hari Tuhan akan membawa kegelapan, bukan terang. Asyur menaklukkan kerajaan utara pada tahun 722 SM (</w:t>
       </w:r>
-      <w:hyperlink r:id="rId195">
-        <w:r>
-          <w:rPr>
-            <w:lang w:val="id_ID" w:bidi="id_ID"/>
-          </w:rPr>
-          <w:rPr>
-            <w:color w:val="0000EE"/>
-            <w:u w:val="single"/>
-          </w:rPr>
-          <w:t>2 Raj 17:7–23</w:t>
-        </w:r>
-      </w:hyperlink>
+      <w:r>
+        <w:rPr>
+          <w:lang w:val="id_ID" w:bidi="id_ID"/>
+        </w:rPr>
+        <w:t>2 Raj 17:7–23</w:t>
+      </w:r>
       <w:r>
         <w:rPr>
           <w:lang w:val="id_ID" w:bidi="id_ID"/>
@@ -8417,48 +7061,30 @@
         </w:rPr>
         <w:t xml:space="preserve">Amos sekali lagi menegur kemunafikan religius dan ketidaksetiaan spiritual bangsa Israel (lihat </w:t>
       </w:r>
-      <w:hyperlink r:id="rId71">
-        <w:r>
-          <w:rPr>
-            <w:lang w:val="id_ID" w:bidi="id_ID"/>
-          </w:rPr>
-          <w:rPr>
-            <w:color w:val="0000EE"/>
-            <w:u w:val="single"/>
-          </w:rPr>
-          <w:t xml:space="preserve">Am. </w:t>
-        </w:r>
-      </w:hyperlink>
-      <w:hyperlink r:id="rId196">
-        <w:r>
-          <w:rPr>
-            <w:lang w:val="id_ID" w:bidi="id_ID"/>
-          </w:rPr>
-          <w:rPr>
-            <w:color w:val="0000EE"/>
-            <w:u w:val="single"/>
-          </w:rPr>
-          <w:t>4:4–5</w:t>
-        </w:r>
-      </w:hyperlink>
+      <w:r>
+        <w:rPr>
+          <w:lang w:val="id_ID" w:bidi="id_ID"/>
+        </w:rPr>
+        <w:t xml:space="preserve">Am. </w:t>
+      </w:r>
+      <w:r>
+        <w:rPr>
+          <w:lang w:val="id_ID" w:bidi="id_ID"/>
+        </w:rPr>
+        <w:t>4:4–5</w:t>
+      </w:r>
       <w:r>
         <w:rPr>
           <w:lang w:val="id_ID" w:bidi="id_ID"/>
         </w:rPr>
         <w:t xml:space="preserve">; </w:t>
       </w:r>
-      <w:hyperlink r:id="rId197">
-        <w:r>
-          <w:rPr>
-            <w:lang w:val="id_ID" w:bidi="id_ID"/>
-          </w:rPr>
-          <w:rPr>
-            <w:color w:val="0000EE"/>
-            <w:u w:val="single"/>
-          </w:rPr>
-          <w:t>Yes 1:10–20</w:t>
-        </w:r>
-      </w:hyperlink>
+      <w:r>
+        <w:rPr>
+          <w:lang w:val="id_ID" w:bidi="id_ID"/>
+        </w:rPr>
+        <w:t>Yes 1:10–20</w:t>
+      </w:r>
       <w:r>
         <w:rPr>
           <w:lang w:val="id_ID" w:bidi="id_ID"/>
@@ -8513,18 +7139,12 @@
         </w:rPr>
         <w:t xml:space="preserve">Allah tidak akan menerima persembahan korban (lihat </w:t>
       </w:r>
-      <w:hyperlink r:id="rId198">
-        <w:r>
-          <w:rPr>
-            <w:lang w:val="id_ID" w:bidi="id_ID"/>
-          </w:rPr>
-          <w:rPr>
-            <w:color w:val="0000EE"/>
-            <w:u w:val="single"/>
-          </w:rPr>
-          <w:t>Imamat 1–6</w:t>
-        </w:r>
-      </w:hyperlink>
+      <w:r>
+        <w:rPr>
+          <w:lang w:val="id_ID" w:bidi="id_ID"/>
+        </w:rPr>
+        <w:t>Imamat 1–6</w:t>
+      </w:r>
       <w:r>
         <w:rPr>
           <w:lang w:val="id_ID" w:bidi="id_ID"/>
@@ -8579,30 +7199,18 @@
         </w:rPr>
         <w:t xml:space="preserve">Ini adalah ayat tematik kedua yang agung dalam kitab Amos (lihat </w:t>
       </w:r>
-      <w:hyperlink r:id="rId71">
-        <w:r>
-          <w:rPr>
-            <w:lang w:val="id_ID" w:bidi="id_ID"/>
-          </w:rPr>
-          <w:rPr>
-            <w:color w:val="0000EE"/>
-            <w:u w:val="single"/>
-          </w:rPr>
-          <w:t xml:space="preserve"> Am. </w:t>
-        </w:r>
-      </w:hyperlink>
-      <w:hyperlink r:id="rId171">
-        <w:r>
-          <w:rPr>
-            <w:lang w:val="id_ID" w:bidi="id_ID"/>
-          </w:rPr>
-          <w:rPr>
-            <w:color w:val="0000EE"/>
-            <w:u w:val="single"/>
-          </w:rPr>
-          <w:t>4:12</w:t>
-        </w:r>
-      </w:hyperlink>
+      <w:r>
+        <w:rPr>
+          <w:lang w:val="id_ID" w:bidi="id_ID"/>
+        </w:rPr>
+        <w:t xml:space="preserve"> Am. </w:t>
+      </w:r>
+      <w:r>
+        <w:rPr>
+          <w:lang w:val="id_ID" w:bidi="id_ID"/>
+        </w:rPr>
+        <w:t>4:12</w:t>
+      </w:r>
       <w:r>
         <w:rPr>
           <w:lang w:val="id_ID" w:bidi="id_ID"/>
@@ -8669,36 +7277,24 @@
         </w:rPr>
         <w:t>Hubungan Israel dengan Allah didasarkan pada pengabdian sungguh-sungguh yang menghasilkan ketaatan (</w:t>
       </w:r>
-      <w:hyperlink r:id="rId199">
-        <w:r>
-          <w:rPr>
-            <w:lang w:val="id_ID" w:bidi="id_ID"/>
-          </w:rPr>
-          <w:rPr>
-            <w:color w:val="0000EE"/>
-            <w:u w:val="single"/>
-          </w:rPr>
-          <w:t>1Sam. 15:22–23</w:t>
-        </w:r>
-      </w:hyperlink>
+      <w:r>
+        <w:rPr>
+          <w:lang w:val="id_ID" w:bidi="id_ID"/>
+        </w:rPr>
+        <w:t>1Sam. 15:22–23</w:t>
+      </w:r>
       <w:r>
         <w:rPr>
           <w:lang w:val="id_ID" w:bidi="id_ID"/>
         </w:rPr>
         <w:t xml:space="preserve">). Persembahan korban yang mencerminkan pertobatan dan iman dapat memperbaiki pelanggaran yang disebabkan oleh dosa, tetapi hewan-hewan korban itu tidak bisa menggantikan cara hidup yang dijalani sesuai dengan firman Allah. • Empat puluh tahun di padang gurun adalah waktu pengembaraan Israel setelah pemberontakan di Kades-Barnea (lihat </w:t>
       </w:r>
-      <w:hyperlink r:id="rId200">
-        <w:r>
-          <w:rPr>
-            <w:lang w:val="id_ID" w:bidi="id_ID"/>
-          </w:rPr>
-          <w:rPr>
-            <w:color w:val="0000EE"/>
-            <w:u w:val="single"/>
-          </w:rPr>
-          <w:t>Bil. 14:32–35</w:t>
-        </w:r>
-      </w:hyperlink>
+      <w:r>
+        <w:rPr>
+          <w:lang w:val="id_ID" w:bidi="id_ID"/>
+        </w:rPr>
+        <w:t>Bil. 14:32–35</w:t>
+      </w:r>
       <w:r>
         <w:rPr>
           <w:lang w:val="id_ID" w:bidi="id_ID"/>
@@ -8801,48 +7397,30 @@
         </w:rPr>
         <w:t xml:space="preserve">Nama-nama yang muncul dalam Amos </w:t>
       </w:r>
-      <w:hyperlink r:id="rId201">
-        <w:r>
-          <w:rPr>
-            <w:lang w:val="id_ID" w:bidi="id_ID"/>
-          </w:rPr>
-          <w:rPr>
-            <w:color w:val="0000EE"/>
-            <w:u w:val="single"/>
-          </w:rPr>
-          <w:t>5:26</w:t>
-        </w:r>
-      </w:hyperlink>
+      <w:r>
+        <w:rPr>
+          <w:lang w:val="id_ID" w:bidi="id_ID"/>
+        </w:rPr>
+        <w:t>5:26</w:t>
+      </w:r>
       <w:r>
         <w:rPr>
           <w:lang w:val="id_ID" w:bidi="id_ID"/>
         </w:rPr>
         <w:t xml:space="preserve"> telah menimbulkan beberapa spekulasi, tetapi banyak penafsir menganggapnya sebagai nama dewa-dewa kafir yang tidak dikenal. "Sakut, rajamu" mungkin merujuk pada Molokh, dewa dari orang Amon (lihat </w:t>
       </w:r>
-      <w:hyperlink r:id="rId71">
-        <w:r>
-          <w:rPr>
-            <w:lang w:val="id_ID" w:bidi="id_ID"/>
-          </w:rPr>
-          <w:rPr>
-            <w:color w:val="0000EE"/>
-            <w:u w:val="single"/>
-          </w:rPr>
-          <w:t xml:space="preserve">Am. </w:t>
-        </w:r>
-      </w:hyperlink>
-      <w:hyperlink r:id="rId202">
-        <w:r>
-          <w:rPr>
-            <w:lang w:val="id_ID" w:bidi="id_ID"/>
-          </w:rPr>
-          <w:rPr>
-            <w:color w:val="0000EE"/>
-            <w:u w:val="single"/>
-          </w:rPr>
-          <w:t>1:15</w:t>
-        </w:r>
-      </w:hyperlink>
+      <w:r>
+        <w:rPr>
+          <w:lang w:val="id_ID" w:bidi="id_ID"/>
+        </w:rPr>
+        <w:t xml:space="preserve">Am. </w:t>
+      </w:r>
+      <w:r>
+        <w:rPr>
+          <w:lang w:val="id_ID" w:bidi="id_ID"/>
+        </w:rPr>
+        <w:t>1:15</w:t>
+      </w:r>
       <w:r>
         <w:rPr>
           <w:lang w:val="id_ID" w:bidi="id_ID"/>
@@ -8862,18 +7440,12 @@
         </w:rPr>
         <w:t xml:space="preserve">. Dalam hal ini, nabi sedang membuat kontras antara Israel atau Yehuda, yang membawa berhala mereka, dan Allah, yang membawa umat-Nya (lihat </w:t>
       </w:r>
-      <w:hyperlink r:id="rId203">
-        <w:r>
-          <w:rPr>
-            <w:lang w:val="id_ID" w:bidi="id_ID"/>
-          </w:rPr>
-          <w:rPr>
-            <w:color w:val="0000EE"/>
-            <w:u w:val="single"/>
-          </w:rPr>
-          <w:t>Yes. 46:1–7</w:t>
-        </w:r>
-      </w:hyperlink>
+      <w:r>
+        <w:rPr>
+          <w:lang w:val="id_ID" w:bidi="id_ID"/>
+        </w:rPr>
+        <w:t>Yes. 46:1–7</w:t>
+      </w:r>
       <w:r>
         <w:rPr>
           <w:lang w:val="id_ID" w:bidi="id_ID"/>
@@ -8941,30 +7513,18 @@
         </w:rPr>
         <w:t xml:space="preserve">, menunjukkan benteng dari kedua kota tersebut. Orang-orang dari Yudea dan Israel merasa puas diri dan sombong, mereka yakin bahwa benteng kota Yerusalem dan Samaria tidak dapat ditembus (lihat juga </w:t>
       </w:r>
-      <w:hyperlink r:id="rId71">
-        <w:r>
-          <w:rPr>
-            <w:lang w:val="id_ID" w:bidi="id_ID"/>
-          </w:rPr>
-          <w:rPr>
-            <w:color w:val="0000EE"/>
-            <w:u w:val="single"/>
-          </w:rPr>
-          <w:t xml:space="preserve"> Am. </w:t>
-        </w:r>
-      </w:hyperlink>
-      <w:hyperlink r:id="rId204">
-        <w:r>
-          <w:rPr>
-            <w:lang w:val="id_ID" w:bidi="id_ID"/>
-          </w:rPr>
-          <w:rPr>
-            <w:color w:val="0000EE"/>
-            <w:u w:val="single"/>
-          </w:rPr>
-          <w:t>4:3</w:t>
-        </w:r>
-      </w:hyperlink>
+      <w:r>
+        <w:rPr>
+          <w:lang w:val="id_ID" w:bidi="id_ID"/>
+        </w:rPr>
+        <w:t xml:space="preserve"> Am. </w:t>
+      </w:r>
+      <w:r>
+        <w:rPr>
+          <w:lang w:val="id_ID" w:bidi="id_ID"/>
+        </w:rPr>
+        <w:t>4:3</w:t>
+      </w:r>
       <w:r>
         <w:rPr>
           <w:lang w:val="id_ID" w:bidi="id_ID"/>
@@ -9019,36 +7579,24 @@
         </w:rPr>
         <w:t xml:space="preserve">Kalne dan Hamat adalah negara-kota Aram yang berada di bawah pengaruh Israel (lihat </w:t>
       </w:r>
-      <w:hyperlink r:id="rId205">
-        <w:r>
-          <w:rPr>
-            <w:lang w:val="id_ID" w:bidi="id_ID"/>
-          </w:rPr>
-          <w:rPr>
-            <w:color w:val="0000EE"/>
-            <w:u w:val="single"/>
-          </w:rPr>
-          <w:t>2Raj. 14:28</w:t>
-        </w:r>
-      </w:hyperlink>
+      <w:r>
+        <w:rPr>
+          <w:lang w:val="id_ID" w:bidi="id_ID"/>
+        </w:rPr>
+        <w:t>2Raj. 14:28</w:t>
+      </w:r>
       <w:r>
         <w:rPr>
           <w:lang w:val="id_ID" w:bidi="id_ID"/>
         </w:rPr>
         <w:t>). Kalne jatuh ke tangan Asyur pada tahun 738 SM, dan Hamat dipaksa membayar upeti tidak lama setelah itu. Uzia telah meruntuhkan tembok Gat (</w:t>
       </w:r>
-      <w:hyperlink r:id="rId39">
-        <w:r>
-          <w:rPr>
-            <w:lang w:val="id_ID" w:bidi="id_ID"/>
-          </w:rPr>
-          <w:rPr>
-            <w:color w:val="0000EE"/>
-            <w:u w:val="single"/>
-          </w:rPr>
-          <w:t>2Taw. 26:6</w:t>
-        </w:r>
-      </w:hyperlink>
+      <w:r>
+        <w:rPr>
+          <w:lang w:val="id_ID" w:bidi="id_ID"/>
+        </w:rPr>
+        <w:t>2Taw. 26:6</w:t>
+      </w:r>
       <w:r>
         <w:rPr>
           <w:lang w:val="id_ID" w:bidi="id_ID"/>
@@ -9336,54 +7884,36 @@
         </w:rPr>
         <w:t xml:space="preserve"> lihat </w:t>
       </w:r>
-      <w:hyperlink r:id="rId206">
-        <w:r>
-          <w:rPr>
-            <w:lang w:val="id_ID" w:bidi="id_ID"/>
-          </w:rPr>
-          <w:rPr>
-            <w:color w:val="0000EE"/>
-            <w:u w:val="single"/>
-          </w:rPr>
-          <w:t>Kel. 24:6</w:t>
-        </w:r>
-      </w:hyperlink>
+      <w:r>
+        <w:rPr>
+          <w:lang w:val="id_ID" w:bidi="id_ID"/>
+        </w:rPr>
+        <w:t>Kel. 24:6</w:t>
+      </w:r>
       <w:r>
         <w:rPr>
           <w:lang w:val="id_ID" w:bidi="id_ID"/>
         </w:rPr>
         <w:t xml:space="preserve">); kata yang sama digunakan untuk menyamakan baskom yang digunakan dalam upacara keagamaan untuk memercikkan darah atau air (lihat </w:t>
       </w:r>
-      <w:hyperlink r:id="rId207">
-        <w:r>
-          <w:rPr>
-            <w:lang w:val="id_ID" w:bidi="id_ID"/>
-          </w:rPr>
-          <w:rPr>
-            <w:color w:val="0000EE"/>
-            <w:u w:val="single"/>
-          </w:rPr>
-          <w:t>2Raj. 12:13</w:t>
-        </w:r>
-      </w:hyperlink>
+      <w:r>
+        <w:rPr>
+          <w:lang w:val="id_ID" w:bidi="id_ID"/>
+        </w:rPr>
+        <w:t>2Raj. 12:13</w:t>
+      </w:r>
       <w:r>
         <w:rPr>
           <w:lang w:val="id_ID" w:bidi="id_ID"/>
         </w:rPr>
         <w:t xml:space="preserve">; </w:t>
       </w:r>
-      <w:hyperlink r:id="rId208">
-        <w:r>
-          <w:rPr>
-            <w:lang w:val="id_ID" w:bidi="id_ID"/>
-          </w:rPr>
-          <w:rPr>
-            <w:color w:val="0000EE"/>
-            <w:u w:val="single"/>
-          </w:rPr>
-          <w:t>25:15</w:t>
-        </w:r>
-      </w:hyperlink>
+      <w:r>
+        <w:rPr>
+          <w:lang w:val="id_ID" w:bidi="id_ID"/>
+        </w:rPr>
+        <w:t>25:15</w:t>
+      </w:r>
       <w:r>
         <w:rPr>
           <w:lang w:val="id_ID" w:bidi="id_ID"/>
@@ -9463,90 +7993,60 @@
         </w:rPr>
         <w:t xml:space="preserve">Sumpah paling serius yang diucapkan Tuhan adalah dengan menyebut nama-Nya sendiri (lihat juga </w:t>
       </w:r>
-      <w:hyperlink r:id="rId209">
-        <w:r>
-          <w:rPr>
-            <w:lang w:val="id_ID" w:bidi="id_ID"/>
-          </w:rPr>
-          <w:rPr>
-            <w:color w:val="0000EE"/>
-            <w:u w:val="single"/>
-          </w:rPr>
-          <w:t>Kej. 22:16</w:t>
-        </w:r>
-      </w:hyperlink>
+      <w:r>
+        <w:rPr>
+          <w:lang w:val="id_ID" w:bidi="id_ID"/>
+        </w:rPr>
+        <w:t>Kej. 22:16</w:t>
+      </w:r>
       <w:r>
         <w:rPr>
           <w:lang w:val="id_ID" w:bidi="id_ID"/>
         </w:rPr>
         <w:t xml:space="preserve">; </w:t>
       </w:r>
-      <w:hyperlink r:id="rId210">
-        <w:r>
-          <w:rPr>
-            <w:lang w:val="id_ID" w:bidi="id_ID"/>
-          </w:rPr>
-          <w:rPr>
-            <w:color w:val="0000EE"/>
-            <w:u w:val="single"/>
-          </w:rPr>
-          <w:t>Yer. 51:14</w:t>
-        </w:r>
-      </w:hyperlink>
+      <w:r>
+        <w:rPr>
+          <w:lang w:val="id_ID" w:bidi="id_ID"/>
+        </w:rPr>
+        <w:t>Yer. 51:14</w:t>
+      </w:r>
       <w:r>
         <w:rPr>
           <w:lang w:val="id_ID" w:bidi="id_ID"/>
         </w:rPr>
         <w:t xml:space="preserve">; bandingkan </w:t>
       </w:r>
-      <w:hyperlink r:id="rId211">
-        <w:r>
-          <w:rPr>
-            <w:lang w:val="id_ID" w:bidi="id_ID"/>
-          </w:rPr>
-          <w:rPr>
-            <w:color w:val="0000EE"/>
-            <w:u w:val="single"/>
-          </w:rPr>
-          <w:t>Amos 4:2</w:t>
-        </w:r>
-      </w:hyperlink>
+      <w:r>
+        <w:rPr>
+          <w:lang w:val="id_ID" w:bidi="id_ID"/>
+        </w:rPr>
+        <w:t>Amos 4:2</w:t>
+      </w:r>
       <w:r>
         <w:rPr>
           <w:lang w:val="id_ID" w:bidi="id_ID"/>
         </w:rPr>
         <w:t xml:space="preserve">; </w:t>
       </w:r>
-      <w:hyperlink r:id="rId212">
-        <w:r>
-          <w:rPr>
-            <w:lang w:val="id_ID" w:bidi="id_ID"/>
-          </w:rPr>
-          <w:rPr>
-            <w:color w:val="0000EE"/>
-            <w:u w:val="single"/>
-          </w:rPr>
-          <w:t>Mzm. 110:4</w:t>
-        </w:r>
-      </w:hyperlink>
+      <w:r>
+        <w:rPr>
+          <w:lang w:val="id_ID" w:bidi="id_ID"/>
+        </w:rPr>
+        <w:t>Mzm. 110:4</w:t>
+      </w:r>
       <w:r>
         <w:rPr>
           <w:lang w:val="id_ID" w:bidi="id_ID"/>
         </w:rPr>
         <w:t xml:space="preserve">; </w:t>
       </w:r>
-      <w:hyperlink r:id="rId213">
-        <w:r>
-          <w:rPr>
-            <w:lang w:val="id_ID" w:bidi="id_ID"/>
-          </w:rPr>
-          <w:rPr>
-            <w:color w:val="0000EE"/>
-            <w:u w:val="single"/>
-          </w:rPr>
-          <w:t>Ibr. 6:13–14</w:t>
-        </w:r>
-      </w:hyperlink>
+      <w:r>
+        <w:rPr>
+          <w:lang w:val="id_ID" w:bidi="id_ID"/>
+        </w:rPr>
+        <w:t>Ibr. 6:13–14</w:t>
+      </w:r>
       <w:r>
         <w:rPr>
           <w:lang w:val="id_ID" w:bidi="id_ID"/>
@@ -9604,18 +8104,12 @@
         </w:rPr>
         <w:t xml:space="preserve"> (</w:t>
       </w:r>
-      <w:hyperlink r:id="rId214">
-        <w:r>
-          <w:rPr>
-            <w:lang w:val="id_ID" w:bidi="id_ID"/>
-          </w:rPr>
-          <w:rPr>
-            <w:color w:val="0000EE"/>
-            <w:u w:val="single"/>
-          </w:rPr>
-          <w:t>Kej. 27:36</w:t>
-        </w:r>
-      </w:hyperlink>
+      <w:r>
+        <w:rPr>
+          <w:lang w:val="id_ID" w:bidi="id_ID"/>
+        </w:rPr>
+        <w:t>Kej. 27:36</w:t>
+      </w:r>
       <w:r>
         <w:rPr>
           <w:lang w:val="id_ID" w:bidi="id_ID"/>
@@ -9648,18 +8142,12 @@
         </w:rPr>
         <w:t xml:space="preserve"> (</w:t>
       </w:r>
-      <w:hyperlink r:id="rId215">
-        <w:r>
-          <w:rPr>
-            <w:lang w:val="id_ID" w:bidi="id_ID"/>
-          </w:rPr>
-          <w:rPr>
-            <w:color w:val="0000EE"/>
-            <w:u w:val="single"/>
-          </w:rPr>
-          <w:t>Kej. 32:28</w:t>
-        </w:r>
-      </w:hyperlink>
+      <w:r>
+        <w:rPr>
+          <w:lang w:val="id_ID" w:bidi="id_ID"/>
+        </w:rPr>
+        <w:t>Kej. 32:28</w:t>
+      </w:r>
       <w:r>
         <w:rPr>
           <w:lang w:val="id_ID" w:bidi="id_ID"/>
@@ -9727,30 +8215,18 @@
         </w:rPr>
         <w:t xml:space="preserve">Ayat-ayat ini menggambarkan secara jelas pembantaian besar-besaran akibat penaklukan militer yang dijanjikan dalam </w:t>
       </w:r>
-      <w:hyperlink r:id="rId71">
-        <w:r>
-          <w:rPr>
-            <w:lang w:val="id_ID" w:bidi="id_ID"/>
-          </w:rPr>
-          <w:rPr>
-            <w:color w:val="0000EE"/>
-            <w:u w:val="single"/>
-          </w:rPr>
-          <w:t xml:space="preserve"> Am. </w:t>
-        </w:r>
-      </w:hyperlink>
-      <w:hyperlink r:id="rId130">
-        <w:r>
-          <w:rPr>
-            <w:lang w:val="id_ID" w:bidi="id_ID"/>
-          </w:rPr>
-          <w:rPr>
-            <w:color w:val="0000EE"/>
-            <w:u w:val="single"/>
-          </w:rPr>
-          <w:t>6:8</w:t>
-        </w:r>
-      </w:hyperlink>
+      <w:r>
+        <w:rPr>
+          <w:lang w:val="id_ID" w:bidi="id_ID"/>
+        </w:rPr>
+        <w:t xml:space="preserve"> Am. </w:t>
+      </w:r>
+      <w:r>
+        <w:rPr>
+          <w:lang w:val="id_ID" w:bidi="id_ID"/>
+        </w:rPr>
+        <w:t>6:8</w:t>
+      </w:r>
       <w:r>
         <w:rPr>
           <w:lang w:val="id_ID" w:bidi="id_ID"/>
@@ -9843,18 +8319,12 @@
         </w:rPr>
         <w:t xml:space="preserve"> (lihat </w:t>
       </w:r>
-      <w:hyperlink r:id="rId216">
-        <w:r>
-          <w:rPr>
-            <w:lang w:val="id_ID" w:bidi="id_ID"/>
-          </w:rPr>
-          <w:rPr>
-            <w:color w:val="0000EE"/>
-            <w:u w:val="single"/>
-          </w:rPr>
-          <w:t>Yer. 34:5</w:t>
-        </w:r>
-      </w:hyperlink>
+      <w:r>
+        <w:rPr>
+          <w:lang w:val="id_ID" w:bidi="id_ID"/>
+        </w:rPr>
+        <w:t>Yer. 34:5</w:t>
+      </w:r>
       <w:r>
         <w:rPr>
           <w:lang w:val="id_ID" w:bidi="id_ID"/>
@@ -9874,36 +8344,24 @@
         </w:rPr>
         <w:t>, bukan melakukan kremasi. Namun, konteksnya, yakni kebutuhan untuk membuang banyak mayat guna menghindari pembusukan dan penyakit (</w:t>
       </w:r>
-      <w:hyperlink r:id="rId217">
-        <w:r>
-          <w:rPr>
-            <w:lang w:val="id_ID" w:bidi="id_ID"/>
-          </w:rPr>
-          <w:rPr>
-            <w:color w:val="0000EE"/>
-            <w:u w:val="single"/>
-          </w:rPr>
-          <w:t>Amos 6:9</w:t>
-        </w:r>
-      </w:hyperlink>
+      <w:r>
+        <w:rPr>
+          <w:lang w:val="id_ID" w:bidi="id_ID"/>
+        </w:rPr>
+        <w:t>Amos 6:9</w:t>
+      </w:r>
       <w:r>
         <w:rPr>
           <w:lang w:val="id_ID" w:bidi="id_ID"/>
         </w:rPr>
         <w:t xml:space="preserve">; lihat </w:t>
       </w:r>
-      <w:hyperlink r:id="rId109">
-        <w:r>
-          <w:rPr>
-            <w:lang w:val="id_ID" w:bidi="id_ID"/>
-          </w:rPr>
-          <w:rPr>
-            <w:color w:val="0000EE"/>
-            <w:u w:val="single"/>
-          </w:rPr>
-          <w:t>8:3</w:t>
-        </w:r>
-      </w:hyperlink>
+      <w:r>
+        <w:rPr>
+          <w:lang w:val="id_ID" w:bidi="id_ID"/>
+        </w:rPr>
+        <w:t>8:3</w:t>
+      </w:r>
       <w:r>
         <w:rPr>
           <w:lang w:val="id_ID" w:bidi="id_ID"/>
@@ -9984,30 +8442,18 @@
         </w:rPr>
         <w:t xml:space="preserve">, sebuah saran yang sama tidak masuk akalnya. • begitulah bodohnya kamu: Inti dari perbandingan ini menjadi jelas, yakni kebodohan Israel sendiri tampak dalam ranah moral. • kamu telah mengubah keadilan menjadi racun: Orang-orang memutarbalikkan apa yang adil dan benar, mengubahnya menjadi sesuatu yang beracun dan pahit (lihat juga </w:t>
       </w:r>
-      <w:hyperlink r:id="rId71">
-        <w:r>
-          <w:rPr>
-            <w:lang w:val="id_ID" w:bidi="id_ID"/>
-          </w:rPr>
-          <w:rPr>
-            <w:color w:val="0000EE"/>
-            <w:u w:val="single"/>
-          </w:rPr>
-          <w:t xml:space="preserve">Am. </w:t>
-        </w:r>
-      </w:hyperlink>
-      <w:hyperlink r:id="rId187">
-        <w:r>
-          <w:rPr>
-            <w:lang w:val="id_ID" w:bidi="id_ID"/>
-          </w:rPr>
-          <w:rPr>
-            <w:color w:val="0000EE"/>
-            <w:u w:val="single"/>
-          </w:rPr>
-          <w:t>5:7</w:t>
-        </w:r>
-      </w:hyperlink>
+      <w:r>
+        <w:rPr>
+          <w:lang w:val="id_ID" w:bidi="id_ID"/>
+        </w:rPr>
+        <w:t xml:space="preserve">Am. </w:t>
+      </w:r>
+      <w:r>
+        <w:rPr>
+          <w:lang w:val="id_ID" w:bidi="id_ID"/>
+        </w:rPr>
+        <w:t>5:7</w:t>
+      </w:r>
       <w:r>
         <w:rPr>
           <w:lang w:val="id_ID" w:bidi="id_ID"/>
@@ -10062,18 +8508,12 @@
         </w:rPr>
         <w:t>Lo-dabar dan Karnaim adalah bagian dari wilayah yang direbut kembali dari orang Aram oleh Yerobeam II (</w:t>
       </w:r>
-      <w:hyperlink r:id="rId218">
-        <w:r>
-          <w:rPr>
-            <w:lang w:val="id_ID" w:bidi="id_ID"/>
-          </w:rPr>
-          <w:rPr>
-            <w:color w:val="0000EE"/>
-            <w:u w:val="single"/>
-          </w:rPr>
-          <w:t>2Raj. 14:25–28</w:t>
-        </w:r>
-      </w:hyperlink>
+      <w:r>
+        <w:rPr>
+          <w:lang w:val="id_ID" w:bidi="id_ID"/>
+        </w:rPr>
+        <w:t>2Raj. 14:25–28</w:t>
+      </w:r>
       <w:r>
         <w:rPr>
           <w:lang w:val="id_ID" w:bidi="id_ID"/>
@@ -10128,18 +8568,12 @@
         </w:rPr>
         <w:t>Lebo-Hamat menandai perbatasan utara pengaruh Salomo (</w:t>
       </w:r>
-      <w:hyperlink r:id="rId219">
-        <w:r>
-          <w:rPr>
-            <w:lang w:val="id_ID" w:bidi="id_ID"/>
-          </w:rPr>
-          <w:rPr>
-            <w:color w:val="0000EE"/>
-            <w:u w:val="single"/>
-          </w:rPr>
-          <w:t>1Raj. 8:65</w:t>
-        </w:r>
-      </w:hyperlink>
+      <w:r>
+        <w:rPr>
+          <w:lang w:val="id_ID" w:bidi="id_ID"/>
+        </w:rPr>
+        <w:t>1Raj. 8:65</w:t>
+      </w:r>
       <w:r>
         <w:rPr>
           <w:lang w:val="id_ID" w:bidi="id_ID"/>
@@ -10159,18 +8593,12 @@
         </w:rPr>
         <w:t xml:space="preserve"> lihat catatan kaki pada </w:t>
       </w:r>
-      <w:hyperlink r:id="rId220">
-        <w:r>
-          <w:rPr>
-            <w:lang w:val="id_ID" w:bidi="id_ID"/>
-          </w:rPr>
-          <w:rPr>
-            <w:color w:val="0000EE"/>
-            <w:u w:val="single"/>
-          </w:rPr>
-          <w:t>2Raj. 14:25</w:t>
-        </w:r>
-      </w:hyperlink>
+      <w:r>
+        <w:rPr>
+          <w:lang w:val="id_ID" w:bidi="id_ID"/>
+        </w:rPr>
+        <w:t>2Raj. 14:25</w:t>
+      </w:r>
       <w:r>
         <w:rPr>
           <w:lang w:val="id_ID" w:bidi="id_ID"/>
@@ -10225,48 +8653,30 @@
         </w:rPr>
         <w:t xml:space="preserve">Belalang (lihat </w:t>
       </w:r>
-      <w:hyperlink r:id="rId71">
-        <w:r>
-          <w:rPr>
-            <w:lang w:val="id_ID" w:bidi="id_ID"/>
-          </w:rPr>
-          <w:rPr>
-            <w:color w:val="0000EE"/>
-            <w:u w:val="single"/>
-          </w:rPr>
-          <w:t xml:space="preserve">Am. </w:t>
-        </w:r>
-      </w:hyperlink>
-      <w:hyperlink r:id="rId221">
-        <w:r>
-          <w:rPr>
-            <w:lang w:val="id_ID" w:bidi="id_ID"/>
-          </w:rPr>
-          <w:rPr>
-            <w:color w:val="0000EE"/>
-            <w:u w:val="single"/>
-          </w:rPr>
-          <w:t>4:9</w:t>
-        </w:r>
-      </w:hyperlink>
+      <w:r>
+        <w:rPr>
+          <w:lang w:val="id_ID" w:bidi="id_ID"/>
+        </w:rPr>
+        <w:t xml:space="preserve">Am. </w:t>
+      </w:r>
+      <w:r>
+        <w:rPr>
+          <w:lang w:val="id_ID" w:bidi="id_ID"/>
+        </w:rPr>
+        <w:t>4:9</w:t>
+      </w:r>
       <w:r>
         <w:rPr>
           <w:lang w:val="id_ID" w:bidi="id_ID"/>
         </w:rPr>
         <w:t>) adalah salah satu tulah yang menimpa Mesir (</w:t>
       </w:r>
-      <w:hyperlink r:id="rId222">
-        <w:r>
-          <w:rPr>
-            <w:lang w:val="id_ID" w:bidi="id_ID"/>
-          </w:rPr>
-          <w:rPr>
-            <w:color w:val="0000EE"/>
-            <w:u w:val="single"/>
-          </w:rPr>
-          <w:t>Kel. 10:4</w:t>
-        </w:r>
-      </w:hyperlink>
+      <w:r>
+        <w:rPr>
+          <w:lang w:val="id_ID" w:bidi="id_ID"/>
+        </w:rPr>
+        <w:t>Kel. 10:4</w:t>
+      </w:r>
       <w:r>
         <w:rPr>
           <w:lang w:val="id_ID" w:bidi="id_ID"/>
@@ -10369,30 +8779,18 @@
         </w:rPr>
         <w:t xml:space="preserve">Bagian ini berisi lima penglihatan. Ini berguna untuk membandingkan perkembangan lima penglihatan ini dengan hukuman yang tercantum dalam </w:t>
       </w:r>
-      <w:hyperlink r:id="rId71">
-        <w:r>
-          <w:rPr>
-            <w:lang w:val="id_ID" w:bidi="id_ID"/>
-          </w:rPr>
-          <w:rPr>
-            <w:color w:val="0000EE"/>
-            <w:u w:val="single"/>
-          </w:rPr>
-          <w:t xml:space="preserve">Am. </w:t>
-        </w:r>
-      </w:hyperlink>
-      <w:hyperlink r:id="rId223">
-        <w:r>
-          <w:rPr>
-            <w:lang w:val="id_ID" w:bidi="id_ID"/>
-          </w:rPr>
-          <w:rPr>
-            <w:color w:val="0000EE"/>
-            <w:u w:val="single"/>
-          </w:rPr>
-          <w:t>4:6–11</w:t>
-        </w:r>
-      </w:hyperlink>
+      <w:r>
+        <w:rPr>
+          <w:lang w:val="id_ID" w:bidi="id_ID"/>
+        </w:rPr>
+        <w:t xml:space="preserve">Am. </w:t>
+      </w:r>
+      <w:r>
+        <w:rPr>
+          <w:lang w:val="id_ID" w:bidi="id_ID"/>
+        </w:rPr>
+        <w:t>4:6–11</w:t>
+      </w:r>
       <w:r>
         <w:rPr>
           <w:lang w:val="id_ID" w:bidi="id_ID"/>
@@ -10597,48 +8995,30 @@
         </w:rPr>
         <w:t>Penglihatan ini dimulai seperti dua penglihatan sebelumnya (</w:t>
       </w:r>
-      <w:hyperlink r:id="rId71">
-        <w:r>
-          <w:rPr>
-            <w:lang w:val="id_ID" w:bidi="id_ID"/>
-          </w:rPr>
-          <w:rPr>
-            <w:color w:val="0000EE"/>
-            <w:u w:val="single"/>
-          </w:rPr>
-          <w:t xml:space="preserve">Am. </w:t>
-        </w:r>
-      </w:hyperlink>
-      <w:hyperlink r:id="rId224">
-        <w:r>
-          <w:rPr>
-            <w:lang w:val="id_ID" w:bidi="id_ID"/>
-          </w:rPr>
-          <w:rPr>
-            <w:color w:val="0000EE"/>
-            <w:u w:val="single"/>
-          </w:rPr>
-          <w:t>7:2–3</w:t>
-        </w:r>
-      </w:hyperlink>
+      <w:r>
+        <w:rPr>
+          <w:lang w:val="id_ID" w:bidi="id_ID"/>
+        </w:rPr>
+        <w:t xml:space="preserve">Am. </w:t>
+      </w:r>
+      <w:r>
+        <w:rPr>
+          <w:lang w:val="id_ID" w:bidi="id_ID"/>
+        </w:rPr>
+        <w:t>7:2–3</w:t>
+      </w:r>
       <w:r>
         <w:rPr>
           <w:lang w:val="id_ID" w:bidi="id_ID"/>
         </w:rPr>
         <w:t xml:space="preserve">, </w:t>
       </w:r>
-      <w:hyperlink r:id="rId225">
-        <w:r>
-          <w:rPr>
-            <w:lang w:val="id_ID" w:bidi="id_ID"/>
-          </w:rPr>
-          <w:rPr>
-            <w:color w:val="0000EE"/>
-            <w:u w:val="single"/>
-          </w:rPr>
-          <w:t>4–6</w:t>
-        </w:r>
-      </w:hyperlink>
+      <w:r>
+        <w:rPr>
+          <w:lang w:val="id_ID" w:bidi="id_ID"/>
+        </w:rPr>
+        <w:t>4–6</w:t>
+      </w:r>
       <w:r>
         <w:rPr>
           <w:lang w:val="id_ID" w:bidi="id_ID"/>
@@ -10719,36 +9099,24 @@
         </w:rPr>
         <w:t xml:space="preserve">, lihat </w:t>
       </w:r>
-      <w:hyperlink r:id="rId226">
-        <w:r>
-          <w:rPr>
-            <w:lang w:val="id_ID" w:bidi="id_ID"/>
-          </w:rPr>
-          <w:rPr>
-            <w:color w:val="0000EE"/>
-            <w:u w:val="single"/>
-          </w:rPr>
-          <w:t>Yes. 35:10</w:t>
-        </w:r>
-      </w:hyperlink>
+      <w:r>
+        <w:rPr>
+          <w:lang w:val="id_ID" w:bidi="id_ID"/>
+        </w:rPr>
+        <w:t>Yes. 35:10</w:t>
+      </w:r>
       <w:r>
         <w:rPr>
           <w:lang w:val="id_ID" w:bidi="id_ID"/>
         </w:rPr>
         <w:t xml:space="preserve">; </w:t>
       </w:r>
-      <w:hyperlink r:id="rId227">
-        <w:r>
-          <w:rPr>
-            <w:lang w:val="id_ID" w:bidi="id_ID"/>
-          </w:rPr>
-          <w:rPr>
-            <w:color w:val="0000EE"/>
-            <w:u w:val="single"/>
-          </w:rPr>
-          <w:t>Rat. 1:22</w:t>
-        </w:r>
-      </w:hyperlink>
+      <w:r>
+        <w:rPr>
+          <w:lang w:val="id_ID" w:bidi="id_ID"/>
+        </w:rPr>
+        <w:t>Rat. 1:22</w:t>
+      </w:r>
       <w:r>
         <w:rPr>
           <w:lang w:val="id_ID" w:bidi="id_ID"/>
@@ -10822,72 +9190,48 @@
         </w:rPr>
         <w:t>): Ishak mewakili leluhur Israel, para bapak bangsa. • keluarga Raja Yerobeam: Yerobeam II meninggal karena sebab alami (</w:t>
       </w:r>
-      <w:hyperlink r:id="rId228">
-        <w:r>
-          <w:rPr>
-            <w:lang w:val="id_ID" w:bidi="id_ID"/>
-          </w:rPr>
-          <w:rPr>
-            <w:color w:val="0000EE"/>
-            <w:u w:val="single"/>
-          </w:rPr>
-          <w:t>2Raj. 14:29</w:t>
-        </w:r>
-      </w:hyperlink>
+      <w:r>
+        <w:rPr>
+          <w:lang w:val="id_ID" w:bidi="id_ID"/>
+        </w:rPr>
+        <w:t>2Raj. 14:29</w:t>
+      </w:r>
       <w:r>
         <w:rPr>
           <w:lang w:val="id_ID" w:bidi="id_ID"/>
         </w:rPr>
         <w:t>), tetapi pembunuhan putranya dan penerusnya, Zakharia, setelah memerintah kurang dari setahun (</w:t>
       </w:r>
-      <w:hyperlink r:id="rId229">
-        <w:r>
-          <w:rPr>
-            <w:lang w:val="id_ID" w:bidi="id_ID"/>
-          </w:rPr>
-          <w:rPr>
-            <w:color w:val="0000EE"/>
-            <w:u w:val="single"/>
-          </w:rPr>
-          <w:t>2Raj. 15:8–10</w:t>
-        </w:r>
-      </w:hyperlink>
+      <w:r>
+        <w:rPr>
+          <w:lang w:val="id_ID" w:bidi="id_ID"/>
+        </w:rPr>
+        <w:t>2Raj. 15:8–10</w:t>
+      </w:r>
       <w:r>
         <w:rPr>
           <w:lang w:val="id_ID" w:bidi="id_ID"/>
         </w:rPr>
         <w:t xml:space="preserve">; lihat </w:t>
       </w:r>
-      <w:hyperlink r:id="rId230">
-        <w:r>
-          <w:rPr>
-            <w:lang w:val="id_ID" w:bidi="id_ID"/>
-          </w:rPr>
-          <w:rPr>
-            <w:color w:val="0000EE"/>
-            <w:u w:val="single"/>
-          </w:rPr>
-          <w:t>2Raj. 10:28–31</w:t>
-        </w:r>
-      </w:hyperlink>
+      <w:r>
+        <w:rPr>
+          <w:lang w:val="id_ID" w:bidi="id_ID"/>
+        </w:rPr>
+        <w:t>2Raj. 10:28–31</w:t>
+      </w:r>
       <w:r>
         <w:rPr>
           <w:lang w:val="id_ID" w:bidi="id_ID"/>
         </w:rPr>
         <w:t>), memulai ketidakstabilan dalam pemerintahan Israel yang tidak pernah teratasi (</w:t>
       </w:r>
-      <w:hyperlink r:id="rId231">
-        <w:r>
-          <w:rPr>
-            <w:lang w:val="id_ID" w:bidi="id_ID"/>
-          </w:rPr>
-          <w:rPr>
-            <w:color w:val="0000EE"/>
-            <w:u w:val="single"/>
-          </w:rPr>
-          <w:t>2Raj. 15:10–31</w:t>
-        </w:r>
-      </w:hyperlink>
+      <w:r>
+        <w:rPr>
+          <w:lang w:val="id_ID" w:bidi="id_ID"/>
+        </w:rPr>
+        <w:t>2Raj. 15:10–31</w:t>
+      </w:r>
       <w:r>
         <w:rPr>
           <w:lang w:val="id_ID" w:bidi="id_ID"/>
@@ -11140,18 +9484,12 @@
         </w:rPr>
         <w:t xml:space="preserve">Amos bukanlah seorang nabi profesional, bahkan ia bukan murid dalam perguruan nabi. Dia tidak mendapat pemasukan tambahan saat meninggalkan mata pencahariannya untuk bernubuat. • peternak: Kata Ibrani di sini berbeda dari yang digunakan dalam Amos </w:t>
       </w:r>
-      <w:hyperlink r:id="rId232">
-        <w:r>
-          <w:rPr>
-            <w:lang w:val="id_ID" w:bidi="id_ID"/>
-          </w:rPr>
-          <w:rPr>
-            <w:color w:val="0000EE"/>
-            <w:u w:val="single"/>
-          </w:rPr>
-          <w:t>1:1</w:t>
-        </w:r>
-      </w:hyperlink>
+      <w:r>
+        <w:rPr>
+          <w:lang w:val="id_ID" w:bidi="id_ID"/>
+        </w:rPr>
+        <w:t>1:1</w:t>
+      </w:r>
       <w:r>
         <w:rPr>
           <w:lang w:val="id_ID" w:bidi="id_ID"/>
@@ -11218,48 +9556,30 @@
         </w:rPr>
         <w:t>Amos tidak bertujuan memperoleh keuntungan finansial. Sebaliknya, suara Tuhanlah yang mendorong Amos untuk bernubuat (lihat</w:t>
       </w:r>
-      <w:hyperlink r:id="rId71">
-        <w:r>
-          <w:rPr>
-            <w:lang w:val="id_ID" w:bidi="id_ID"/>
-          </w:rPr>
-          <w:rPr>
-            <w:color w:val="0000EE"/>
-            <w:u w:val="single"/>
-          </w:rPr>
-          <w:t xml:space="preserve"> Am. </w:t>
-        </w:r>
-      </w:hyperlink>
-      <w:hyperlink r:id="rId122">
-        <w:r>
-          <w:rPr>
-            <w:lang w:val="id_ID" w:bidi="id_ID"/>
-          </w:rPr>
-          <w:rPr>
-            <w:color w:val="0000EE"/>
-            <w:u w:val="single"/>
-          </w:rPr>
-          <w:t>1:2</w:t>
-        </w:r>
-      </w:hyperlink>
+      <w:r>
+        <w:rPr>
+          <w:lang w:val="id_ID" w:bidi="id_ID"/>
+        </w:rPr>
+        <w:t xml:space="preserve"> Am. </w:t>
+      </w:r>
+      <w:r>
+        <w:rPr>
+          <w:lang w:val="id_ID" w:bidi="id_ID"/>
+        </w:rPr>
+        <w:t>1:2</w:t>
+      </w:r>
       <w:r>
         <w:rPr>
           <w:lang w:val="id_ID" w:bidi="id_ID"/>
         </w:rPr>
         <w:t xml:space="preserve">; </w:t>
       </w:r>
-      <w:hyperlink r:id="rId233">
-        <w:r>
-          <w:rPr>
-            <w:lang w:val="id_ID" w:bidi="id_ID"/>
-          </w:rPr>
-          <w:rPr>
-            <w:color w:val="0000EE"/>
-            <w:u w:val="single"/>
-          </w:rPr>
-          <w:t>3:8</w:t>
-        </w:r>
-      </w:hyperlink>
+      <w:r>
+        <w:rPr>
+          <w:lang w:val="id_ID" w:bidi="id_ID"/>
+        </w:rPr>
+        <w:t>3:8</w:t>
+      </w:r>
       <w:r>
         <w:rPr>
           <w:lang w:val="id_ID" w:bidi="id_ID"/>
@@ -11332,66 +9652,42 @@
         </w:rPr>
         <w:t xml:space="preserve">; bdk. </w:t>
       </w:r>
-      <w:hyperlink r:id="rId71">
-        <w:r>
-          <w:rPr>
-            <w:lang w:val="id_ID" w:bidi="id_ID"/>
-          </w:rPr>
-          <w:rPr>
-            <w:color w:val="0000EE"/>
-            <w:u w:val="single"/>
-          </w:rPr>
-          <w:t xml:space="preserve">Am. </w:t>
-        </w:r>
-      </w:hyperlink>
-      <w:hyperlink r:id="rId182">
-        <w:r>
-          <w:rPr>
-            <w:lang w:val="id_ID" w:bidi="id_ID"/>
-          </w:rPr>
-          <w:rPr>
-            <w:color w:val="0000EE"/>
-            <w:u w:val="single"/>
-          </w:rPr>
-          <w:t>5:6</w:t>
-        </w:r>
-      </w:hyperlink>
+      <w:r>
+        <w:rPr>
+          <w:lang w:val="id_ID" w:bidi="id_ID"/>
+        </w:rPr>
+        <w:t xml:space="preserve">Am. </w:t>
+      </w:r>
+      <w:r>
+        <w:rPr>
+          <w:lang w:val="id_ID" w:bidi="id_ID"/>
+        </w:rPr>
+        <w:t>5:6</w:t>
+      </w:r>
       <w:r>
         <w:rPr>
           <w:lang w:val="id_ID" w:bidi="id_ID"/>
         </w:rPr>
         <w:t xml:space="preserve">, </w:t>
       </w:r>
-      <w:hyperlink r:id="rId153">
-        <w:r>
-          <w:rPr>
-            <w:lang w:val="id_ID" w:bidi="id_ID"/>
-          </w:rPr>
-          <w:rPr>
-            <w:color w:val="0000EE"/>
-            <w:u w:val="single"/>
-          </w:rPr>
-          <w:t>15</w:t>
-        </w:r>
-      </w:hyperlink>
+      <w:r>
+        <w:rPr>
+          <w:lang w:val="id_ID" w:bidi="id_ID"/>
+        </w:rPr>
+        <w:t>15</w:t>
+      </w:r>
       <w:r>
         <w:rPr>
           <w:lang w:val="id_ID" w:bidi="id_ID"/>
         </w:rPr>
         <w:t xml:space="preserve">; </w:t>
       </w:r>
-      <w:hyperlink r:id="rId234">
-        <w:r>
-          <w:rPr>
-            <w:lang w:val="id_ID" w:bidi="id_ID"/>
-          </w:rPr>
-          <w:rPr>
-            <w:color w:val="0000EE"/>
-            <w:u w:val="single"/>
-          </w:rPr>
-          <w:t>6:6</w:t>
-        </w:r>
-      </w:hyperlink>
+      <w:r>
+        <w:rPr>
+          <w:lang w:val="id_ID" w:bidi="id_ID"/>
+        </w:rPr>
+        <w:t>6:6</w:t>
+      </w:r>
       <w:r>
         <w:rPr>
           <w:lang w:val="id_ID" w:bidi="id_ID"/>
@@ -11446,36 +9742,24 @@
         </w:rPr>
         <w:t>Karena Amazia telah berusaha membungkam Amos (</w:t>
       </w:r>
-      <w:hyperlink r:id="rId71">
-        <w:r>
-          <w:rPr>
-            <w:lang w:val="id_ID" w:bidi="id_ID"/>
-          </w:rPr>
-          <w:rPr>
-            <w:color w:val="0000EE"/>
-            <w:u w:val="single"/>
-          </w:rPr>
-          <w:t>Am.</w:t>
-        </w:r>
-      </w:hyperlink>
+      <w:r>
+        <w:rPr>
+          <w:lang w:val="id_ID" w:bidi="id_ID"/>
+        </w:rPr>
+        <w:t>Am.</w:t>
+      </w:r>
       <w:r>
         <w:rPr>
           <w:lang w:val="id_ID" w:bidi="id_ID"/>
         </w:rPr>
         <w:t xml:space="preserve"> </w:t>
       </w:r>
-      <w:hyperlink r:id="rId106">
-        <w:r>
-          <w:rPr>
-            <w:lang w:val="id_ID" w:bidi="id_ID"/>
-          </w:rPr>
-          <w:rPr>
-            <w:color w:val="0000EE"/>
-            <w:u w:val="single"/>
-          </w:rPr>
-          <w:t>7:12–13</w:t>
-        </w:r>
-      </w:hyperlink>
+      <w:r>
+        <w:rPr>
+          <w:lang w:val="id_ID" w:bidi="id_ID"/>
+        </w:rPr>
+        <w:t>7:12–13</w:t>
+      </w:r>
       <w:r>
         <w:rPr>
           <w:lang w:val="id_ID" w:bidi="id_ID"/>
@@ -11530,30 +9814,18 @@
         </w:rPr>
         <w:t xml:space="preserve">Penglihatan ini melanjutkan khotbah nubuatan yang dimulai di </w:t>
       </w:r>
-      <w:hyperlink r:id="rId71">
-        <w:r>
-          <w:rPr>
-            <w:lang w:val="id_ID" w:bidi="id_ID"/>
-          </w:rPr>
-          <w:rPr>
-            <w:color w:val="0000EE"/>
-            <w:u w:val="single"/>
-          </w:rPr>
-          <w:t xml:space="preserve">Amos </w:t>
-        </w:r>
-      </w:hyperlink>
-      <w:hyperlink r:id="rId235">
-        <w:r>
-          <w:rPr>
-            <w:lang w:val="id_ID" w:bidi="id_ID"/>
-          </w:rPr>
-          <w:rPr>
-            <w:color w:val="0000EE"/>
-            <w:u w:val="single"/>
-          </w:rPr>
-          <w:t>7:1</w:t>
-        </w:r>
-      </w:hyperlink>
+      <w:r>
+        <w:rPr>
+          <w:lang w:val="id_ID" w:bidi="id_ID"/>
+        </w:rPr>
+        <w:t xml:space="preserve">Amos </w:t>
+      </w:r>
+      <w:r>
+        <w:rPr>
+          <w:lang w:val="id_ID" w:bidi="id_ID"/>
+        </w:rPr>
+        <w:t>7:1</w:t>
+      </w:r>
       <w:r>
         <w:rPr>
           <w:lang w:val="id_ID" w:bidi="id_ID"/>
@@ -11695,30 +9967,18 @@
         </w:rPr>
         <w:t xml:space="preserve">Bagian ini menjelaskan lebih lanjut dakwaan dan penghakiman yang telah disebutkan sebelumnya (lihat </w:t>
       </w:r>
-      <w:hyperlink r:id="rId71">
-        <w:r>
-          <w:rPr>
-            <w:lang w:val="id_ID" w:bidi="id_ID"/>
-          </w:rPr>
-          <w:rPr>
-            <w:color w:val="0000EE"/>
-            <w:u w:val="single"/>
-          </w:rPr>
-          <w:t xml:space="preserve">Am. </w:t>
-        </w:r>
-      </w:hyperlink>
-      <w:hyperlink r:id="rId236">
-        <w:r>
-          <w:rPr>
-            <w:lang w:val="id_ID" w:bidi="id_ID"/>
-          </w:rPr>
-          <w:rPr>
-            <w:color w:val="0000EE"/>
-            <w:u w:val="single"/>
-          </w:rPr>
-          <w:t>2:6–6:14</w:t>
-        </w:r>
-      </w:hyperlink>
+      <w:r>
+        <w:rPr>
+          <w:lang w:val="id_ID" w:bidi="id_ID"/>
+        </w:rPr>
+        <w:t xml:space="preserve">Am. </w:t>
+      </w:r>
+      <w:r>
+        <w:rPr>
+          <w:lang w:val="id_ID" w:bidi="id_ID"/>
+        </w:rPr>
+        <w:t>2:6–6:14</w:t>
+      </w:r>
       <w:r>
         <w:rPr>
           <w:lang w:val="id_ID" w:bidi="id_ID"/>
@@ -11773,126 +10033,84 @@
         </w:rPr>
         <w:t>Pekerjaan secara eksplisit adalah dilarang pada hari Sabat (</w:t>
       </w:r>
-      <w:hyperlink r:id="rId237">
-        <w:r>
-          <w:rPr>
-            <w:lang w:val="id_ID" w:bidi="id_ID"/>
-          </w:rPr>
-          <w:rPr>
-            <w:color w:val="0000EE"/>
-            <w:u w:val="single"/>
-          </w:rPr>
-          <w:t>Kel. 20:9–10</w:t>
-        </w:r>
-      </w:hyperlink>
+      <w:r>
+        <w:rPr>
+          <w:lang w:val="id_ID" w:bidi="id_ID"/>
+        </w:rPr>
+        <w:t>Kel. 20:9–10</w:t>
+      </w:r>
       <w:r>
         <w:rPr>
           <w:lang w:val="id_ID" w:bidi="id_ID"/>
         </w:rPr>
         <w:t>); Amos menyiratkan bahwa tempat-tempat jual beli juga ditutup selama perayaan agama bulan baru yang bersifat kafir • Pedagang menipu pelanggan mereka dengan mengukur gandum menggunakan efa yang kecil dan menipu pemasok mereka dengan menggunakan syikal yang berat pada timbangan. Praktik ini dilarang oleh hukum Allah (</w:t>
       </w:r>
-      <w:hyperlink r:id="rId238">
-        <w:r>
-          <w:rPr>
-            <w:lang w:val="id_ID" w:bidi="id_ID"/>
-          </w:rPr>
-          <w:rPr>
-            <w:color w:val="0000EE"/>
-            <w:u w:val="single"/>
-          </w:rPr>
-          <w:t>Im. 19:35–36</w:t>
-        </w:r>
-      </w:hyperlink>
+      <w:r>
+        <w:rPr>
+          <w:lang w:val="id_ID" w:bidi="id_ID"/>
+        </w:rPr>
+        <w:t>Im. 19:35–36</w:t>
+      </w:r>
       <w:r>
         <w:rPr>
           <w:lang w:val="id_ID" w:bidi="id_ID"/>
         </w:rPr>
         <w:t xml:space="preserve">; </w:t>
       </w:r>
-      <w:hyperlink r:id="rId239">
-        <w:r>
-          <w:rPr>
-            <w:lang w:val="id_ID" w:bidi="id_ID"/>
-          </w:rPr>
-          <w:rPr>
-            <w:color w:val="0000EE"/>
-            <w:u w:val="single"/>
-          </w:rPr>
-          <w:t>Ul. 25:13–16</w:t>
-        </w:r>
-      </w:hyperlink>
+      <w:r>
+        <w:rPr>
+          <w:lang w:val="id_ID" w:bidi="id_ID"/>
+        </w:rPr>
+        <w:t>Ul. 25:13–16</w:t>
+      </w:r>
       <w:r>
         <w:rPr>
           <w:lang w:val="id_ID" w:bidi="id_ID"/>
         </w:rPr>
         <w:t xml:space="preserve">; lihat </w:t>
       </w:r>
-      <w:hyperlink r:id="rId240">
-        <w:r>
-          <w:rPr>
-            <w:lang w:val="id_ID" w:bidi="id_ID"/>
-          </w:rPr>
-          <w:rPr>
-            <w:color w:val="0000EE"/>
-            <w:u w:val="single"/>
-          </w:rPr>
-          <w:t>Ams. 11:1</w:t>
-        </w:r>
-      </w:hyperlink>
+      <w:r>
+        <w:rPr>
+          <w:lang w:val="id_ID" w:bidi="id_ID"/>
+        </w:rPr>
+        <w:t>Ams. 11:1</w:t>
+      </w:r>
       <w:r>
         <w:rPr>
           <w:lang w:val="id_ID" w:bidi="id_ID"/>
         </w:rPr>
         <w:t xml:space="preserve">; </w:t>
       </w:r>
-      <w:hyperlink r:id="rId241">
-        <w:r>
-          <w:rPr>
-            <w:lang w:val="id_ID" w:bidi="id_ID"/>
-          </w:rPr>
-          <w:rPr>
-            <w:color w:val="0000EE"/>
-            <w:u w:val="single"/>
-          </w:rPr>
-          <w:t>16:11</w:t>
-        </w:r>
-      </w:hyperlink>
+      <w:r>
+        <w:rPr>
+          <w:lang w:val="id_ID" w:bidi="id_ID"/>
+        </w:rPr>
+        <w:t>16:11</w:t>
+      </w:r>
       <w:r>
         <w:rPr>
           <w:lang w:val="id_ID" w:bidi="id_ID"/>
         </w:rPr>
         <w:t xml:space="preserve">; </w:t>
       </w:r>
-      <w:hyperlink r:id="rId242">
-        <w:r>
-          <w:rPr>
-            <w:lang w:val="id_ID" w:bidi="id_ID"/>
-          </w:rPr>
-          <w:rPr>
-            <w:color w:val="0000EE"/>
-            <w:u w:val="single"/>
-          </w:rPr>
-          <w:t>20:10</w:t>
-        </w:r>
-      </w:hyperlink>
+      <w:r>
+        <w:rPr>
+          <w:lang w:val="id_ID" w:bidi="id_ID"/>
+        </w:rPr>
+        <w:t>20:10</w:t>
+      </w:r>
       <w:r>
         <w:rPr>
           <w:lang w:val="id_ID" w:bidi="id_ID"/>
         </w:rPr>
         <w:t xml:space="preserve">, </w:t>
       </w:r>
-      <w:hyperlink r:id="rId243">
-        <w:r>
-          <w:rPr>
-            <w:lang w:val="id_ID" w:bidi="id_ID"/>
-          </w:rPr>
-          <w:rPr>
-            <w:color w:val="0000EE"/>
-            <w:u w:val="single"/>
-          </w:rPr>
-          <w:t>23</w:t>
-        </w:r>
-      </w:hyperlink>
+      <w:r>
+        <w:rPr>
+          <w:lang w:val="id_ID" w:bidi="id_ID"/>
+        </w:rPr>
+        <w:t>23</w:t>
+      </w:r>
       <w:r>
         <w:rPr>
           <w:lang w:val="id_ID" w:bidi="id_ID"/>
@@ -11947,102 +10165,66 @@
         </w:rPr>
         <w:t xml:space="preserve">Kebanggaan Yakub: Frasa Ibrani yang sama merujuk dalam </w:t>
       </w:r>
-      <w:hyperlink r:id="rId71">
-        <w:r>
-          <w:rPr>
-            <w:lang w:val="id_ID" w:bidi="id_ID"/>
-          </w:rPr>
-          <w:rPr>
-            <w:color w:val="0000EE"/>
-            <w:u w:val="single"/>
-          </w:rPr>
-          <w:t xml:space="preserve">Amos </w:t>
-        </w:r>
-      </w:hyperlink>
-      <w:hyperlink r:id="rId130">
-        <w:r>
-          <w:rPr>
-            <w:lang w:val="id_ID" w:bidi="id_ID"/>
-          </w:rPr>
-          <w:rPr>
-            <w:color w:val="0000EE"/>
-            <w:u w:val="single"/>
-          </w:rPr>
-          <w:t>6:8</w:t>
-        </w:r>
-      </w:hyperlink>
+      <w:r>
+        <w:rPr>
+          <w:lang w:val="id_ID" w:bidi="id_ID"/>
+        </w:rPr>
+        <w:t xml:space="preserve">Amos </w:t>
+      </w:r>
+      <w:r>
+        <w:rPr>
+          <w:lang w:val="id_ID" w:bidi="id_ID"/>
+        </w:rPr>
+        <w:t>6:8</w:t>
+      </w:r>
       <w:r>
         <w:rPr>
           <w:lang w:val="id_ID" w:bidi="id_ID"/>
         </w:rPr>
         <w:t xml:space="preserve"> pada kesombongan Israel. Di sini, frasa tersebut mungkin adalah nama untuk Allah, yang merupakan objek yang boleh dibanggakan Israel. Di tempat lain (</w:t>
       </w:r>
-      <w:hyperlink r:id="rId244">
-        <w:r>
-          <w:rPr>
-            <w:lang w:val="id_ID" w:bidi="id_ID"/>
-          </w:rPr>
-          <w:rPr>
-            <w:color w:val="0000EE"/>
-            <w:u w:val="single"/>
-          </w:rPr>
-          <w:t>Mzm. 47:4</w:t>
-        </w:r>
-      </w:hyperlink>
+      <w:r>
+        <w:rPr>
+          <w:lang w:val="id_ID" w:bidi="id_ID"/>
+        </w:rPr>
+        <w:t>Mzm. 47:4</w:t>
+      </w:r>
       <w:r>
         <w:rPr>
           <w:lang w:val="id_ID" w:bidi="id_ID"/>
         </w:rPr>
         <w:t xml:space="preserve">; </w:t>
       </w:r>
-      <w:hyperlink r:id="rId245">
-        <w:r>
-          <w:rPr>
-            <w:lang w:val="id_ID" w:bidi="id_ID"/>
-          </w:rPr>
-          <w:rPr>
-            <w:color w:val="0000EE"/>
-            <w:u w:val="single"/>
-          </w:rPr>
-          <w:t>Nah. 2:2</w:t>
-        </w:r>
-      </w:hyperlink>
+      <w:r>
+        <w:rPr>
+          <w:lang w:val="id_ID" w:bidi="id_ID"/>
+        </w:rPr>
+        <w:t>Nah. 2:2</w:t>
+      </w:r>
       <w:r>
         <w:rPr>
           <w:lang w:val="id_ID" w:bidi="id_ID"/>
         </w:rPr>
         <w:t xml:space="preserve">), frasa ini merujuk pada Tanah Perjanjian di bawah seorang raja dari garis keturunan Daud (bdk. </w:t>
       </w:r>
-      <w:hyperlink r:id="rId246">
-        <w:r>
-          <w:rPr>
-            <w:lang w:val="id_ID" w:bidi="id_ID"/>
-          </w:rPr>
-          <w:rPr>
-            <w:color w:val="0000EE"/>
-            <w:u w:val="single"/>
-          </w:rPr>
-          <w:t>Yer. 13:9</w:t>
-        </w:r>
-      </w:hyperlink>
+      <w:r>
+        <w:rPr>
+          <w:lang w:val="id_ID" w:bidi="id_ID"/>
+        </w:rPr>
+        <w:t>Yer. 13:9</w:t>
+      </w:r>
       <w:r>
         <w:rPr>
           <w:lang w:val="id_ID" w:bidi="id_ID"/>
         </w:rPr>
         <w:t xml:space="preserve">; </w:t>
       </w:r>
-      <w:hyperlink r:id="rId247">
-        <w:r>
-          <w:rPr>
-            <w:lang w:val="id_ID" w:bidi="id_ID"/>
-          </w:rPr>
-          <w:rPr>
-            <w:color w:val="0000EE"/>
-            <w:u w:val="single"/>
-          </w:rPr>
-          <w:t>Yeh. 32:12</w:t>
-        </w:r>
-      </w:hyperlink>
+      <w:r>
+        <w:rPr>
+          <w:lang w:val="id_ID" w:bidi="id_ID"/>
+        </w:rPr>
+        <w:t>Yeh. 32:12</w:t>
+      </w:r>
       <w:r>
         <w:rPr>
           <w:lang w:val="id_ID" w:bidi="id_ID"/>
@@ -12097,144 +10279,96 @@
         </w:rPr>
         <w:t>Hari Tuhan akan membalikkan tatanan. Yeremia menggunakan gambaran serupa untuk menggambarkan penodaan Yehuda saat tentara Babel mendekat (</w:t>
       </w:r>
-      <w:hyperlink r:id="rId248">
-        <w:r>
-          <w:rPr>
-            <w:lang w:val="id_ID" w:bidi="id_ID"/>
-          </w:rPr>
-          <w:rPr>
-            <w:color w:val="0000EE"/>
-            <w:u w:val="single"/>
-          </w:rPr>
-          <w:t>Yer. 4:23</w:t>
-        </w:r>
-      </w:hyperlink>
+      <w:r>
+        <w:rPr>
+          <w:lang w:val="id_ID" w:bidi="id_ID"/>
+        </w:rPr>
+        <w:t>Yer. 4:23</w:t>
+      </w:r>
       <w:r>
         <w:rPr>
           <w:lang w:val="id_ID" w:bidi="id_ID"/>
         </w:rPr>
         <w:t xml:space="preserve">; lihat juga </w:t>
       </w:r>
-      <w:hyperlink r:id="rId249">
-        <w:r>
-          <w:rPr>
-            <w:lang w:val="id_ID" w:bidi="id_ID"/>
-          </w:rPr>
-          <w:rPr>
-            <w:color w:val="0000EE"/>
-            <w:u w:val="single"/>
-          </w:rPr>
-          <w:t>Yes. 13:10</w:t>
-        </w:r>
-      </w:hyperlink>
+      <w:r>
+        <w:rPr>
+          <w:lang w:val="id_ID" w:bidi="id_ID"/>
+        </w:rPr>
+        <w:t>Yes. 13:10</w:t>
+      </w:r>
       <w:r>
         <w:rPr>
           <w:lang w:val="id_ID" w:bidi="id_ID"/>
         </w:rPr>
         <w:t xml:space="preserve">; </w:t>
       </w:r>
-      <w:hyperlink r:id="rId250">
-        <w:r>
-          <w:rPr>
-            <w:lang w:val="id_ID" w:bidi="id_ID"/>
-          </w:rPr>
-          <w:rPr>
-            <w:color w:val="0000EE"/>
-            <w:u w:val="single"/>
-          </w:rPr>
-          <w:t>34:4</w:t>
-        </w:r>
-      </w:hyperlink>
+      <w:r>
+        <w:rPr>
+          <w:lang w:val="id_ID" w:bidi="id_ID"/>
+        </w:rPr>
+        <w:t>34:4</w:t>
+      </w:r>
       <w:r>
         <w:rPr>
           <w:lang w:val="id_ID" w:bidi="id_ID"/>
         </w:rPr>
         <w:t xml:space="preserve">; </w:t>
       </w:r>
-      <w:hyperlink r:id="rId251">
-        <w:r>
-          <w:rPr>
-            <w:lang w:val="id_ID" w:bidi="id_ID"/>
-          </w:rPr>
-          <w:rPr>
-            <w:color w:val="0000EE"/>
-            <w:u w:val="single"/>
-          </w:rPr>
-          <w:t>50:3</w:t>
-        </w:r>
-      </w:hyperlink>
+      <w:r>
+        <w:rPr>
+          <w:lang w:val="id_ID" w:bidi="id_ID"/>
+        </w:rPr>
+        <w:t>50:3</w:t>
+      </w:r>
       <w:r>
         <w:rPr>
           <w:lang w:val="id_ID" w:bidi="id_ID"/>
         </w:rPr>
         <w:t xml:space="preserve">; </w:t>
       </w:r>
-      <w:hyperlink r:id="rId252">
-        <w:r>
-          <w:rPr>
-            <w:lang w:val="id_ID" w:bidi="id_ID"/>
-          </w:rPr>
-          <w:rPr>
-            <w:color w:val="0000EE"/>
-            <w:u w:val="single"/>
-          </w:rPr>
-          <w:t>Yeh. 32:7–8</w:t>
-        </w:r>
-      </w:hyperlink>
+      <w:r>
+        <w:rPr>
+          <w:lang w:val="id_ID" w:bidi="id_ID"/>
+        </w:rPr>
+        <w:t>Yeh. 32:7–8</w:t>
+      </w:r>
       <w:r>
         <w:rPr>
           <w:lang w:val="id_ID" w:bidi="id_ID"/>
         </w:rPr>
         <w:t xml:space="preserve">; </w:t>
       </w:r>
-      <w:hyperlink r:id="rId253">
-        <w:r>
-          <w:rPr>
-            <w:lang w:val="id_ID" w:bidi="id_ID"/>
-          </w:rPr>
-          <w:rPr>
-            <w:color w:val="0000EE"/>
-            <w:u w:val="single"/>
-          </w:rPr>
-          <w:t>Yoel 2:10</w:t>
-        </w:r>
-      </w:hyperlink>
+      <w:r>
+        <w:rPr>
+          <w:lang w:val="id_ID" w:bidi="id_ID"/>
+        </w:rPr>
+        <w:t>Yoel 2:10</w:t>
+      </w:r>
       <w:r>
         <w:rPr>
           <w:lang w:val="id_ID" w:bidi="id_ID"/>
         </w:rPr>
         <w:t xml:space="preserve">, </w:t>
       </w:r>
-      <w:hyperlink r:id="rId254">
-        <w:r>
-          <w:rPr>
-            <w:lang w:val="id_ID" w:bidi="id_ID"/>
-          </w:rPr>
-          <w:rPr>
-            <w:color w:val="0000EE"/>
-            <w:u w:val="single"/>
-          </w:rPr>
-          <w:t>31</w:t>
-        </w:r>
-      </w:hyperlink>
+      <w:r>
+        <w:rPr>
+          <w:lang w:val="id_ID" w:bidi="id_ID"/>
+        </w:rPr>
+        <w:t>31</w:t>
+      </w:r>
       <w:r>
         <w:rPr>
           <w:lang w:val="id_ID" w:bidi="id_ID"/>
         </w:rPr>
         <w:t xml:space="preserve">; </w:t>
       </w:r>
-      <w:hyperlink r:id="rId255">
-        <w:r>
-          <w:rPr>
-            <w:lang w:val="id_ID" w:bidi="id_ID"/>
-          </w:rPr>
-          <w:rPr>
-            <w:color w:val="0000EE"/>
-            <w:u w:val="single"/>
-          </w:rPr>
-          <w:t>Mi. 3:6</w:t>
-        </w:r>
-      </w:hyperlink>
+      <w:r>
+        <w:rPr>
+          <w:lang w:val="id_ID" w:bidi="id_ID"/>
+        </w:rPr>
+        <w:t>Mi. 3:6</w:t>
+      </w:r>
       <w:r>
         <w:rPr>
           <w:lang w:val="id_ID" w:bidi="id_ID"/>
@@ -12289,102 +10423,66 @@
         </w:rPr>
         <w:t>Kelaparan … akan mendengarkan firman Tuhan: Allah mengirim nabi-nabi ke Israel untuk menyampaikan firman-Nya langsung kepada mereka, tetapi Israel memerintahkan para nabi untuk tidak bernubuat (</w:t>
       </w:r>
-      <w:hyperlink r:id="rId71">
-        <w:r>
-          <w:rPr>
-            <w:lang w:val="id_ID" w:bidi="id_ID"/>
-          </w:rPr>
-          <w:rPr>
-            <w:color w:val="0000EE"/>
-            <w:u w:val="single"/>
-          </w:rPr>
-          <w:t xml:space="preserve">Am. </w:t>
-        </w:r>
-      </w:hyperlink>
-      <w:hyperlink r:id="rId256">
-        <w:r>
-          <w:rPr>
-            <w:lang w:val="id_ID" w:bidi="id_ID"/>
-          </w:rPr>
-          <w:rPr>
-            <w:color w:val="0000EE"/>
-            <w:u w:val="single"/>
-          </w:rPr>
-          <w:t>2:11–12</w:t>
-        </w:r>
-      </w:hyperlink>
+      <w:r>
+        <w:rPr>
+          <w:lang w:val="id_ID" w:bidi="id_ID"/>
+        </w:rPr>
+        <w:t xml:space="preserve">Am. </w:t>
+      </w:r>
+      <w:r>
+        <w:rPr>
+          <w:lang w:val="id_ID" w:bidi="id_ID"/>
+        </w:rPr>
+        <w:t>2:11–12</w:t>
+      </w:r>
       <w:r>
         <w:rPr>
           <w:lang w:val="id_ID" w:bidi="id_ID"/>
         </w:rPr>
         <w:t xml:space="preserve">). Sekarang mereka mendapatkan apa yang mereka inginkan, tetapi keheningan itu lebih mengerikan daripada teriakan Tuhan dan guntur-Nya: Allah menjadi jauh (lihat </w:t>
       </w:r>
-      <w:hyperlink r:id="rId257">
-        <w:r>
-          <w:rPr>
-            <w:lang w:val="id_ID" w:bidi="id_ID"/>
-          </w:rPr>
-          <w:rPr>
-            <w:color w:val="0000EE"/>
-            <w:u w:val="single"/>
-          </w:rPr>
-          <w:t>Yeh. 7:26</w:t>
-        </w:r>
-      </w:hyperlink>
+      <w:r>
+        <w:rPr>
+          <w:lang w:val="id_ID" w:bidi="id_ID"/>
+        </w:rPr>
+        <w:t>Yeh. 7:26</w:t>
+      </w:r>
       <w:r>
         <w:rPr>
           <w:lang w:val="id_ID" w:bidi="id_ID"/>
         </w:rPr>
         <w:t xml:space="preserve">; </w:t>
       </w:r>
-      <w:hyperlink r:id="rId258">
-        <w:r>
-          <w:rPr>
-            <w:lang w:val="id_ID" w:bidi="id_ID"/>
-          </w:rPr>
-          <w:rPr>
-            <w:color w:val="0000EE"/>
-            <w:u w:val="single"/>
-          </w:rPr>
-          <w:t>20:3</w:t>
-        </w:r>
-      </w:hyperlink>
+      <w:r>
+        <w:rPr>
+          <w:lang w:val="id_ID" w:bidi="id_ID"/>
+        </w:rPr>
+        <w:t>20:3</w:t>
+      </w:r>
       <w:r>
         <w:rPr>
           <w:lang w:val="id_ID" w:bidi="id_ID"/>
         </w:rPr>
         <w:t xml:space="preserve">; </w:t>
       </w:r>
-      <w:hyperlink r:id="rId259">
-        <w:r>
-          <w:rPr>
-            <w:lang w:val="id_ID" w:bidi="id_ID"/>
-          </w:rPr>
-          <w:rPr>
-            <w:color w:val="0000EE"/>
-            <w:u w:val="single"/>
-          </w:rPr>
-          <w:t>Mi. 3:4</w:t>
-        </w:r>
-      </w:hyperlink>
+      <w:r>
+        <w:rPr>
+          <w:lang w:val="id_ID" w:bidi="id_ID"/>
+        </w:rPr>
+        <w:t>Mi. 3:4</w:t>
+      </w:r>
       <w:r>
         <w:rPr>
           <w:lang w:val="id_ID" w:bidi="id_ID"/>
         </w:rPr>
         <w:t xml:space="preserve">, </w:t>
       </w:r>
-      <w:hyperlink r:id="rId260">
-        <w:r>
-          <w:rPr>
-            <w:lang w:val="id_ID" w:bidi="id_ID"/>
-          </w:rPr>
-          <w:rPr>
-            <w:color w:val="0000EE"/>
-            <w:u w:val="single"/>
-          </w:rPr>
-          <w:t>7</w:t>
-        </w:r>
-      </w:hyperlink>
+      <w:r>
+        <w:rPr>
+          <w:lang w:val="id_ID" w:bidi="id_ID"/>
+        </w:rPr>
+        <w:t>7</w:t>
+      </w:r>
       <w:r>
         <w:rPr>
           <w:lang w:val="id_ID" w:bidi="id_ID"/>
@@ -12525,36 +10623,24 @@
         </w:rPr>
         <w:t xml:space="preserve"> Dewa sembahan Dan merujuk pada kuil di kerajaan utara, tempat anak lembu emas yang didirikan oleh Yerobeam I (lihat </w:t>
       </w:r>
-      <w:hyperlink r:id="rId142">
-        <w:r>
-          <w:rPr>
-            <w:lang w:val="id_ID" w:bidi="id_ID"/>
-          </w:rPr>
-          <w:rPr>
-            <w:color w:val="0000EE"/>
-            <w:u w:val="single"/>
-          </w:rPr>
-          <w:t>1Raj. 12:28–29</w:t>
-        </w:r>
-      </w:hyperlink>
+      <w:r>
+        <w:rPr>
+          <w:lang w:val="id_ID" w:bidi="id_ID"/>
+        </w:rPr>
+        <w:t>1Raj. 12:28–29</w:t>
+      </w:r>
       <w:r>
         <w:rPr>
           <w:lang w:val="id_ID" w:bidi="id_ID"/>
         </w:rPr>
         <w:t xml:space="preserve">; </w:t>
       </w:r>
-      <w:hyperlink r:id="rId133">
-        <w:r>
-          <w:rPr>
-            <w:lang w:val="id_ID" w:bidi="id_ID"/>
-          </w:rPr>
-          <w:rPr>
-            <w:color w:val="0000EE"/>
-            <w:u w:val="single"/>
-          </w:rPr>
-          <w:t>2Raj. 10:29</w:t>
-        </w:r>
-      </w:hyperlink>
+      <w:r>
+        <w:rPr>
+          <w:lang w:val="id_ID" w:bidi="id_ID"/>
+        </w:rPr>
+        <w:t>2Raj. 10:29</w:t>
+      </w:r>
       <w:r>
         <w:rPr>
           <w:lang w:val="id_ID" w:bidi="id_ID"/>
@@ -12615,48 +10701,30 @@
         </w:rPr>
         <w:t xml:space="preserve"> Tuhan (lihat </w:t>
       </w:r>
-      <w:hyperlink r:id="rId71">
-        <w:r>
-          <w:rPr>
-            <w:lang w:val="id_ID" w:bidi="id_ID"/>
-          </w:rPr>
-          <w:rPr>
-            <w:color w:val="0000EE"/>
-            <w:u w:val="single"/>
-          </w:rPr>
-          <w:t xml:space="preserve">Am. </w:t>
-        </w:r>
-      </w:hyperlink>
-      <w:hyperlink r:id="rId235">
-        <w:r>
-          <w:rPr>
-            <w:lang w:val="id_ID" w:bidi="id_ID"/>
-          </w:rPr>
-          <w:rPr>
-            <w:color w:val="0000EE"/>
-            <w:u w:val="single"/>
-          </w:rPr>
-          <w:t>7:1</w:t>
-        </w:r>
-      </w:hyperlink>
+      <w:r>
+        <w:rPr>
+          <w:lang w:val="id_ID" w:bidi="id_ID"/>
+        </w:rPr>
+        <w:t xml:space="preserve">Am. </w:t>
+      </w:r>
+      <w:r>
+        <w:rPr>
+          <w:lang w:val="id_ID" w:bidi="id_ID"/>
+        </w:rPr>
+        <w:t>7:1</w:t>
+      </w:r>
       <w:r>
         <w:rPr>
           <w:lang w:val="id_ID" w:bidi="id_ID"/>
         </w:rPr>
         <w:t xml:space="preserve">): Allah berhenti menjelaskan bagaimana atau mengapa Dia akan menghukum Israel; Dia sekarang siap untuk bertindak. • di samping mezbah: Penghakiman harus dimulai dari pusat ibadah (bdk. </w:t>
       </w:r>
-      <w:hyperlink r:id="rId261">
-        <w:r>
-          <w:rPr>
-            <w:lang w:val="id_ID" w:bidi="id_ID"/>
-          </w:rPr>
-          <w:rPr>
-            <w:color w:val="0000EE"/>
-            <w:u w:val="single"/>
-          </w:rPr>
-          <w:t>1Pet. 4:17</w:t>
-        </w:r>
-      </w:hyperlink>
+      <w:r>
+        <w:rPr>
+          <w:lang w:val="id_ID" w:bidi="id_ID"/>
+        </w:rPr>
+        <w:t>1Pet. 4:17</w:t>
+      </w:r>
       <w:r>
         <w:rPr>
           <w:lang w:val="id_ID" w:bidi="id_ID"/>
@@ -12784,18 +10852,12 @@
         </w:rPr>
         <w:t xml:space="preserve">Allah tidak dapat dihindari (bdk. </w:t>
       </w:r>
-      <w:hyperlink r:id="rId262">
-        <w:r>
-          <w:rPr>
-            <w:lang w:val="id_ID" w:bidi="id_ID"/>
-          </w:rPr>
-          <w:rPr>
-            <w:color w:val="0000EE"/>
-            <w:u w:val="single"/>
-          </w:rPr>
-          <w:t>Mzm. 139:7–12</w:t>
-        </w:r>
-      </w:hyperlink>
+      <w:r>
+        <w:rPr>
+          <w:lang w:val="id_ID" w:bidi="id_ID"/>
+        </w:rPr>
+        <w:t>Mzm. 139:7–12</w:t>
+      </w:r>
       <w:r>
         <w:rPr>
           <w:lang w:val="id_ID" w:bidi="id_ID"/>
@@ -12850,90 +10912,60 @@
         </w:rPr>
         <w:t xml:space="preserve">Meskipun Gunung Karmel bukan gunung tertinggi di wilayah tersebut, keagungannya sering kali melambangkan keindahan dan kekayaan tanah itu. • ular laut: Di Timur Dekat kuno, laut adalah simbol kekacauan, sering kali diadu melawan dewa suatu bangsa (bdk. </w:t>
       </w:r>
-      <w:hyperlink r:id="rId263">
-        <w:r>
-          <w:rPr>
-            <w:lang w:val="id_ID" w:bidi="id_ID"/>
-          </w:rPr>
-          <w:rPr>
-            <w:color w:val="0000EE"/>
-            <w:u w:val="single"/>
-          </w:rPr>
-          <w:t>Mzm 74:14</w:t>
-        </w:r>
-      </w:hyperlink>
+      <w:r>
+        <w:rPr>
+          <w:lang w:val="id_ID" w:bidi="id_ID"/>
+        </w:rPr>
+        <w:t>Mzm 74:14</w:t>
+      </w:r>
       <w:r>
         <w:rPr>
           <w:lang w:val="id_ID" w:bidi="id_ID"/>
         </w:rPr>
         <w:t xml:space="preserve">; </w:t>
       </w:r>
-      <w:hyperlink r:id="rId264">
-        <w:r>
-          <w:rPr>
-            <w:lang w:val="id_ID" w:bidi="id_ID"/>
-          </w:rPr>
-          <w:rPr>
-            <w:color w:val="0000EE"/>
-            <w:u w:val="single"/>
-          </w:rPr>
-          <w:t>89:10</w:t>
-        </w:r>
-      </w:hyperlink>
+      <w:r>
+        <w:rPr>
+          <w:lang w:val="id_ID" w:bidi="id_ID"/>
+        </w:rPr>
+        <w:t>89:10</w:t>
+      </w:r>
       <w:r>
         <w:rPr>
           <w:lang w:val="id_ID" w:bidi="id_ID"/>
         </w:rPr>
         <w:t xml:space="preserve">; </w:t>
       </w:r>
-      <w:hyperlink r:id="rId265">
-        <w:r>
-          <w:rPr>
-            <w:lang w:val="id_ID" w:bidi="id_ID"/>
-          </w:rPr>
-          <w:rPr>
-            <w:color w:val="0000EE"/>
-            <w:u w:val="single"/>
-          </w:rPr>
-          <w:t>104:26</w:t>
-        </w:r>
-      </w:hyperlink>
+      <w:r>
+        <w:rPr>
+          <w:lang w:val="id_ID" w:bidi="id_ID"/>
+        </w:rPr>
+        <w:t>104:26</w:t>
+      </w:r>
       <w:r>
         <w:rPr>
           <w:lang w:val="id_ID" w:bidi="id_ID"/>
         </w:rPr>
         <w:t xml:space="preserve">). Namun, teks Alkitab tidak memberikan status ilahi kepada mahluk penghuni laut (“Lewiatan,” juga disebut “Rahab”; </w:t>
       </w:r>
-      <w:hyperlink r:id="rId266">
-        <w:r>
-          <w:rPr>
-            <w:lang w:val="id_ID" w:bidi="id_ID"/>
-          </w:rPr>
-          <w:rPr>
-            <w:color w:val="0000EE"/>
-            <w:u w:val="single"/>
-          </w:rPr>
-          <w:t>Mzm. 89:9–10</w:t>
-        </w:r>
-      </w:hyperlink>
+      <w:r>
+        <w:rPr>
+          <w:lang w:val="id_ID" w:bidi="id_ID"/>
+        </w:rPr>
+        <w:t>Mzm. 89:9–10</w:t>
+      </w:r>
       <w:r>
         <w:rPr>
           <w:lang w:val="id_ID" w:bidi="id_ID"/>
         </w:rPr>
         <w:t>) tetapi memandangnya tunduk pada perintah dan penghakiman Tuhan (</w:t>
       </w:r>
-      <w:hyperlink r:id="rId267">
-        <w:r>
-          <w:rPr>
-            <w:lang w:val="id_ID" w:bidi="id_ID"/>
-          </w:rPr>
-          <w:rPr>
-            <w:color w:val="0000EE"/>
-            <w:u w:val="single"/>
-          </w:rPr>
-          <w:t>Yes. 27:1</w:t>
-        </w:r>
-      </w:hyperlink>
+      <w:r>
+        <w:rPr>
+          <w:lang w:val="id_ID" w:bidi="id_ID"/>
+        </w:rPr>
+        <w:t>Yes. 27:1</w:t>
+      </w:r>
       <w:r>
         <w:rPr>
           <w:lang w:val="id_ID" w:bidi="id_ID"/>
@@ -12988,48 +11020,30 @@
         </w:rPr>
         <w:t xml:space="preserve">Amos menggunakan penggalan kidung ketiga (juga </w:t>
       </w:r>
-      <w:hyperlink r:id="rId71">
-        <w:r>
-          <w:rPr>
-            <w:lang w:val="id_ID" w:bidi="id_ID"/>
-          </w:rPr>
-          <w:rPr>
-            <w:color w:val="0000EE"/>
-            <w:u w:val="single"/>
-          </w:rPr>
-          <w:t xml:space="preserve">Am. </w:t>
-        </w:r>
-      </w:hyperlink>
-      <w:hyperlink r:id="rId127">
-        <w:r>
-          <w:rPr>
-            <w:lang w:val="id_ID" w:bidi="id_ID"/>
-          </w:rPr>
-          <w:rPr>
-            <w:color w:val="0000EE"/>
-            <w:u w:val="single"/>
-          </w:rPr>
-          <w:t>4:13</w:t>
-        </w:r>
-      </w:hyperlink>
+      <w:r>
+        <w:rPr>
+          <w:lang w:val="id_ID" w:bidi="id_ID"/>
+        </w:rPr>
+        <w:t xml:space="preserve">Am. </w:t>
+      </w:r>
+      <w:r>
+        <w:rPr>
+          <w:lang w:val="id_ID" w:bidi="id_ID"/>
+        </w:rPr>
+        <w:t>4:13</w:t>
+      </w:r>
       <w:r>
         <w:rPr>
           <w:lang w:val="id_ID" w:bidi="id_ID"/>
         </w:rPr>
         <w:t xml:space="preserve">; </w:t>
       </w:r>
-      <w:hyperlink r:id="rId174">
-        <w:r>
-          <w:rPr>
-            <w:lang w:val="id_ID" w:bidi="id_ID"/>
-          </w:rPr>
-          <w:rPr>
-            <w:color w:val="0000EE"/>
-            <w:u w:val="single"/>
-          </w:rPr>
-          <w:t>5:8–9</w:t>
-        </w:r>
-      </w:hyperlink>
+      <w:r>
+        <w:rPr>
+          <w:lang w:val="id_ID" w:bidi="id_ID"/>
+        </w:rPr>
+        <w:t>5:8–9</w:t>
+      </w:r>
       <w:r>
         <w:rPr>
           <w:lang w:val="id_ID" w:bidi="id_ID"/>
@@ -13097,90 +11111,60 @@
         </w:rPr>
         <w:t xml:space="preserve">): Kus (lihat </w:t>
       </w:r>
-      <w:hyperlink r:id="rId268">
-        <w:r>
-          <w:rPr>
-            <w:lang w:val="id_ID" w:bidi="id_ID"/>
-          </w:rPr>
-          <w:rPr>
-            <w:color w:val="0000EE"/>
-            <w:u w:val="single"/>
-          </w:rPr>
-          <w:t>Kej. 10:6–7</w:t>
-        </w:r>
-      </w:hyperlink>
+      <w:r>
+        <w:rPr>
+          <w:lang w:val="id_ID" w:bidi="id_ID"/>
+        </w:rPr>
+        <w:t>Kej. 10:6–7</w:t>
+      </w:r>
       <w:r>
         <w:rPr>
           <w:lang w:val="id_ID" w:bidi="id_ID"/>
         </w:rPr>
         <w:t xml:space="preserve">) terletak di selatan Katarak kedua Sungai Nil (bdk. </w:t>
       </w:r>
-      <w:hyperlink r:id="rId269">
-        <w:r>
-          <w:rPr>
-            <w:lang w:val="id_ID" w:bidi="id_ID"/>
-          </w:rPr>
-          <w:rPr>
-            <w:color w:val="0000EE"/>
-            <w:u w:val="single"/>
-          </w:rPr>
-          <w:t>Yes. 18:1</w:t>
-        </w:r>
-      </w:hyperlink>
+      <w:r>
+        <w:rPr>
+          <w:lang w:val="id_ID" w:bidi="id_ID"/>
+        </w:rPr>
+        <w:t>Yes. 18:1</w:t>
+      </w:r>
       <w:r>
         <w:rPr>
           <w:lang w:val="id_ID" w:bidi="id_ID"/>
         </w:rPr>
         <w:t xml:space="preserve">) dan sering dikaitkan dengan Mesir, tetangganya di utara. • Keluarnya Israel dari Mesir dibandingkan dengan dua migrasi kuno lainnya: orang Filistin dari Kreta (lihat juga </w:t>
       </w:r>
-      <w:hyperlink r:id="rId270">
-        <w:r>
-          <w:rPr>
-            <w:lang w:val="id_ID" w:bidi="id_ID"/>
-          </w:rPr>
-          <w:rPr>
-            <w:color w:val="0000EE"/>
-            <w:u w:val="single"/>
-          </w:rPr>
-          <w:t>Yer. 47:4</w:t>
-        </w:r>
-      </w:hyperlink>
+      <w:r>
+        <w:rPr>
+          <w:lang w:val="id_ID" w:bidi="id_ID"/>
+        </w:rPr>
+        <w:t>Yer. 47:4</w:t>
+      </w:r>
       <w:r>
         <w:rPr>
           <w:lang w:val="id_ID" w:bidi="id_ID"/>
         </w:rPr>
         <w:t xml:space="preserve">) dan orang Aram dari Kir (bdk. </w:t>
       </w:r>
-      <w:hyperlink r:id="rId271">
-        <w:r>
-          <w:rPr>
-            <w:lang w:val="id_ID" w:bidi="id_ID"/>
-          </w:rPr>
-          <w:rPr>
-            <w:color w:val="0000EE"/>
-            <w:u w:val="single"/>
-          </w:rPr>
-          <w:t>Amos 1:5</w:t>
-        </w:r>
-      </w:hyperlink>
+      <w:r>
+        <w:rPr>
+          <w:lang w:val="id_ID" w:bidi="id_ID"/>
+        </w:rPr>
+        <w:t>Amos 1:5</w:t>
+      </w:r>
       <w:r>
         <w:rPr>
           <w:lang w:val="id_ID" w:bidi="id_ID"/>
         </w:rPr>
         <w:t xml:space="preserve">; </w:t>
       </w:r>
-      <w:hyperlink r:id="rId37">
-        <w:r>
-          <w:rPr>
-            <w:lang w:val="id_ID" w:bidi="id_ID"/>
-          </w:rPr>
-          <w:rPr>
-            <w:color w:val="0000EE"/>
-            <w:u w:val="single"/>
-          </w:rPr>
-          <w:t>2Raj. 16:9</w:t>
-        </w:r>
-      </w:hyperlink>
+      <w:r>
+        <w:rPr>
+          <w:lang w:val="id_ID" w:bidi="id_ID"/>
+        </w:rPr>
+        <w:t>2Raj. 16:9</w:t>
+      </w:r>
       <w:r>
         <w:rPr>
           <w:lang w:val="id_ID" w:bidi="id_ID"/>
@@ -13331,36 +11315,24 @@
         </w:rPr>
         <w:t xml:space="preserve">Amos menggambarkan bahwa ibadah yang benar kepada Allah adalah yang berpusat di Bait Suci Yerusalem, dengan keturunan Daud memerintah atas kerajaan yang bersatu, yakni Israel dan Yehuda (bdk. </w:t>
       </w:r>
-      <w:hyperlink r:id="rId272">
-        <w:r>
-          <w:rPr>
-            <w:lang w:val="id_ID" w:bidi="id_ID"/>
-          </w:rPr>
-          <w:rPr>
-            <w:color w:val="0000EE"/>
-            <w:u w:val="single"/>
-          </w:rPr>
-          <w:t>Yes. 9:6–7</w:t>
-        </w:r>
-      </w:hyperlink>
+      <w:r>
+        <w:rPr>
+          <w:lang w:val="id_ID" w:bidi="id_ID"/>
+        </w:rPr>
+        <w:t>Yes. 9:6–7</w:t>
+      </w:r>
       <w:r>
         <w:rPr>
           <w:lang w:val="id_ID" w:bidi="id_ID"/>
         </w:rPr>
         <w:t xml:space="preserve">; </w:t>
       </w:r>
-      <w:hyperlink r:id="rId273">
-        <w:r>
-          <w:rPr>
-            <w:lang w:val="id_ID" w:bidi="id_ID"/>
-          </w:rPr>
-          <w:rPr>
-            <w:color w:val="0000EE"/>
-            <w:u w:val="single"/>
-          </w:rPr>
-          <w:t>11:1–5</w:t>
-        </w:r>
-      </w:hyperlink>
+      <w:r>
+        <w:rPr>
+          <w:lang w:val="id_ID" w:bidi="id_ID"/>
+        </w:rPr>
+        <w:t>11:1–5</w:t>
+      </w:r>
       <w:r>
         <w:rPr>
           <w:lang w:val="id_ID" w:bidi="id_ID"/>
@@ -13415,72 +11387,48 @@
         </w:rPr>
         <w:t>Seperti yang sering dilakukan oleh para nabi, Amos menutup daftar panjang penghakimannya dengan pesan harapan dan pemulihan. Meskipun Yerusalem dan baitnya akan dihancurkan, raja-raja dari garis keturunan Daud akan terputus (</w:t>
       </w:r>
-      <w:hyperlink r:id="rId274">
-        <w:r>
-          <w:rPr>
-            <w:lang w:val="id_ID" w:bidi="id_ID"/>
-          </w:rPr>
-          <w:rPr>
-            <w:color w:val="0000EE"/>
-            <w:u w:val="single"/>
-          </w:rPr>
-          <w:t>Mzm. 89:38–51</w:t>
-        </w:r>
-      </w:hyperlink>
+      <w:r>
+        <w:rPr>
+          <w:lang w:val="id_ID" w:bidi="id_ID"/>
+        </w:rPr>
+        <w:t>Mzm. 89:38–51</w:t>
+      </w:r>
       <w:r>
         <w:rPr>
           <w:lang w:val="id_ID" w:bidi="id_ID"/>
         </w:rPr>
         <w:t xml:space="preserve">), dan rakyatnya akan dibawa ke dalam penawanan, Allah akan memulihkan sisa Israel (lihat juga </w:t>
       </w:r>
-      <w:hyperlink r:id="rId275">
-        <w:r>
-          <w:rPr>
-            <w:lang w:val="id_ID" w:bidi="id_ID"/>
-          </w:rPr>
-          <w:rPr>
-            <w:color w:val="0000EE"/>
-            <w:u w:val="single"/>
-          </w:rPr>
-          <w:t>Yes. 2:2–4</w:t>
-        </w:r>
-      </w:hyperlink>
+      <w:r>
+        <w:rPr>
+          <w:lang w:val="id_ID" w:bidi="id_ID"/>
+        </w:rPr>
+        <w:t>Yes. 2:2–4</w:t>
+      </w:r>
       <w:r>
         <w:rPr>
           <w:lang w:val="id_ID" w:bidi="id_ID"/>
         </w:rPr>
         <w:t xml:space="preserve">; </w:t>
       </w:r>
-      <w:hyperlink r:id="rId276">
-        <w:r>
-          <w:rPr>
-            <w:lang w:val="id_ID" w:bidi="id_ID"/>
-          </w:rPr>
-          <w:rPr>
-            <w:color w:val="0000EE"/>
-            <w:u w:val="single"/>
-          </w:rPr>
-          <w:t>4:2</w:t>
-        </w:r>
-      </w:hyperlink>
+      <w:r>
+        <w:rPr>
+          <w:lang w:val="id_ID" w:bidi="id_ID"/>
+        </w:rPr>
+        <w:t>4:2</w:t>
+      </w:r>
       <w:r>
         <w:rPr>
           <w:lang w:val="id_ID" w:bidi="id_ID"/>
         </w:rPr>
         <w:t xml:space="preserve">; </w:t>
       </w:r>
-      <w:hyperlink r:id="rId273">
-        <w:r>
-          <w:rPr>
-            <w:lang w:val="id_ID" w:bidi="id_ID"/>
-          </w:rPr>
-          <w:rPr>
-            <w:color w:val="0000EE"/>
-            <w:u w:val="single"/>
-          </w:rPr>
-          <w:t>11:1–5</w:t>
-        </w:r>
-      </w:hyperlink>
+      <w:r>
+        <w:rPr>
+          <w:lang w:val="id_ID" w:bidi="id_ID"/>
+        </w:rPr>
+        <w:t>11:1–5</w:t>
+      </w:r>
       <w:r>
         <w:rPr>
           <w:lang w:val="id_ID" w:bidi="id_ID"/>
@@ -13535,72 +11483,48 @@
         </w:rPr>
         <w:t xml:space="preserve">Edom (lihat Am. </w:t>
       </w:r>
-      <w:hyperlink r:id="rId277">
-        <w:r>
-          <w:rPr>
-            <w:lang w:val="id_ID" w:bidi="id_ID"/>
-          </w:rPr>
-          <w:rPr>
-            <w:color w:val="0000EE"/>
-            <w:u w:val="single"/>
-          </w:rPr>
-          <w:t>1:11</w:t>
-        </w:r>
-      </w:hyperlink>
+      <w:r>
+        <w:rPr>
+          <w:lang w:val="id_ID" w:bidi="id_ID"/>
+        </w:rPr>
+        <w:t>1:11</w:t>
+      </w:r>
       <w:r>
         <w:rPr>
           <w:lang w:val="id_ID" w:bidi="id_ID"/>
         </w:rPr>
         <w:t xml:space="preserve">) melambangkan musuh-musuh Allah dan Israel (lihat </w:t>
       </w:r>
-      <w:hyperlink r:id="rId278">
-        <w:r>
-          <w:rPr>
-            <w:lang w:val="id_ID" w:bidi="id_ID"/>
-          </w:rPr>
-          <w:rPr>
-            <w:color w:val="0000EE"/>
-            <w:u w:val="single"/>
-          </w:rPr>
-          <w:t>Yes. 34:5–6</w:t>
-        </w:r>
-      </w:hyperlink>
+      <w:r>
+        <w:rPr>
+          <w:lang w:val="id_ID" w:bidi="id_ID"/>
+        </w:rPr>
+        <w:t>Yes. 34:5–6</w:t>
+      </w:r>
       <w:r>
         <w:rPr>
           <w:lang w:val="id_ID" w:bidi="id_ID"/>
         </w:rPr>
         <w:t xml:space="preserve">, </w:t>
       </w:r>
-      <w:hyperlink r:id="rId279">
-        <w:r>
-          <w:rPr>
-            <w:lang w:val="id_ID" w:bidi="id_ID"/>
-          </w:rPr>
-          <w:rPr>
-            <w:color w:val="0000EE"/>
-            <w:u w:val="single"/>
-          </w:rPr>
-          <w:t>11</w:t>
-        </w:r>
-      </w:hyperlink>
+      <w:r>
+        <w:rPr>
+          <w:lang w:val="id_ID" w:bidi="id_ID"/>
+        </w:rPr>
+        <w:t>11</w:t>
+      </w:r>
       <w:r>
         <w:rPr>
           <w:lang w:val="id_ID" w:bidi="id_ID"/>
         </w:rPr>
         <w:t xml:space="preserve">; </w:t>
       </w:r>
-      <w:hyperlink r:id="rId280">
-        <w:r>
-          <w:rPr>
-            <w:lang w:val="id_ID" w:bidi="id_ID"/>
-          </w:rPr>
-          <w:rPr>
-            <w:color w:val="0000EE"/>
-            <w:u w:val="single"/>
-          </w:rPr>
-          <w:t>63:1</w:t>
-        </w:r>
-      </w:hyperlink>
+      <w:r>
+        <w:rPr>
+          <w:lang w:val="id_ID" w:bidi="id_ID"/>
+        </w:rPr>
+        <w:t>63:1</w:t>
+      </w:r>
       <w:r>
         <w:rPr>
           <w:lang w:val="id_ID" w:bidi="id_ID"/>
@@ -13619,54 +11543,36 @@
         </w:rPr>
         <w:t xml:space="preserve"> Allah berjanji kepada Abraham bahwa dia akan menjadi berkat bagi semua bangsa di bumi (</w:t>
       </w:r>
-      <w:hyperlink r:id="rId281">
-        <w:r>
-          <w:rPr>
-            <w:lang w:val="id_ID" w:bidi="id_ID"/>
-          </w:rPr>
-          <w:rPr>
-            <w:color w:val="0000EE"/>
-            <w:u w:val="single"/>
-          </w:rPr>
-          <w:t>Kej. 12:2–3</w:t>
-        </w:r>
-      </w:hyperlink>
+      <w:r>
+        <w:rPr>
+          <w:lang w:val="id_ID" w:bidi="id_ID"/>
+        </w:rPr>
+        <w:t>Kej. 12:2–3</w:t>
+      </w:r>
       <w:r>
         <w:rPr>
           <w:lang w:val="id_ID" w:bidi="id_ID"/>
         </w:rPr>
         <w:t>). Kerajaan Allah akan merangkul orang-orang buangan dan orang asing yang sebelumnya dikecualikan (</w:t>
       </w:r>
-      <w:hyperlink r:id="rId282">
-        <w:r>
-          <w:rPr>
-            <w:lang w:val="id_ID" w:bidi="id_ID"/>
-          </w:rPr>
-          <w:rPr>
-            <w:color w:val="0000EE"/>
-            <w:u w:val="single"/>
-          </w:rPr>
-          <w:t>Yes. 56</w:t>
-        </w:r>
-      </w:hyperlink>
+      <w:r>
+        <w:rPr>
+          <w:lang w:val="id_ID" w:bidi="id_ID"/>
+        </w:rPr>
+        <w:t>Yes. 56</w:t>
+      </w:r>
       <w:r>
         <w:rPr>
           <w:lang w:val="id_ID" w:bidi="id_ID"/>
         </w:rPr>
         <w:t xml:space="preserve">; lihat </w:t>
       </w:r>
-      <w:hyperlink r:id="rId283">
-        <w:r>
-          <w:rPr>
-            <w:lang w:val="id_ID" w:bidi="id_ID"/>
-          </w:rPr>
-          <w:rPr>
-            <w:color w:val="0000EE"/>
-            <w:u w:val="single"/>
-          </w:rPr>
-          <w:t>Kis. 8:27–39</w:t>
-        </w:r>
-      </w:hyperlink>
+      <w:r>
+        <w:rPr>
+          <w:lang w:val="id_ID" w:bidi="id_ID"/>
+        </w:rPr>
+        <w:t>Kis. 8:27–39</w:t>
+      </w:r>
       <w:r>
         <w:rPr>
           <w:lang w:val="id_ID" w:bidi="id_ID"/>
@@ -13769,18 +11675,12 @@
         </w:rPr>
         <w:t>Di masa depan, keharmonisan alam yang hilang di Eden (</w:t>
       </w:r>
-      <w:hyperlink r:id="rId284">
-        <w:r>
-          <w:rPr>
-            <w:lang w:val="id_ID" w:bidi="id_ID"/>
-          </w:rPr>
-          <w:rPr>
-            <w:color w:val="0000EE"/>
-            <w:u w:val="single"/>
-          </w:rPr>
-          <w:t>Kej. 3</w:t>
-        </w:r>
-      </w:hyperlink>
+      <w:r>
+        <w:rPr>
+          <w:lang w:val="id_ID" w:bidi="id_ID"/>
+        </w:rPr>
+        <w:t>Kej. 3</w:t>
+      </w:r>
       <w:r>
         <w:rPr>
           <w:lang w:val="id_ID" w:bidi="id_ID"/>
@@ -13835,48 +11735,30 @@
         </w:rPr>
         <w:t>Allah berjanji untuk tidak sepenuhnya menghancurkan umat-Nya (</w:t>
       </w:r>
-      <w:hyperlink r:id="rId71">
-        <w:r>
-          <w:rPr>
-            <w:lang w:val="id_ID" w:bidi="id_ID"/>
-          </w:rPr>
-          <w:rPr>
-            <w:color w:val="0000EE"/>
-            <w:u w:val="single"/>
-          </w:rPr>
-          <w:t xml:space="preserve">Am. </w:t>
-        </w:r>
-      </w:hyperlink>
-      <w:hyperlink r:id="rId285">
-        <w:r>
-          <w:rPr>
-            <w:lang w:val="id_ID" w:bidi="id_ID"/>
-          </w:rPr>
-          <w:rPr>
-            <w:color w:val="0000EE"/>
-            <w:u w:val="single"/>
-          </w:rPr>
-          <w:t>9:8</w:t>
-        </w:r>
-      </w:hyperlink>
+      <w:r>
+        <w:rPr>
+          <w:lang w:val="id_ID" w:bidi="id_ID"/>
+        </w:rPr>
+        <w:t xml:space="preserve">Am. </w:t>
+      </w:r>
+      <w:r>
+        <w:rPr>
+          <w:lang w:val="id_ID" w:bidi="id_ID"/>
+        </w:rPr>
+        <w:t>9:8</w:t>
+      </w:r>
       <w:r>
         <w:rPr>
           <w:lang w:val="id_ID" w:bidi="id_ID"/>
         </w:rPr>
         <w:t xml:space="preserve">), tetapi akan membawa kembali sisa Israel yang selamat ke tanah tersebut (lihat </w:t>
       </w:r>
-      <w:hyperlink r:id="rId286">
-        <w:r>
-          <w:rPr>
-            <w:lang w:val="id_ID" w:bidi="id_ID"/>
-          </w:rPr>
-          <w:rPr>
-            <w:color w:val="0000EE"/>
-            <w:u w:val="single"/>
-          </w:rPr>
-          <w:t>Hos. 2:23</w:t>
-        </w:r>
-      </w:hyperlink>
+      <w:r>
+        <w:rPr>
+          <w:lang w:val="id_ID" w:bidi="id_ID"/>
+        </w:rPr>
+        <w:t>Hos. 2:23</w:t>
+      </w:r>
       <w:r>
         <w:rPr>
           <w:lang w:val="id_ID" w:bidi="id_ID"/>
